--- a/URK24CS6009 BALAJI E.docx
+++ b/URK24CS6009 BALAJI E.docx
@@ -1,15 +1,18 @@
 
 <file path=word/document.xml><?xml version="1.0" encoding="utf-8"?>
-<w:document xmlns:mc="http://schemas.openxmlformats.org/markup-compatibility/2006" xmlns:ve="http://schemas.openxmlformats.org/markup-compatibility/2006" xmlns:o="urn:schemas-microsoft-com:office:office" xmlns:r="http://schemas.openxmlformats.org/officeDocument/2006/relationships" xmlns:m="http://schemas.openxmlformats.org/officeDocument/2006/math" xmlns:v="urn:schemas-microsoft-com:vml" xmlns:wp="http://schemas.openxmlformats.org/drawingml/2006/wordprocessingDrawing" xmlns:w10="urn:schemas-microsoft-com:office:word" xmlns:w="http://schemas.openxmlformats.org/wordprocessingml/2006/main" xmlns:wne="http://schemas.microsoft.com/office/word/2006/wordml" xmlns:a="http://schemas.openxmlformats.org/drawingml/2006/main" xmlns:pic="http://schemas.openxmlformats.org/drawingml/2006/picture" xmlns:wpg="http://schemas.microsoft.com/office/word/2010/wordprocessingGroup" xmlns:wps="http://schemas.microsoft.com/office/word/2010/wordprocessingShape" xmlns:w14="http://schemas.microsoft.com/office/word/2010/wordml" mc:Ignorable="w14" xml:space="preserve">
+<w:document xmlns:wpc="http://schemas.microsoft.com/office/word/2010/wordprocessingCanvas" xmlns:mc="http://schemas.openxmlformats.org/markup-compatibility/2006" xmlns:o="urn:schemas-microsoft-com:office:office" xmlns:r="http://schemas.openxmlformats.org/officeDocument/2006/relationships" xmlns:m="http://schemas.openxmlformats.org/officeDocument/2006/math" xmlns:v="urn:schemas-microsoft-com:vml" xmlns:wp14="http://schemas.microsoft.com/office/word/2010/wordprocessingDrawing" xmlns:wp="http://schemas.openxmlformats.org/drawingml/2006/wordprocessingDrawing" xmlns:w10="urn:schemas-microsoft-com:office:word" xmlns:w="http://schemas.openxmlformats.org/wordprocessingml/2006/main" xmlns:w14="http://schemas.microsoft.com/office/word/2010/wordml" xmlns:w15="http://schemas.microsoft.com/office/word/2012/wordml" xmlns:wpg="http://schemas.microsoft.com/office/word/2010/wordprocessingGroup" xmlns:wpi="http://schemas.microsoft.com/office/word/2010/wordprocessingInk" xmlns:wne="http://schemas.microsoft.com/office/word/2006/wordml" xmlns:wps="http://schemas.microsoft.com/office/word/2010/wordprocessingShape" mc:Ignorable="w14 w15 wp14">
   <w:body>
     <w:p>
       <w:pPr>
         <w:pStyle w:val="Title"/>
       </w:pPr>
       <w:r>
-        <w:rPr/>
+        <w:rPr>
+          <w:noProof/>
+          <w:lang w:val="en-IN" w:eastAsia="en-IN"/>
+        </w:rPr>
         <w:drawing>
-          <wp:anchor distT="0" distB="0" distL="0" distR="0" allowOverlap="1" layoutInCell="1" locked="0" behindDoc="0" simplePos="0" relativeHeight="15732224">
+          <wp:anchor distT="0" distB="0" distL="0" distR="0" simplePos="0" relativeHeight="15732224" behindDoc="0" locked="0" layoutInCell="1" allowOverlap="1">
             <wp:simplePos x="0" y="0"/>
             <wp:positionH relativeFrom="page">
               <wp:posOffset>559467</wp:posOffset>
@@ -22,17 +25,17 @@
             <wp:wrapNone/>
             <wp:docPr id="1" name="Image 1"/>
             <wp:cNvGraphicFramePr>
-              <a:graphicFrameLocks/>
+              <a:graphicFrameLocks xmlns:a="http://schemas.openxmlformats.org/drawingml/2006/main"/>
             </wp:cNvGraphicFramePr>
-            <a:graphic>
+            <a:graphic xmlns:a="http://schemas.openxmlformats.org/drawingml/2006/main">
               <a:graphicData uri="http://schemas.openxmlformats.org/drawingml/2006/picture">
-                <pic:pic>
+                <pic:pic xmlns:pic="http://schemas.openxmlformats.org/drawingml/2006/picture">
                   <pic:nvPicPr>
                     <pic:cNvPr id="1" name="Image 1"/>
                     <pic:cNvPicPr/>
                   </pic:nvPicPr>
                   <pic:blipFill>
-                    <a:blip r:embed="rId5" cstate="print"/>
+                    <a:blip r:embed="rId4" cstate="print"/>
                     <a:stretch>
                       <a:fillRect/>
                     </a:stretch>
@@ -63,7 +66,7 @@
           <w:spacing w:val="57"/>
           <w:w w:val="150"/>
         </w:rPr>
-        <w:t> </w:t>
+        <w:t xml:space="preserve"> </w:t>
       </w:r>
       <w:r>
         <w:rPr>
@@ -76,7 +79,7 @@
     <w:p>
       <w:pPr>
         <w:spacing w:before="217"/>
-        <w:ind w:left="0" w:right="2321" w:firstLine="0"/>
+        <w:ind w:right="2321"/>
         <w:jc w:val="center"/>
         <w:rPr>
           <w:rFonts w:ascii="Trebuchet MS"/>
@@ -86,10 +89,12 @@
       <w:r>
         <w:rPr>
           <w:rFonts w:ascii="Trebuchet MS"/>
+          <w:noProof/>
           <w:sz w:val="21"/>
+          <w:lang w:val="en-IN" w:eastAsia="en-IN"/>
         </w:rPr>
         <w:drawing>
-          <wp:anchor distT="0" distB="0" distL="0" distR="0" allowOverlap="1" layoutInCell="1" locked="0" behindDoc="0" simplePos="0" relativeHeight="15731712">
+          <wp:anchor distT="0" distB="0" distL="0" distR="0" simplePos="0" relativeHeight="15731712" behindDoc="0" locked="0" layoutInCell="1" allowOverlap="1">
             <wp:simplePos x="0" y="0"/>
             <wp:positionH relativeFrom="page">
               <wp:posOffset>2571527</wp:posOffset>
@@ -102,17 +107,17 @@
             <wp:wrapNone/>
             <wp:docPr id="2" name="Image 2"/>
             <wp:cNvGraphicFramePr>
-              <a:graphicFrameLocks/>
+              <a:graphicFrameLocks xmlns:a="http://schemas.openxmlformats.org/drawingml/2006/main"/>
             </wp:cNvGraphicFramePr>
-            <a:graphic>
+            <a:graphic xmlns:a="http://schemas.openxmlformats.org/drawingml/2006/main">
               <a:graphicData uri="http://schemas.openxmlformats.org/drawingml/2006/picture">
-                <pic:pic>
+                <pic:pic xmlns:pic="http://schemas.openxmlformats.org/drawingml/2006/picture">
                   <pic:nvPicPr>
                     <pic:cNvPr id="2" name="Image 2"/>
                     <pic:cNvPicPr/>
                   </pic:nvPicPr>
                   <pic:blipFill>
-                    <a:blip r:embed="rId6" cstate="print"/>
+                    <a:blip r:embed="rId5" cstate="print"/>
                     <a:stretch>
                       <a:fillRect/>
                     </a:stretch>
@@ -147,7 +152,7 @@
           <w:w w:val="90"/>
           <w:sz w:val="21"/>
         </w:rPr>
-        <w:t> </w:t>
+        <w:t xml:space="preserve"> </w:t>
       </w:r>
       <w:r>
         <w:rPr>
@@ -171,9 +176,7 @@
     </w:p>
     <w:p>
       <w:pPr>
-        <w:spacing w:before="0"/>
-        <w:ind w:left="3483" w:right="0" w:firstLine="0"/>
-        <w:jc w:val="left"/>
+        <w:ind w:left="3483"/>
         <w:rPr>
           <w:rFonts w:ascii="Trebuchet MS"/>
           <w:sz w:val="21"/>
@@ -182,10 +185,12 @@
       <w:r>
         <w:rPr>
           <w:rFonts w:ascii="Trebuchet MS"/>
+          <w:noProof/>
           <w:sz w:val="21"/>
+          <w:lang w:val="en-IN" w:eastAsia="en-IN"/>
         </w:rPr>
         <w:drawing>
-          <wp:anchor distT="0" distB="0" distL="0" distR="0" allowOverlap="1" layoutInCell="1" locked="0" behindDoc="0" simplePos="0" relativeHeight="15731200">
+          <wp:anchor distT="0" distB="0" distL="0" distR="0" simplePos="0" relativeHeight="15731200" behindDoc="0" locked="0" layoutInCell="1" allowOverlap="1">
             <wp:simplePos x="0" y="0"/>
             <wp:positionH relativeFrom="page">
               <wp:posOffset>2517949</wp:posOffset>
@@ -198,17 +203,17 @@
             <wp:wrapNone/>
             <wp:docPr id="3" name="Image 3"/>
             <wp:cNvGraphicFramePr>
-              <a:graphicFrameLocks/>
+              <a:graphicFrameLocks xmlns:a="http://schemas.openxmlformats.org/drawingml/2006/main"/>
             </wp:cNvGraphicFramePr>
-            <a:graphic>
+            <a:graphic xmlns:a="http://schemas.openxmlformats.org/drawingml/2006/main">
               <a:graphicData uri="http://schemas.openxmlformats.org/drawingml/2006/picture">
-                <pic:pic>
+                <pic:pic xmlns:pic="http://schemas.openxmlformats.org/drawingml/2006/picture">
                   <pic:nvPicPr>
                     <pic:cNvPr id="3" name="Image 3"/>
                     <pic:cNvPicPr/>
                   </pic:nvPicPr>
                   <pic:blipFill>
-                    <a:blip r:embed="rId7" cstate="print"/>
+                    <a:blip r:embed="rId6" cstate="print"/>
                     <a:stretch>
                       <a:fillRect/>
                     </a:stretch>
@@ -228,7 +233,7 @@
           </wp:anchor>
         </w:drawing>
       </w:r>
-      <w:hyperlink r:id="rId8">
+      <w:hyperlink r:id="rId7">
         <w:r>
           <w:rPr>
             <w:rFonts w:ascii="Trebuchet MS"/>
@@ -252,7 +257,6 @@
     <w:p>
       <w:pPr>
         <w:pStyle w:val="BodyText"/>
-        <w:spacing w:after="0"/>
         <w:rPr>
           <w:rFonts w:ascii="Trebuchet MS"/>
           <w:sz w:val="20"/>
@@ -260,15 +264,15 @@
         <w:sectPr>
           <w:type w:val="continuous"/>
           <w:pgSz w:w="11910" w:h="16850"/>
-          <w:pgMar w:top="380" w:bottom="0" w:left="992" w:right="141"/>
+          <w:pgMar w:top="380" w:right="141" w:bottom="0" w:left="992" w:header="720" w:footer="720" w:gutter="0"/>
+          <w:cols w:space="720"/>
         </w:sectPr>
       </w:pPr>
     </w:p>
     <w:p>
       <w:pPr>
         <w:spacing w:before="102"/>
-        <w:ind w:left="3454" w:right="0" w:firstLine="0"/>
-        <w:jc w:val="left"/>
+        <w:ind w:left="3454"/>
         <w:rPr>
           <w:rFonts w:ascii="Trebuchet MS"/>
           <w:sz w:val="21"/>
@@ -277,12 +281,15 @@
       <w:r>
         <w:rPr>
           <w:rFonts w:ascii="Trebuchet MS"/>
+          <w:noProof/>
           <w:sz w:val="21"/>
-        </w:rPr>
+          <w:lang w:val="en-IN" w:eastAsia="en-IN"/>
+        </w:rPr>
+        <w:lastRenderedPageBreak/>
         <mc:AlternateContent>
           <mc:Choice Requires="wps">
             <w:drawing>
-              <wp:anchor distT="0" distB="0" distL="0" distR="0" allowOverlap="1" layoutInCell="1" locked="0" behindDoc="0" simplePos="0" relativeHeight="15735296">
+              <wp:anchor distT="0" distB="0" distL="0" distR="0" simplePos="0" relativeHeight="15735296" behindDoc="0" locked="0" layoutInCell="1" allowOverlap="1">
                 <wp:simplePos x="0" y="0"/>
                 <wp:positionH relativeFrom="page">
                   <wp:posOffset>2481034</wp:posOffset>
@@ -295,13 +302,14 @@
                 <wp:wrapNone/>
                 <wp:docPr id="4" name="Graphic 4"/>
                 <wp:cNvGraphicFramePr>
-                  <a:graphicFrameLocks/>
+                  <a:graphicFrameLocks xmlns:a="http://schemas.openxmlformats.org/drawingml/2006/main"/>
                 </wp:cNvGraphicFramePr>
-                <a:graphic>
+                <a:graphic xmlns:a="http://schemas.openxmlformats.org/drawingml/2006/main">
                   <a:graphicData uri="http://schemas.microsoft.com/office/word/2010/wordprocessingShape">
                     <wps:wsp>
-                      <wps:cNvPr id="4" name="Graphic 4"/>
-                      <wps:cNvSpPr/>
+                      <wps:cNvSpPr>
+                        <a:spLocks/>
+                      </wps:cNvSpPr>
                       <wps:spPr>
                         <a:xfrm>
                           <a:off x="0" y="0"/>
@@ -373,10 +381,9 @@
           </mc:Choice>
           <mc:Fallback>
             <w:pict>
-              <v:shape style="position:absolute;margin-left:195.357086pt;margin-top:.537881pt;width:20.25pt;height:17.25pt;mso-position-horizontal-relative:page;mso-position-vertical-relative:paragraph;z-index:15735296" id="docshape1" coordorigin="3907,11" coordsize="405,345" path="m4251,356l4150,356,4150,234,4069,234,4069,356,3968,356,3968,193,3907,193,4110,11,4312,193,4251,193,4251,356xe" filled="true" fillcolor="#000000" stroked="false">
+              <v:shape w14:anchorId="1B15641D" id="Graphic 4" o:spid="_x0000_s1026" style="position:absolute;margin-left:195.35pt;margin-top:.55pt;width:20.25pt;height:17.25pt;z-index:15735296;visibility:visible;mso-wrap-style:square;mso-wrap-distance-left:0;mso-wrap-distance-top:0;mso-wrap-distance-right:0;mso-wrap-distance-bottom:0;mso-position-horizontal:absolute;mso-position-horizontal-relative:page;mso-position-vertical:absolute;mso-position-vertical-relative:text;v-text-anchor:top" coordsize="257175,219075" o:gfxdata="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" path="m218554,219074r-64280,l154274,141754r-51425,l102849,219074r-64281,l38568,115980,,115980,128561,,257123,115980r-38569,l218554,219074xe" fillcolor="black" stroked="f">
                 <v:path arrowok="t"/>
-                <v:fill type="solid"/>
-                <w10:wrap type="none"/>
+                <w10:wrap anchorx="page"/>
               </v:shape>
             </w:pict>
           </mc:Fallback>
@@ -395,8 +402,9 @@
           <w:spacing w:val="6"/>
           <w:sz w:val="21"/>
         </w:rPr>
-        <w:t> </w:t>
-      </w:r>
+        <w:t xml:space="preserve"> </w:t>
+      </w:r>
+      <w:proofErr w:type="spellStart"/>
       <w:r>
         <w:rPr>
           <w:rFonts w:ascii="Trebuchet MS"/>
@@ -404,13 +412,14 @@
         </w:rPr>
         <w:t>SV.Colony</w:t>
       </w:r>
+      <w:proofErr w:type="spellEnd"/>
       <w:r>
         <w:rPr>
           <w:rFonts w:ascii="Trebuchet MS"/>
           <w:spacing w:val="7"/>
           <w:sz w:val="21"/>
         </w:rPr>
-        <w:t> </w:t>
+        <w:t xml:space="preserve"> </w:t>
       </w:r>
       <w:r>
         <w:rPr>
@@ -425,7 +434,7 @@
           <w:spacing w:val="7"/>
           <w:sz w:val="21"/>
         </w:rPr>
-        <w:t> </w:t>
+        <w:t xml:space="preserve"> </w:t>
       </w:r>
       <w:r>
         <w:rPr>
@@ -440,7 +449,7 @@
           <w:spacing w:val="6"/>
           <w:sz w:val="21"/>
         </w:rPr>
-        <w:t> </w:t>
+        <w:t xml:space="preserve"> </w:t>
       </w:r>
       <w:r>
         <w:rPr>
@@ -455,7 +464,7 @@
           <w:spacing w:val="7"/>
           <w:sz w:val="21"/>
         </w:rPr>
-        <w:t> </w:t>
+        <w:t xml:space="preserve"> </w:t>
       </w:r>
       <w:r>
         <w:rPr>
@@ -470,7 +479,7 @@
           <w:spacing w:val="7"/>
           <w:sz w:val="21"/>
         </w:rPr>
-        <w:t> </w:t>
+        <w:t xml:space="preserve"> </w:t>
       </w:r>
       <w:r>
         <w:rPr>
@@ -493,9 +502,7 @@
     </w:p>
     <w:p>
       <w:pPr>
-        <w:spacing w:before="0"/>
-        <w:ind w:left="3396" w:right="0" w:firstLine="0"/>
-        <w:jc w:val="left"/>
+        <w:ind w:left="3396"/>
         <w:rPr>
           <w:rFonts w:ascii="Trebuchet MS"/>
           <w:sz w:val="16"/>
@@ -504,10 +511,12 @@
       <w:r>
         <w:rPr>
           <w:rFonts w:ascii="Trebuchet MS"/>
+          <w:noProof/>
           <w:sz w:val="16"/>
+          <w:lang w:val="en-IN" w:eastAsia="en-IN"/>
         </w:rPr>
         <w:drawing>
-          <wp:anchor distT="0" distB="0" distL="0" distR="0" allowOverlap="1" layoutInCell="1" locked="0" behindDoc="0" simplePos="0" relativeHeight="15735808">
+          <wp:anchor distT="0" distB="0" distL="0" distR="0" simplePos="0" relativeHeight="15735808" behindDoc="0" locked="0" layoutInCell="1" allowOverlap="1">
             <wp:simplePos x="0" y="0"/>
             <wp:positionH relativeFrom="page">
               <wp:posOffset>2511944</wp:posOffset>
@@ -520,17 +529,17 @@
             <wp:wrapNone/>
             <wp:docPr id="5" name="Image 5"/>
             <wp:cNvGraphicFramePr>
-              <a:graphicFrameLocks/>
+              <a:graphicFrameLocks xmlns:a="http://schemas.openxmlformats.org/drawingml/2006/main"/>
             </wp:cNvGraphicFramePr>
-            <a:graphic>
+            <a:graphic xmlns:a="http://schemas.openxmlformats.org/drawingml/2006/main">
               <a:graphicData uri="http://schemas.openxmlformats.org/drawingml/2006/picture">
-                <pic:pic>
+                <pic:pic xmlns:pic="http://schemas.openxmlformats.org/drawingml/2006/picture">
                   <pic:nvPicPr>
                     <pic:cNvPr id="5" name="Image 5"/>
                     <pic:cNvPicPr/>
                   </pic:nvPicPr>
                   <pic:blipFill>
-                    <a:blip r:embed="rId9" cstate="print"/>
+                    <a:blip r:embed="rId8" cstate="print"/>
                     <a:stretch>
                       <a:fillRect/>
                     </a:stretch>
@@ -562,15 +571,13 @@
     <w:p>
       <w:pPr>
         <w:spacing w:before="106"/>
-        <w:ind w:left="78" w:right="0" w:firstLine="0"/>
-        <w:jc w:val="left"/>
+        <w:ind w:left="78"/>
         <w:rPr>
           <w:rFonts w:ascii="Trebuchet MS"/>
           <w:sz w:val="21"/>
         </w:rPr>
       </w:pPr>
       <w:r>
-        <w:rPr/>
         <w:br w:type="column"/>
       </w:r>
       <w:r>
@@ -579,6 +586,7 @@
           <w:w w:val="110"/>
           <w:sz w:val="21"/>
         </w:rPr>
+        <w:lastRenderedPageBreak/>
         <w:t>TIRUPPUR</w:t>
       </w:r>
       <w:r>
@@ -588,7 +596,7 @@
           <w:w w:val="110"/>
           <w:sz w:val="21"/>
         </w:rPr>
-        <w:t> </w:t>
+        <w:t xml:space="preserve"> </w:t>
       </w:r>
       <w:r>
         <w:rPr>
@@ -602,8 +610,6 @@
     </w:p>
     <w:p>
       <w:pPr>
-        <w:spacing w:after="0"/>
-        <w:jc w:val="left"/>
         <w:rPr>
           <w:rFonts w:ascii="Trebuchet MS"/>
           <w:sz w:val="21"/>
@@ -611,8 +617,8 @@
         <w:sectPr>
           <w:type w:val="continuous"/>
           <w:pgSz w:w="11910" w:h="16850"/>
-          <w:pgMar w:top="380" w:bottom="0" w:left="992" w:right="141"/>
-          <w:cols w:num="2" w:equalWidth="0">
+          <w:pgMar w:top="380" w:right="141" w:bottom="0" w:left="992" w:header="720" w:footer="720" w:gutter="0"/>
+          <w:cols w:num="2" w:space="720" w:equalWidth="0">
             <w:col w:w="7358" w:space="40"/>
             <w:col w:w="3379"/>
           </w:cols>
@@ -665,27 +671,31 @@
       <w:r>
         <w:rPr>
           <w:rFonts w:ascii="Trebuchet MS"/>
+          <w:noProof/>
           <w:sz w:val="2"/>
+          <w:lang w:val="en-IN" w:eastAsia="en-IN"/>
         </w:rPr>
         <mc:AlternateContent>
-          <mc:Choice Requires="wps">
+          <mc:Choice Requires="wpg">
             <w:drawing>
               <wp:inline distT="0" distB="0" distL="0" distR="0">
                 <wp:extent cx="6235065" cy="9525"/>
                 <wp:effectExtent l="9525" t="0" r="3810" b="0"/>
                 <wp:docPr id="6" name="Group 6"/>
                 <wp:cNvGraphicFramePr>
-                  <a:graphicFrameLocks/>
+                  <a:graphicFrameLocks xmlns:a="http://schemas.openxmlformats.org/drawingml/2006/main"/>
                 </wp:cNvGraphicFramePr>
-                <a:graphic>
+                <a:graphic xmlns:a="http://schemas.openxmlformats.org/drawingml/2006/main">
                   <a:graphicData uri="http://schemas.microsoft.com/office/word/2010/wordprocessingGroup">
                     <wpg:wgp>
-                      <wpg:cNvPr id="6" name="Group 6"/>
-                      <wpg:cNvGrpSpPr/>
+                      <wpg:cNvGrpSpPr>
+                        <a:grpSpLocks/>
+                      </wpg:cNvGrpSpPr>
                       <wpg:grpSpPr>
                         <a:xfrm>
                           <a:off x="0" y="0"/>
                           <a:ext cx="6235065" cy="9525"/>
+                          <a:chOff x="0" y="0"/>
                           <a:chExt cx="6235065" cy="9525"/>
                         </a:xfrm>
                       </wpg:grpSpPr>
@@ -704,7 +714,7 @@
                             <a:cxnLst/>
                             <a:rect l="l" t="t" r="r" b="b"/>
                             <a:pathLst>
-                              <a:path w="6235065" h="0">
+                              <a:path w="6235065">
                                 <a:moveTo>
                                   <a:pt x="6235007" y="0"/>
                                 </a:moveTo>
@@ -736,531 +746,475 @@
           </mc:Choice>
           <mc:Fallback>
             <w:pict>
-              <v:group style="width:490.95pt;height:.75pt;mso-position-horizontal-relative:char;mso-position-vertical-relative:line" id="docshapegroup2" coordorigin="0,0" coordsize="9819,15">
-                <v:line style="position:absolute" from="9819,7" to="0,7" stroked="true" strokeweight=".75pt" strokecolor="#000000">
-                  <v:stroke dashstyle="solid"/>
-                </v:line>
+              <v:group w14:anchorId="323A0344" id="Group 6" o:spid="_x0000_s1026" style="width:490.95pt;height:.75pt;mso-position-horizontal-relative:char;mso-position-vertical-relative:line" coordsize="62350,95" o:gfxdata="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">
+                <v:shape id="Graphic 7" o:spid="_x0000_s1027" style="position:absolute;top:47;width:62350;height:13;visibility:visible;mso-wrap-style:square;v-text-anchor:top" coordsize="6235065,1270" o:gfxdata="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" path="m6235007,l,e" filled="f" strokeweight=".26456mm">
+                  <v:path arrowok="t"/>
+                </v:shape>
+                <w10:anchorlock/>
               </v:group>
             </w:pict>
           </mc:Fallback>
         </mc:AlternateContent>
       </w:r>
-      <w:r>
-        <w:rPr>
-          <w:rFonts w:ascii="Trebuchet MS"/>
-          <w:sz w:val="2"/>
-        </w:rPr>
-      </w:r>
     </w:p>
     <w:p>
       <w:pPr>
         <w:pStyle w:val="BodyText"/>
-        <w:spacing w:line="348" w:lineRule="auto" w:before="111"/>
+        <w:spacing w:before="111" w:line="348" w:lineRule="auto"/>
         <w:ind w:left="192" w:right="260"/>
         <w:jc w:val="both"/>
       </w:pPr>
       <w:r>
-        <w:rPr/>
         <w:t>Result-oriented</w:t>
       </w:r>
       <w:r>
         <w:rPr>
           <w:spacing w:val="40"/>
         </w:rPr>
-        <w:t> </w:t>
-      </w:r>
-      <w:r>
-        <w:rPr/>
+        <w:t xml:space="preserve"> </w:t>
+      </w:r>
+      <w:r>
         <w:t>Computer</w:t>
       </w:r>
       <w:r>
         <w:rPr>
           <w:spacing w:val="-2"/>
         </w:rPr>
-        <w:t> </w:t>
-      </w:r>
-      <w:r>
-        <w:rPr/>
+        <w:t xml:space="preserve"> </w:t>
+      </w:r>
+      <w:r>
         <w:t>Science</w:t>
       </w:r>
       <w:r>
         <w:rPr>
           <w:spacing w:val="-2"/>
         </w:rPr>
-        <w:t> </w:t>
-      </w:r>
-      <w:r>
-        <w:rPr/>
+        <w:t xml:space="preserve"> </w:t>
+      </w:r>
+      <w:r>
         <w:t>Engineering</w:t>
       </w:r>
       <w:r>
         <w:rPr>
           <w:spacing w:val="-2"/>
         </w:rPr>
-        <w:t> </w:t>
-      </w:r>
-      <w:r>
-        <w:rPr/>
+        <w:t xml:space="preserve"> </w:t>
+      </w:r>
+      <w:r>
         <w:t>student</w:t>
       </w:r>
       <w:r>
         <w:rPr>
           <w:spacing w:val="-2"/>
         </w:rPr>
-        <w:t> </w:t>
-      </w:r>
-      <w:r>
-        <w:rPr/>
+        <w:t xml:space="preserve"> </w:t>
+      </w:r>
+      <w:r>
         <w:t>with</w:t>
       </w:r>
       <w:r>
         <w:rPr>
           <w:spacing w:val="-2"/>
         </w:rPr>
-        <w:t> </w:t>
-      </w:r>
-      <w:r>
-        <w:rPr/>
+        <w:t xml:space="preserve"> </w:t>
+      </w:r>
+      <w:r>
         <w:t>a</w:t>
       </w:r>
       <w:r>
         <w:rPr>
           <w:spacing w:val="-2"/>
         </w:rPr>
-        <w:t> </w:t>
-      </w:r>
-      <w:r>
-        <w:rPr/>
+        <w:t xml:space="preserve"> </w:t>
+      </w:r>
+      <w:r>
         <w:t>strong</w:t>
       </w:r>
       <w:r>
         <w:rPr>
           <w:spacing w:val="-2"/>
         </w:rPr>
-        <w:t> </w:t>
-      </w:r>
-      <w:r>
-        <w:rPr/>
+        <w:t xml:space="preserve"> </w:t>
+      </w:r>
+      <w:r>
         <w:t>passion</w:t>
       </w:r>
       <w:r>
         <w:rPr>
           <w:spacing w:val="-2"/>
         </w:rPr>
-        <w:t> </w:t>
-      </w:r>
-      <w:r>
-        <w:rPr/>
+        <w:t xml:space="preserve"> </w:t>
+      </w:r>
+      <w:r>
         <w:t>for</w:t>
       </w:r>
       <w:r>
         <w:rPr>
           <w:spacing w:val="-2"/>
         </w:rPr>
-        <w:t> </w:t>
-      </w:r>
-      <w:r>
-        <w:rPr/>
+        <w:t xml:space="preserve"> </w:t>
+      </w:r>
+      <w:r>
         <w:t>programming</w:t>
       </w:r>
       <w:r>
         <w:rPr>
           <w:spacing w:val="-2"/>
         </w:rPr>
-        <w:t> </w:t>
-      </w:r>
-      <w:r>
-        <w:rPr/>
+        <w:t xml:space="preserve"> </w:t>
+      </w:r>
+      <w:r>
         <w:t>and</w:t>
       </w:r>
       <w:r>
         <w:rPr>
           <w:spacing w:val="-2"/>
         </w:rPr>
-        <w:t> </w:t>
-      </w:r>
-      <w:r>
-        <w:rPr/>
+        <w:t xml:space="preserve"> </w:t>
+      </w:r>
+      <w:r>
         <w:t>software</w:t>
       </w:r>
       <w:r>
         <w:rPr>
           <w:spacing w:val="-2"/>
         </w:rPr>
-        <w:t> </w:t>
-      </w:r>
-      <w:r>
-        <w:rPr/>
+        <w:t xml:space="preserve"> </w:t>
+      </w:r>
+      <w:r>
         <w:t>development. Skilled</w:t>
       </w:r>
       <w:r>
         <w:rPr>
           <w:spacing w:val="-13"/>
         </w:rPr>
-        <w:t> </w:t>
-      </w:r>
-      <w:r>
-        <w:rPr/>
+        <w:t xml:space="preserve"> </w:t>
+      </w:r>
+      <w:r>
         <w:t>in</w:t>
       </w:r>
       <w:r>
         <w:rPr>
           <w:spacing w:val="-13"/>
         </w:rPr>
-        <w:t> </w:t>
-      </w:r>
-      <w:r>
-        <w:rPr/>
+        <w:t xml:space="preserve"> </w:t>
+      </w:r>
+      <w:r>
         <w:t>various</w:t>
       </w:r>
       <w:r>
         <w:rPr>
           <w:spacing w:val="-13"/>
         </w:rPr>
-        <w:t> </w:t>
-      </w:r>
-      <w:r>
-        <w:rPr/>
+        <w:t xml:space="preserve"> </w:t>
+      </w:r>
+      <w:r>
         <w:t>programming</w:t>
       </w:r>
       <w:r>
         <w:rPr>
           <w:spacing w:val="-13"/>
         </w:rPr>
-        <w:t> </w:t>
-      </w:r>
-      <w:r>
-        <w:rPr/>
+        <w:t xml:space="preserve"> </w:t>
+      </w:r>
+      <w:r>
         <w:t>languages</w:t>
       </w:r>
       <w:r>
         <w:rPr>
           <w:spacing w:val="-13"/>
         </w:rPr>
-        <w:t> </w:t>
-      </w:r>
-      <w:r>
-        <w:rPr/>
+        <w:t xml:space="preserve"> </w:t>
+      </w:r>
+      <w:r>
         <w:t>and</w:t>
       </w:r>
       <w:r>
         <w:rPr>
           <w:spacing w:val="-13"/>
         </w:rPr>
-        <w:t> </w:t>
-      </w:r>
-      <w:r>
-        <w:rPr/>
+        <w:t xml:space="preserve"> </w:t>
+      </w:r>
+      <w:r>
         <w:t>technologies,</w:t>
       </w:r>
       <w:r>
         <w:rPr>
           <w:spacing w:val="-13"/>
         </w:rPr>
-        <w:t> </w:t>
-      </w:r>
-      <w:r>
-        <w:rPr/>
+        <w:t xml:space="preserve"> </w:t>
+      </w:r>
+      <w:r>
         <w:t>I</w:t>
       </w:r>
       <w:r>
         <w:rPr>
           <w:spacing w:val="-13"/>
         </w:rPr>
-        <w:t> </w:t>
-      </w:r>
-      <w:r>
-        <w:rPr/>
+        <w:t xml:space="preserve"> </w:t>
+      </w:r>
+      <w:r>
         <w:t>excel</w:t>
       </w:r>
       <w:r>
         <w:rPr>
           <w:spacing w:val="-13"/>
         </w:rPr>
-        <w:t> </w:t>
-      </w:r>
-      <w:r>
-        <w:rPr/>
+        <w:t xml:space="preserve"> </w:t>
+      </w:r>
+      <w:r>
         <w:t>in</w:t>
       </w:r>
       <w:r>
         <w:rPr>
           <w:spacing w:val="-13"/>
         </w:rPr>
-        <w:t> </w:t>
-      </w:r>
-      <w:r>
-        <w:rPr/>
+        <w:t xml:space="preserve"> </w:t>
+      </w:r>
+      <w:r>
         <w:t>problem-solving</w:t>
       </w:r>
       <w:r>
         <w:rPr>
           <w:spacing w:val="-13"/>
         </w:rPr>
-        <w:t> </w:t>
-      </w:r>
-      <w:r>
-        <w:rPr/>
+        <w:t xml:space="preserve"> </w:t>
+      </w:r>
+      <w:r>
         <w:t>and</w:t>
       </w:r>
       <w:r>
         <w:rPr>
           <w:spacing w:val="-13"/>
         </w:rPr>
-        <w:t> </w:t>
-      </w:r>
-      <w:r>
-        <w:rPr/>
+        <w:t xml:space="preserve"> </w:t>
+      </w:r>
+      <w:r>
         <w:t>creating</w:t>
       </w:r>
       <w:r>
         <w:rPr>
           <w:spacing w:val="-13"/>
         </w:rPr>
-        <w:t> </w:t>
-      </w:r>
-      <w:r>
-        <w:rPr/>
+        <w:t xml:space="preserve"> </w:t>
+      </w:r>
+      <w:r>
         <w:t>efficient</w:t>
       </w:r>
       <w:r>
         <w:rPr>
           <w:spacing w:val="-13"/>
         </w:rPr>
-        <w:t> </w:t>
-      </w:r>
-      <w:r>
-        <w:rPr/>
+        <w:t xml:space="preserve"> </w:t>
+      </w:r>
+      <w:r>
         <w:t>solutions.</w:t>
       </w:r>
       <w:r>
         <w:rPr>
           <w:spacing w:val="-13"/>
         </w:rPr>
-        <w:t> </w:t>
-      </w:r>
-      <w:r>
-        <w:rPr/>
+        <w:t xml:space="preserve"> </w:t>
+      </w:r>
+      <w:r>
         <w:t>.</w:t>
       </w:r>
       <w:r>
         <w:rPr>
           <w:spacing w:val="-13"/>
         </w:rPr>
-        <w:t> </w:t>
-      </w:r>
-      <w:r>
-        <w:rPr/>
+        <w:t xml:space="preserve"> </w:t>
+      </w:r>
+      <w:r>
         <w:t>I</w:t>
       </w:r>
       <w:r>
         <w:rPr>
           <w:spacing w:val="-13"/>
         </w:rPr>
-        <w:t> </w:t>
-      </w:r>
-      <w:r>
-        <w:rPr/>
+        <w:t xml:space="preserve"> </w:t>
+      </w:r>
+      <w:r>
         <w:t>am always</w:t>
       </w:r>
       <w:r>
         <w:rPr>
           <w:spacing w:val="-3"/>
         </w:rPr>
-        <w:t> </w:t>
-      </w:r>
-      <w:r>
-        <w:rPr/>
+        <w:t xml:space="preserve"> </w:t>
+      </w:r>
+      <w:r>
         <w:t>eager</w:t>
       </w:r>
       <w:r>
         <w:rPr>
           <w:spacing w:val="-3"/>
         </w:rPr>
-        <w:t> </w:t>
-      </w:r>
-      <w:r>
-        <w:rPr/>
+        <w:t xml:space="preserve"> </w:t>
+      </w:r>
+      <w:r>
         <w:t>to</w:t>
       </w:r>
       <w:r>
         <w:rPr>
           <w:spacing w:val="-3"/>
         </w:rPr>
-        <w:t> </w:t>
-      </w:r>
-      <w:r>
-        <w:rPr/>
+        <w:t xml:space="preserve"> </w:t>
+      </w:r>
+      <w:r>
         <w:t>learn</w:t>
       </w:r>
       <w:r>
         <w:rPr>
           <w:spacing w:val="-3"/>
         </w:rPr>
-        <w:t> </w:t>
-      </w:r>
-      <w:r>
-        <w:rPr/>
+        <w:t xml:space="preserve"> </w:t>
+      </w:r>
+      <w:r>
         <w:t>new</w:t>
       </w:r>
       <w:r>
         <w:rPr>
           <w:spacing w:val="-3"/>
         </w:rPr>
-        <w:t> </w:t>
-      </w:r>
-      <w:r>
-        <w:rPr/>
+        <w:t xml:space="preserve"> </w:t>
+      </w:r>
+      <w:r>
         <w:t>skills</w:t>
       </w:r>
       <w:r>
         <w:rPr>
           <w:spacing w:val="-3"/>
         </w:rPr>
-        <w:t> </w:t>
-      </w:r>
-      <w:r>
-        <w:rPr/>
+        <w:t xml:space="preserve"> </w:t>
+      </w:r>
+      <w:r>
         <w:t>and</w:t>
       </w:r>
       <w:r>
         <w:rPr>
           <w:spacing w:val="-3"/>
         </w:rPr>
-        <w:t> </w:t>
-      </w:r>
-      <w:r>
-        <w:rPr/>
+        <w:t xml:space="preserve"> </w:t>
+      </w:r>
+      <w:r>
         <w:t>take</w:t>
       </w:r>
       <w:r>
         <w:rPr>
           <w:spacing w:val="-3"/>
         </w:rPr>
-        <w:t> </w:t>
-      </w:r>
-      <w:r>
-        <w:rPr/>
+        <w:t xml:space="preserve"> </w:t>
+      </w:r>
+      <w:r>
         <w:t>on</w:t>
       </w:r>
       <w:r>
         <w:rPr>
           <w:spacing w:val="-3"/>
         </w:rPr>
-        <w:t> </w:t>
-      </w:r>
-      <w:r>
-        <w:rPr/>
+        <w:t xml:space="preserve"> </w:t>
+      </w:r>
+      <w:r>
         <w:t>new</w:t>
       </w:r>
       <w:r>
         <w:rPr>
           <w:spacing w:val="-3"/>
         </w:rPr>
-        <w:t> </w:t>
-      </w:r>
-      <w:r>
-        <w:rPr/>
+        <w:t xml:space="preserve"> </w:t>
+      </w:r>
+      <w:r>
         <w:t>challenges,</w:t>
       </w:r>
       <w:r>
         <w:rPr>
           <w:spacing w:val="-3"/>
         </w:rPr>
-        <w:t> </w:t>
-      </w:r>
-      <w:r>
-        <w:rPr/>
+        <w:t xml:space="preserve"> </w:t>
+      </w:r>
+      <w:r>
         <w:t>aiming</w:t>
       </w:r>
       <w:r>
         <w:rPr>
           <w:spacing w:val="-3"/>
         </w:rPr>
-        <w:t> </w:t>
-      </w:r>
-      <w:r>
-        <w:rPr/>
+        <w:t xml:space="preserve"> </w:t>
+      </w:r>
+      <w:r>
         <w:t>to</w:t>
       </w:r>
       <w:r>
         <w:rPr>
           <w:spacing w:val="-3"/>
         </w:rPr>
-        <w:t> </w:t>
-      </w:r>
-      <w:r>
-        <w:rPr/>
+        <w:t xml:space="preserve"> </w:t>
+      </w:r>
+      <w:r>
         <w:t>make</w:t>
       </w:r>
       <w:r>
         <w:rPr>
           <w:spacing w:val="-3"/>
         </w:rPr>
-        <w:t> </w:t>
-      </w:r>
-      <w:r>
-        <w:rPr/>
+        <w:t xml:space="preserve"> </w:t>
+      </w:r>
+      <w:r>
         <w:t>a</w:t>
       </w:r>
       <w:r>
         <w:rPr>
           <w:spacing w:val="-3"/>
         </w:rPr>
-        <w:t> </w:t>
-      </w:r>
-      <w:r>
-        <w:rPr/>
+        <w:t xml:space="preserve"> </w:t>
+      </w:r>
+      <w:r>
         <w:t>positive</w:t>
       </w:r>
       <w:r>
         <w:rPr>
           <w:spacing w:val="-3"/>
         </w:rPr>
-        <w:t> </w:t>
-      </w:r>
-      <w:r>
-        <w:rPr/>
+        <w:t xml:space="preserve"> </w:t>
+      </w:r>
+      <w:r>
         <w:t>impact</w:t>
       </w:r>
       <w:r>
         <w:rPr>
           <w:spacing w:val="-3"/>
         </w:rPr>
-        <w:t> </w:t>
-      </w:r>
-      <w:r>
-        <w:rPr/>
+        <w:t xml:space="preserve"> </w:t>
+      </w:r>
+      <w:r>
         <w:t>in</w:t>
       </w:r>
       <w:r>
         <w:rPr>
           <w:spacing w:val="-3"/>
         </w:rPr>
-        <w:t> </w:t>
-      </w:r>
-      <w:r>
-        <w:rPr/>
+        <w:t xml:space="preserve"> </w:t>
+      </w:r>
+      <w:r>
         <w:t>the</w:t>
       </w:r>
       <w:r>
         <w:rPr>
           <w:spacing w:val="-3"/>
         </w:rPr>
-        <w:t> </w:t>
-      </w:r>
-      <w:r>
-        <w:rPr/>
+        <w:t xml:space="preserve"> </w:t>
+      </w:r>
+      <w:r>
         <w:t>tech</w:t>
       </w:r>
       <w:r>
         <w:rPr>
           <w:spacing w:val="-3"/>
         </w:rPr>
-        <w:t> </w:t>
-      </w:r>
-      <w:r>
-        <w:rPr/>
+        <w:t xml:space="preserve"> </w:t>
+      </w:r>
+      <w:r>
         <w:t>industry.</w:t>
       </w:r>
     </w:p>
@@ -1309,27 +1263,31 @@
       <w:r>
         <w:rPr>
           <w:rFonts w:ascii="Trebuchet MS"/>
+          <w:noProof/>
           <w:sz w:val="2"/>
+          <w:lang w:val="en-IN" w:eastAsia="en-IN"/>
         </w:rPr>
         <mc:AlternateContent>
-          <mc:Choice Requires="wps">
+          <mc:Choice Requires="wpg">
             <w:drawing>
               <wp:inline distT="0" distB="0" distL="0" distR="0">
                 <wp:extent cx="6235065" cy="9525"/>
                 <wp:effectExtent l="9525" t="0" r="3810" b="0"/>
                 <wp:docPr id="8" name="Group 8"/>
                 <wp:cNvGraphicFramePr>
-                  <a:graphicFrameLocks/>
+                  <a:graphicFrameLocks xmlns:a="http://schemas.openxmlformats.org/drawingml/2006/main"/>
                 </wp:cNvGraphicFramePr>
-                <a:graphic>
+                <a:graphic xmlns:a="http://schemas.openxmlformats.org/drawingml/2006/main">
                   <a:graphicData uri="http://schemas.microsoft.com/office/word/2010/wordprocessingGroup">
                     <wpg:wgp>
-                      <wpg:cNvPr id="8" name="Group 8"/>
-                      <wpg:cNvGrpSpPr/>
+                      <wpg:cNvGrpSpPr>
+                        <a:grpSpLocks/>
+                      </wpg:cNvGrpSpPr>
                       <wpg:grpSpPr>
                         <a:xfrm>
                           <a:off x="0" y="0"/>
                           <a:ext cx="6235065" cy="9525"/>
+                          <a:chOff x="0" y="0"/>
                           <a:chExt cx="6235065" cy="9525"/>
                         </a:xfrm>
                       </wpg:grpSpPr>
@@ -1348,7 +1306,7 @@
                             <a:cxnLst/>
                             <a:rect l="l" t="t" r="r" b="b"/>
                             <a:pathLst>
-                              <a:path w="6235065" h="0">
+                              <a:path w="6235065">
                                 <a:moveTo>
                                   <a:pt x="6235007" y="0"/>
                                 </a:moveTo>
@@ -1380,21 +1338,16 @@
           </mc:Choice>
           <mc:Fallback>
             <w:pict>
-              <v:group style="width:490.95pt;height:.75pt;mso-position-horizontal-relative:char;mso-position-vertical-relative:line" id="docshapegroup3" coordorigin="0,0" coordsize="9819,15">
-                <v:line style="position:absolute" from="9819,7" to="0,7" stroked="true" strokeweight=".75pt" strokecolor="#000000">
-                  <v:stroke dashstyle="solid"/>
-                </v:line>
+              <v:group w14:anchorId="5D95FB16" id="Group 8" o:spid="_x0000_s1026" style="width:490.95pt;height:.75pt;mso-position-horizontal-relative:char;mso-position-vertical-relative:line" coordsize="62350,95" o:gfxdata="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">
+                <v:shape id="Graphic 9" o:spid="_x0000_s1027" style="position:absolute;top:47;width:62350;height:13;visibility:visible;mso-wrap-style:square;v-text-anchor:top" coordsize="6235065,1270" o:gfxdata="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" path="m6235007,l,e" filled="f" strokeweight=".26456mm">
+                  <v:path arrowok="t"/>
+                </v:shape>
+                <w10:anchorlock/>
               </v:group>
             </w:pict>
           </mc:Fallback>
         </mc:AlternateContent>
       </w:r>
-      <w:r>
-        <w:rPr>
-          <w:rFonts w:ascii="Trebuchet MS"/>
-          <w:sz w:val="2"/>
-        </w:rPr>
-      </w:r>
     </w:p>
     <w:p>
       <w:pPr>
@@ -1410,7 +1363,6 @@
     <w:p>
       <w:pPr>
         <w:pStyle w:val="BodyText"/>
-        <w:spacing w:after="0"/>
         <w:rPr>
           <w:rFonts w:ascii="Trebuchet MS"/>
           <w:b/>
@@ -1419,7 +1371,8 @@
         <w:sectPr>
           <w:type w:val="continuous"/>
           <w:pgSz w:w="11910" w:h="16850"/>
-          <w:pgMar w:top="380" w:bottom="0" w:left="992" w:right="141"/>
+          <w:pgMar w:top="380" w:right="141" w:bottom="0" w:left="992" w:header="720" w:footer="720" w:gutter="0"/>
+          <w:cols w:space="720"/>
         </w:sectPr>
       </w:pPr>
     </w:p>
@@ -1438,14 +1391,14 @@
           <w:spacing w:val="15"/>
           <w:w w:val="110"/>
         </w:rPr>
+        <w:lastRenderedPageBreak/>
         <w:t>SCHOOLING</w:t>
       </w:r>
     </w:p>
     <w:p>
       <w:pPr>
         <w:spacing w:before="142"/>
-        <w:ind w:left="130" w:right="0" w:firstLine="0"/>
-        <w:jc w:val="left"/>
+        <w:ind w:left="130"/>
         <w:rPr>
           <w:rFonts w:ascii="Trebuchet MS"/>
           <w:b/>
@@ -1453,7 +1406,6 @@
         </w:rPr>
       </w:pPr>
       <w:r>
-        <w:rPr/>
         <w:br w:type="column"/>
       </w:r>
       <w:r>
@@ -1464,6 +1416,7 @@
           <w:w w:val="105"/>
           <w:sz w:val="18"/>
         </w:rPr>
+        <w:lastRenderedPageBreak/>
         <w:t>Sri</w:t>
       </w:r>
       <w:r>
@@ -1475,8 +1428,9 @@
           <w:w w:val="105"/>
           <w:sz w:val="18"/>
         </w:rPr>
-        <w:t> </w:t>
-      </w:r>
+        <w:t xml:space="preserve"> </w:t>
+      </w:r>
+      <w:proofErr w:type="spellStart"/>
       <w:r>
         <w:rPr>
           <w:rFonts w:ascii="Trebuchet MS"/>
@@ -1487,6 +1441,7 @@
         </w:rPr>
         <w:t>Sai</w:t>
       </w:r>
+      <w:proofErr w:type="spellEnd"/>
       <w:r>
         <w:rPr>
           <w:rFonts w:ascii="Trebuchet MS"/>
@@ -1496,7 +1451,7 @@
           <w:w w:val="105"/>
           <w:sz w:val="18"/>
         </w:rPr>
-        <w:t> </w:t>
+        <w:t xml:space="preserve"> </w:t>
       </w:r>
       <w:r>
         <w:rPr>
@@ -1517,7 +1472,7 @@
           <w:w w:val="105"/>
           <w:sz w:val="18"/>
         </w:rPr>
-        <w:t> </w:t>
+        <w:t xml:space="preserve"> </w:t>
       </w:r>
       <w:r>
         <w:rPr>
@@ -1538,7 +1493,7 @@
           <w:w w:val="105"/>
           <w:sz w:val="18"/>
         </w:rPr>
-        <w:t> </w:t>
+        <w:t xml:space="preserve"> </w:t>
       </w:r>
       <w:r>
         <w:rPr>
@@ -1559,7 +1514,7 @@
           <w:w w:val="105"/>
           <w:sz w:val="18"/>
         </w:rPr>
-        <w:t> </w:t>
+        <w:t xml:space="preserve"> </w:t>
       </w:r>
       <w:r>
         <w:rPr>
@@ -1592,6 +1547,7 @@
         <w:rPr>
           <w:rFonts w:ascii="Trebuchet MS"/>
         </w:rPr>
+        <w:lastRenderedPageBreak/>
         <w:t>2009-</w:t>
       </w:r>
       <w:r>
@@ -1605,15 +1561,14 @@
     <w:p>
       <w:pPr>
         <w:pStyle w:val="Heading2"/>
-        <w:spacing w:after="0"/>
         <w:rPr>
           <w:rFonts w:ascii="Trebuchet MS"/>
         </w:rPr>
         <w:sectPr>
           <w:type w:val="continuous"/>
           <w:pgSz w:w="11910" w:h="16850"/>
-          <w:pgMar w:top="380" w:bottom="0" w:left="992" w:right="141"/>
-          <w:cols w:num="3" w:equalWidth="0">
+          <w:pgMar w:top="380" w:right="141" w:bottom="0" w:left="992" w:header="720" w:footer="720" w:gutter="0"/>
+          <w:cols w:num="3" w:space="720" w:equalWidth="0">
             <w:col w:w="1560" w:space="40"/>
             <w:col w:w="3628" w:space="274"/>
             <w:col w:w="5275"/>
@@ -1635,8 +1590,7 @@
     <w:p>
       <w:pPr>
         <w:spacing w:before="1"/>
-        <w:ind w:left="184" w:right="0" w:firstLine="0"/>
-        <w:jc w:val="left"/>
+        <w:ind w:left="184"/>
         <w:rPr>
           <w:rFonts w:ascii="Trebuchet MS"/>
           <w:b/>
@@ -1648,13 +1602,15 @@
         <w:rPr>
           <w:rFonts w:ascii="Trebuchet MS"/>
           <w:b/>
+          <w:noProof/>
           <w:position w:val="1"/>
           <w:sz w:val="20"/>
+          <w:lang w:val="en-IN" w:eastAsia="en-IN"/>
         </w:rPr>
         <mc:AlternateContent>
           <mc:Choice Requires="wps">
             <w:drawing>
-              <wp:anchor distT="0" distB="0" distL="0" distR="0" allowOverlap="1" layoutInCell="1" locked="0" behindDoc="0" simplePos="0" relativeHeight="15736320">
+              <wp:anchor distT="0" distB="0" distL="0" distR="0" simplePos="0" relativeHeight="15736320" behindDoc="0" locked="0" layoutInCell="1" allowOverlap="1">
                 <wp:simplePos x="0" y="0"/>
                 <wp:positionH relativeFrom="page">
                   <wp:posOffset>4102579</wp:posOffset>
@@ -1667,13 +1623,14 @@
                 <wp:wrapNone/>
                 <wp:docPr id="10" name="Graphic 10"/>
                 <wp:cNvGraphicFramePr>
-                  <a:graphicFrameLocks/>
+                  <a:graphicFrameLocks xmlns:a="http://schemas.openxmlformats.org/drawingml/2006/main"/>
                 </wp:cNvGraphicFramePr>
-                <a:graphic>
+                <a:graphic xmlns:a="http://schemas.openxmlformats.org/drawingml/2006/main">
                   <a:graphicData uri="http://schemas.microsoft.com/office/word/2010/wordprocessingShape">
                     <wps:wsp>
-                      <wps:cNvPr id="10" name="Graphic 10"/>
-                      <wps:cNvSpPr/>
+                      <wps:cNvSpPr>
+                        <a:spLocks/>
+                      </wps:cNvSpPr>
                       <wps:spPr>
                         <a:xfrm>
                           <a:off x="0" y="0"/>
@@ -1739,10 +1696,9 @@
           </mc:Choice>
           <mc:Fallback>
             <w:pict>
-              <v:shape style="position:absolute;margin-left:323.037720pt;margin-top:-24.411818pt;width:3pt;height:3pt;mso-position-horizontal-relative:page;mso-position-vertical-relative:paragraph;z-index:15736320" id="docshape4" coordorigin="6461,-488" coordsize="60,60" path="m6495,-428l6487,-428,6483,-429,6461,-454,6461,-462,6487,-488,6495,-488,6521,-458,6521,-454,6495,-428xe" filled="true" fillcolor="#000000" stroked="false">
+              <v:shape w14:anchorId="1B3DFF70" id="Graphic 10" o:spid="_x0000_s1026" style="position:absolute;margin-left:323.05pt;margin-top:-24.4pt;width:3pt;height:3pt;z-index:15736320;visibility:visible;mso-wrap-style:square;mso-wrap-distance-left:0;mso-wrap-distance-top:0;mso-wrap-distance-right:0;mso-wrap-distance-bottom:0;mso-position-horizontal:absolute;mso-position-horizontal-relative:page;mso-position-vertical:absolute;mso-position-vertical-relative:text;v-text-anchor:top" coordsize="38100,38100" o:gfxdata="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" path="m21576,38099r-5053,l14093,37616,,21576,,16523,16523,r5053,l38099,19049r,2527l21576,38099xe" fillcolor="black" stroked="f">
                 <v:path arrowok="t"/>
-                <v:fill type="solid"/>
-                <w10:wrap type="none"/>
+                <w10:wrap anchorx="page"/>
               </v:shape>
             </w:pict>
           </mc:Fallback>
@@ -1768,7 +1724,7 @@
           <w:position w:val="1"/>
           <w:sz w:val="20"/>
         </w:rPr>
-        <w:t> </w:t>
+        <w:t xml:space="preserve"> </w:t>
       </w:r>
       <w:r>
         <w:rPr>
@@ -1790,8 +1746,9 @@
           <w:position w:val="1"/>
           <w:sz w:val="20"/>
         </w:rPr>
-        <w:t> </w:t>
-      </w:r>
+        <w:t xml:space="preserve"> </w:t>
+      </w:r>
+      <w:proofErr w:type="spellStart"/>
       <w:r>
         <w:rPr>
           <w:rFonts w:ascii="Trebuchet MS"/>
@@ -1802,6 +1759,7 @@
         </w:rPr>
         <w:t>Karunya</w:t>
       </w:r>
+      <w:proofErr w:type="spellEnd"/>
       <w:r>
         <w:rPr>
           <w:rFonts w:ascii="Trebuchet MS"/>
@@ -1811,7 +1769,7 @@
           <w:w w:val="110"/>
           <w:sz w:val="18"/>
         </w:rPr>
-        <w:t> </w:t>
+        <w:t xml:space="preserve"> </w:t>
       </w:r>
       <w:r>
         <w:rPr>
@@ -1832,7 +1790,7 @@
           <w:w w:val="110"/>
           <w:sz w:val="18"/>
         </w:rPr>
-        <w:t> </w:t>
+        <w:t xml:space="preserve"> </w:t>
       </w:r>
       <w:r>
         <w:rPr>
@@ -1853,7 +1811,7 @@
           <w:w w:val="110"/>
           <w:sz w:val="18"/>
         </w:rPr>
-        <w:t> </w:t>
+        <w:t xml:space="preserve"> </w:t>
       </w:r>
       <w:r>
         <w:rPr>
@@ -1874,7 +1832,7 @@
           <w:w w:val="110"/>
           <w:sz w:val="18"/>
         </w:rPr>
-        <w:t> </w:t>
+        <w:t xml:space="preserve"> </w:t>
       </w:r>
       <w:r>
         <w:rPr>
@@ -1895,7 +1853,7 @@
           <w:w w:val="110"/>
           <w:sz w:val="18"/>
         </w:rPr>
-        <w:t> </w:t>
+        <w:t xml:space="preserve"> </w:t>
       </w:r>
       <w:r>
         <w:rPr>
@@ -1916,16 +1874,18 @@
           <w:w w:val="110"/>
           <w:sz w:val="18"/>
         </w:rPr>
-        <w:t> </w:t>
-      </w:r>
-      <w:r>
-        <w:rPr>
-          <w:rFonts w:ascii="Trebuchet MS"/>
-          <w:b/>
+        <w:t xml:space="preserve"> </w:t>
+      </w:r>
+      <w:r>
+        <w:rPr>
+          <w:rFonts w:ascii="Trebuchet MS"/>
+          <w:b/>
+          <w:noProof/>
           <w:color w:val="6F6F6F"/>
           <w:spacing w:val="-18"/>
           <w:position w:val="4"/>
           <w:sz w:val="18"/>
+          <w:lang w:val="en-IN" w:eastAsia="en-IN"/>
         </w:rPr>
         <w:drawing>
           <wp:inline distT="0" distB="0" distL="0" distR="0">
@@ -1933,17 +1893,17 @@
             <wp:effectExtent l="0" t="0" r="0" b="0"/>
             <wp:docPr id="11" name="Image 11"/>
             <wp:cNvGraphicFramePr>
-              <a:graphicFrameLocks/>
+              <a:graphicFrameLocks xmlns:a="http://schemas.openxmlformats.org/drawingml/2006/main"/>
             </wp:cNvGraphicFramePr>
-            <a:graphic>
+            <a:graphic xmlns:a="http://schemas.openxmlformats.org/drawingml/2006/main">
               <a:graphicData uri="http://schemas.openxmlformats.org/drawingml/2006/picture">
-                <pic:pic>
+                <pic:pic xmlns:pic="http://schemas.openxmlformats.org/drawingml/2006/picture">
                   <pic:nvPicPr>
                     <pic:cNvPr id="11" name="Image 11"/>
                     <pic:cNvPicPr/>
                   </pic:nvPicPr>
                   <pic:blipFill>
-                    <a:blip r:embed="rId10" cstate="print"/>
+                    <a:blip r:embed="rId9" cstate="print"/>
                     <a:stretch>
                       <a:fillRect/>
                     </a:stretch>
@@ -1965,16 +1925,6 @@
       </w:r>
       <w:r>
         <w:rPr>
-          <w:rFonts w:ascii="Trebuchet MS"/>
-          <w:b/>
-          <w:color w:val="6F6F6F"/>
-          <w:spacing w:val="-18"/>
-          <w:position w:val="4"/>
-          <w:sz w:val="18"/>
-        </w:rPr>
-      </w:r>
-      <w:r>
-        <w:rPr>
           <w:rFonts w:ascii="Times New Roman"/>
           <w:color w:val="6F6F6F"/>
           <w:spacing w:val="73"/>
@@ -1982,7 +1932,7 @@
           <w:position w:val="1"/>
           <w:sz w:val="18"/>
         </w:rPr>
-        <w:t> </w:t>
+        <w:t xml:space="preserve"> </w:t>
       </w:r>
       <w:r>
         <w:rPr>
@@ -2044,27 +1994,31 @@
       <w:r>
         <w:rPr>
           <w:rFonts w:ascii="Trebuchet MS"/>
+          <w:noProof/>
           <w:sz w:val="2"/>
+          <w:lang w:val="en-IN" w:eastAsia="en-IN"/>
         </w:rPr>
         <mc:AlternateContent>
-          <mc:Choice Requires="wps">
+          <mc:Choice Requires="wpg">
             <w:drawing>
               <wp:inline distT="0" distB="0" distL="0" distR="0">
                 <wp:extent cx="6235065" cy="9525"/>
                 <wp:effectExtent l="9525" t="0" r="3810" b="9525"/>
                 <wp:docPr id="12" name="Group 12"/>
                 <wp:cNvGraphicFramePr>
-                  <a:graphicFrameLocks/>
+                  <a:graphicFrameLocks xmlns:a="http://schemas.openxmlformats.org/drawingml/2006/main"/>
                 </wp:cNvGraphicFramePr>
-                <a:graphic>
+                <a:graphic xmlns:a="http://schemas.openxmlformats.org/drawingml/2006/main">
                   <a:graphicData uri="http://schemas.microsoft.com/office/word/2010/wordprocessingGroup">
                     <wpg:wgp>
-                      <wpg:cNvPr id="12" name="Group 12"/>
-                      <wpg:cNvGrpSpPr/>
+                      <wpg:cNvGrpSpPr>
+                        <a:grpSpLocks/>
+                      </wpg:cNvGrpSpPr>
                       <wpg:grpSpPr>
                         <a:xfrm>
                           <a:off x="0" y="0"/>
                           <a:ext cx="6235065" cy="9525"/>
+                          <a:chOff x="0" y="0"/>
                           <a:chExt cx="6235065" cy="9525"/>
                         </a:xfrm>
                       </wpg:grpSpPr>
@@ -2083,7 +2037,7 @@
                             <a:cxnLst/>
                             <a:rect l="l" t="t" r="r" b="b"/>
                             <a:pathLst>
-                              <a:path w="6235065" h="0">
+                              <a:path w="6235065">
                                 <a:moveTo>
                                   <a:pt x="6235007" y="0"/>
                                 </a:moveTo>
@@ -2115,21 +2069,16 @@
           </mc:Choice>
           <mc:Fallback>
             <w:pict>
-              <v:group style="width:490.95pt;height:.75pt;mso-position-horizontal-relative:char;mso-position-vertical-relative:line" id="docshapegroup5" coordorigin="0,0" coordsize="9819,15">
-                <v:line style="position:absolute" from="9819,8" to="0,7" stroked="true" strokeweight=".75pt" strokecolor="#000000">
-                  <v:stroke dashstyle="solid"/>
-                </v:line>
+              <v:group w14:anchorId="7408A9A8" id="Group 12" o:spid="_x0000_s1026" style="width:490.95pt;height:.75pt;mso-position-horizontal-relative:char;mso-position-vertical-relative:line" coordsize="62350,95" o:gfxdata="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">
+                <v:shape id="Graphic 13" o:spid="_x0000_s1027" style="position:absolute;top:47;width:62350;height:13;visibility:visible;mso-wrap-style:square;v-text-anchor:top" coordsize="6235065,1270" o:gfxdata="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" path="m6235007,l,e" filled="f" strokeweight=".26456mm">
+                  <v:path arrowok="t"/>
+                </v:shape>
+                <w10:anchorlock/>
               </v:group>
             </w:pict>
           </mc:Fallback>
         </mc:AlternateContent>
       </w:r>
-      <w:r>
-        <w:rPr>
-          <w:rFonts w:ascii="Trebuchet MS"/>
-          <w:sz w:val="2"/>
-        </w:rPr>
-      </w:r>
     </w:p>
     <w:p>
       <w:pPr>
@@ -2145,7 +2094,6 @@
     <w:p>
       <w:pPr>
         <w:pStyle w:val="BodyText"/>
-        <w:spacing w:after="0"/>
         <w:rPr>
           <w:rFonts w:ascii="Trebuchet MS"/>
           <w:b/>
@@ -2154,7 +2102,8 @@
         <w:sectPr>
           <w:type w:val="continuous"/>
           <w:pgSz w:w="11910" w:h="16850"/>
-          <w:pgMar w:top="380" w:bottom="0" w:left="992" w:right="141"/>
+          <w:pgMar w:top="380" w:right="141" w:bottom="0" w:left="992" w:header="720" w:footer="720" w:gutter="0"/>
+          <w:cols w:space="720"/>
         </w:sectPr>
       </w:pPr>
     </w:p>
@@ -2169,6 +2118,7 @@
           <w:spacing w:val="16"/>
           <w:w w:val="105"/>
         </w:rPr>
+        <w:lastRenderedPageBreak/>
         <w:t>GREAT</w:t>
       </w:r>
       <w:r>
@@ -2177,7 +2127,7 @@
           <w:spacing w:val="18"/>
           <w:w w:val="105"/>
         </w:rPr>
-        <w:t> </w:t>
+        <w:t xml:space="preserve"> </w:t>
       </w:r>
       <w:r>
         <w:rPr>
@@ -2196,7 +2146,9 @@
       </w:pPr>
       <w:r>
         <w:rPr>
+          <w:noProof/>
           <w:position w:val="3"/>
+          <w:lang w:val="en-IN" w:eastAsia="en-IN"/>
         </w:rPr>
         <w:drawing>
           <wp:inline distT="0" distB="0" distL="0" distR="0">
@@ -2204,17 +2156,17 @@
             <wp:effectExtent l="0" t="0" r="0" b="0"/>
             <wp:docPr id="14" name="Image 14"/>
             <wp:cNvGraphicFramePr>
-              <a:graphicFrameLocks/>
+              <a:graphicFrameLocks xmlns:a="http://schemas.openxmlformats.org/drawingml/2006/main"/>
             </wp:cNvGraphicFramePr>
-            <a:graphic>
+            <a:graphic xmlns:a="http://schemas.openxmlformats.org/drawingml/2006/main">
               <a:graphicData uri="http://schemas.openxmlformats.org/drawingml/2006/picture">
-                <pic:pic>
+                <pic:pic xmlns:pic="http://schemas.openxmlformats.org/drawingml/2006/picture">
                   <pic:nvPicPr>
                     <pic:cNvPr id="14" name="Image 14"/>
                     <pic:cNvPicPr/>
                   </pic:nvPicPr>
                   <pic:blipFill>
-                    <a:blip r:embed="rId10" cstate="print"/>
+                    <a:blip r:embed="rId9" cstate="print"/>
                     <a:stretch>
                       <a:fillRect/>
                     </a:stretch>
@@ -2236,22 +2188,21 @@
       </w:r>
       <w:r>
         <w:rPr>
-          <w:position w:val="3"/>
-        </w:rPr>
-      </w:r>
-      <w:r>
-        <w:rPr>
           <w:rFonts w:ascii="Times New Roman"/>
           <w:spacing w:val="80"/>
           <w:w w:val="150"/>
           <w:sz w:val="20"/>
         </w:rPr>
-        <w:t> </w:t>
-      </w:r>
-      <w:r>
-        <w:rPr/>
-        <w:t>Introduction to cybersecurity</w:t>
-      </w:r>
+        <w:t xml:space="preserve"> </w:t>
+      </w:r>
+      <w:r>
+        <w:t xml:space="preserve">Introduction to </w:t>
+      </w:r>
+      <w:proofErr w:type="spellStart"/>
+      <w:r>
+        <w:t>cybersecurity</w:t>
+      </w:r>
+      <w:proofErr w:type="spellEnd"/>
     </w:p>
     <w:p>
       <w:pPr>
@@ -2261,7 +2212,9 @@
       </w:pPr>
       <w:r>
         <w:rPr>
+          <w:noProof/>
           <w:position w:val="3"/>
+          <w:lang w:val="en-IN" w:eastAsia="en-IN"/>
         </w:rPr>
         <w:drawing>
           <wp:inline distT="0" distB="0" distL="0" distR="0">
@@ -2269,17 +2222,17 @@
             <wp:effectExtent l="0" t="0" r="0" b="0"/>
             <wp:docPr id="15" name="Image 15"/>
             <wp:cNvGraphicFramePr>
-              <a:graphicFrameLocks/>
+              <a:graphicFrameLocks xmlns:a="http://schemas.openxmlformats.org/drawingml/2006/main"/>
             </wp:cNvGraphicFramePr>
-            <a:graphic>
+            <a:graphic xmlns:a="http://schemas.openxmlformats.org/drawingml/2006/main">
               <a:graphicData uri="http://schemas.openxmlformats.org/drawingml/2006/picture">
-                <pic:pic>
+                <pic:pic xmlns:pic="http://schemas.openxmlformats.org/drawingml/2006/picture">
                   <pic:nvPicPr>
                     <pic:cNvPr id="15" name="Image 15"/>
                     <pic:cNvPicPr/>
                   </pic:nvPicPr>
                   <pic:blipFill>
-                    <a:blip r:embed="rId11" cstate="print"/>
+                    <a:blip r:embed="rId10" cstate="print"/>
                     <a:stretch>
                       <a:fillRect/>
                     </a:stretch>
@@ -2301,50 +2254,41 @@
       </w:r>
       <w:r>
         <w:rPr>
-          <w:position w:val="3"/>
-        </w:rPr>
-      </w:r>
-      <w:r>
-        <w:rPr>
           <w:rFonts w:ascii="Times New Roman"/>
           <w:spacing w:val="75"/>
           <w:w w:val="150"/>
           <w:sz w:val="20"/>
         </w:rPr>
-        <w:t> </w:t>
-      </w:r>
-      <w:r>
-        <w:rPr/>
+        <w:t xml:space="preserve"> </w:t>
+      </w:r>
+      <w:r>
         <w:t>Introduction</w:t>
       </w:r>
       <w:r>
         <w:rPr>
           <w:spacing w:val="-13"/>
         </w:rPr>
-        <w:t> </w:t>
-      </w:r>
-      <w:r>
-        <w:rPr/>
+        <w:t xml:space="preserve"> </w:t>
+      </w:r>
+      <w:r>
         <w:t>to</w:t>
       </w:r>
       <w:r>
         <w:rPr>
           <w:spacing w:val="-13"/>
         </w:rPr>
-        <w:t> </w:t>
-      </w:r>
-      <w:r>
-        <w:rPr/>
+        <w:t xml:space="preserve"> </w:t>
+      </w:r>
+      <w:r>
         <w:t>C</w:t>
       </w:r>
       <w:r>
         <w:rPr>
           <w:spacing w:val="-13"/>
         </w:rPr>
-        <w:t> </w:t>
-      </w:r>
-      <w:r>
-        <w:rPr/>
+        <w:t xml:space="preserve"> </w:t>
+      </w:r>
+      <w:r>
         <w:t>Programming</w:t>
       </w:r>
     </w:p>
@@ -2375,7 +2319,9 @@
       </w:pPr>
       <w:r>
         <w:rPr>
+          <w:noProof/>
           <w:position w:val="3"/>
+          <w:lang w:val="en-IN" w:eastAsia="en-IN"/>
         </w:rPr>
         <w:drawing>
           <wp:inline distT="0" distB="0" distL="0" distR="0">
@@ -2383,17 +2329,17 @@
             <wp:effectExtent l="0" t="0" r="0" b="0"/>
             <wp:docPr id="16" name="Image 16"/>
             <wp:cNvGraphicFramePr>
-              <a:graphicFrameLocks/>
+              <a:graphicFrameLocks xmlns:a="http://schemas.openxmlformats.org/drawingml/2006/main"/>
             </wp:cNvGraphicFramePr>
-            <a:graphic>
+            <a:graphic xmlns:a="http://schemas.openxmlformats.org/drawingml/2006/main">
               <a:graphicData uri="http://schemas.openxmlformats.org/drawingml/2006/picture">
-                <pic:pic>
+                <pic:pic xmlns:pic="http://schemas.openxmlformats.org/drawingml/2006/picture">
                   <pic:nvPicPr>
                     <pic:cNvPr id="16" name="Image 16"/>
                     <pic:cNvPicPr/>
                   </pic:nvPicPr>
                   <pic:blipFill>
-                    <a:blip r:embed="rId11" cstate="print"/>
+                    <a:blip r:embed="rId10" cstate="print"/>
                     <a:stretch>
                       <a:fillRect/>
                     </a:stretch>
@@ -2415,17 +2361,12 @@
       </w:r>
       <w:r>
         <w:rPr>
-          <w:position w:val="3"/>
-        </w:rPr>
-      </w:r>
-      <w:r>
-        <w:rPr>
           <w:rFonts w:ascii="Times New Roman"/>
           <w:spacing w:val="80"/>
           <w:w w:val="150"/>
           <w:sz w:val="20"/>
         </w:rPr>
-        <w:t> </w:t>
+        <w:t xml:space="preserve"> </w:t>
       </w:r>
       <w:r>
         <w:rPr>
@@ -2456,7 +2397,7 @@
           <w:color w:val="6F6F6F"/>
           <w:spacing w:val="20"/>
         </w:rPr>
-        <w:t> </w:t>
+        <w:t xml:space="preserve"> </w:t>
       </w:r>
       <w:r>
         <w:rPr>
@@ -2469,8 +2410,7 @@
     <w:p>
       <w:pPr>
         <w:spacing w:before="127"/>
-        <w:ind w:left="960" w:right="0" w:firstLine="0"/>
-        <w:jc w:val="left"/>
+        <w:ind w:left="960"/>
         <w:rPr>
           <w:rFonts w:ascii="Arial"/>
           <w:b/>
@@ -2478,7 +2418,6 @@
         </w:rPr>
       </w:pPr>
       <w:r>
-        <w:rPr/>
         <w:br w:type="column"/>
       </w:r>
       <w:r>
@@ -2490,6 +2429,7 @@
           <w:w w:val="110"/>
           <w:sz w:val="20"/>
         </w:rPr>
+        <w:lastRenderedPageBreak/>
         <w:t>CISCO</w:t>
       </w:r>
     </w:p>
@@ -2500,11 +2440,14 @@
         <w:ind w:left="712"/>
       </w:pPr>
       <w:r>
-        <w:rPr/>
+        <w:rPr>
+          <w:noProof/>
+          <w:lang w:val="en-IN" w:eastAsia="en-IN"/>
+        </w:rPr>
         <mc:AlternateContent>
           <mc:Choice Requires="wps">
             <w:drawing>
-              <wp:anchor distT="0" distB="0" distL="0" distR="0" allowOverlap="1" layoutInCell="1" locked="0" behindDoc="0" simplePos="0" relativeHeight="15737344">
+              <wp:anchor distT="0" distB="0" distL="0" distR="0" simplePos="0" relativeHeight="15737344" behindDoc="0" locked="0" layoutInCell="1" allowOverlap="1">
                 <wp:simplePos x="0" y="0"/>
                 <wp:positionH relativeFrom="page">
                   <wp:posOffset>3955172</wp:posOffset>
@@ -2517,13 +2460,14 @@
                 <wp:wrapNone/>
                 <wp:docPr id="17" name="Graphic 17"/>
                 <wp:cNvGraphicFramePr>
-                  <a:graphicFrameLocks/>
+                  <a:graphicFrameLocks xmlns:a="http://schemas.openxmlformats.org/drawingml/2006/main"/>
                 </wp:cNvGraphicFramePr>
-                <a:graphic>
+                <a:graphic xmlns:a="http://schemas.openxmlformats.org/drawingml/2006/main">
                   <a:graphicData uri="http://schemas.microsoft.com/office/word/2010/wordprocessingShape">
                     <wps:wsp>
-                      <wps:cNvPr id="17" name="Graphic 17"/>
-                      <wps:cNvSpPr/>
+                      <wps:cNvSpPr>
+                        <a:spLocks/>
+                      </wps:cNvSpPr>
                       <wps:spPr>
                         <a:xfrm>
                           <a:off x="0" y="0"/>
@@ -2589,34 +2533,31 @@
           </mc:Choice>
           <mc:Fallback>
             <w:pict>
-              <v:shape style="position:absolute;margin-left:311.430878pt;margin-top:13.626081pt;width:3pt;height:3pt;mso-position-horizontal-relative:page;mso-position-vertical-relative:paragraph;z-index:15737344" id="docshape6" coordorigin="6229,273" coordsize="60,60" path="m6263,333l6255,333,6251,332,6229,306,6229,299,6255,273,6263,273,6289,303,6289,306,6263,333xe" filled="true" fillcolor="#000000" stroked="false">
+              <v:shape w14:anchorId="1875F854" id="Graphic 17" o:spid="_x0000_s1026" style="position:absolute;margin-left:311.45pt;margin-top:13.65pt;width:3pt;height:3pt;z-index:15737344;visibility:visible;mso-wrap-style:square;mso-wrap-distance-left:0;mso-wrap-distance-top:0;mso-wrap-distance-right:0;mso-wrap-distance-bottom:0;mso-position-horizontal:absolute;mso-position-horizontal-relative:page;mso-position-vertical:absolute;mso-position-vertical-relative:text;v-text-anchor:top" coordsize="38100,38100" o:gfxdata="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" path="m21576,38099r-5053,l14093,37616,,21576,,16523,16523,r5053,l38099,19049r,2527l21576,38099xe" fillcolor="black" stroked="f">
                 <v:path arrowok="t"/>
-                <v:fill type="solid"/>
-                <w10:wrap type="none"/>
+                <w10:wrap anchorx="page"/>
               </v:shape>
             </w:pict>
           </mc:Fallback>
         </mc:AlternateContent>
       </w:r>
       <w:r>
-        <w:rPr/>
         <w:t>Programming</w:t>
       </w:r>
       <w:r>
         <w:rPr>
           <w:spacing w:val="-9"/>
         </w:rPr>
-        <w:t> </w:t>
-      </w:r>
-      <w:r>
-        <w:rPr/>
+        <w:t xml:space="preserve"> </w:t>
+      </w:r>
+      <w:r>
         <w:t>with</w:t>
       </w:r>
       <w:r>
         <w:rPr>
           <w:spacing w:val="-9"/>
         </w:rPr>
-        <w:t> </w:t>
+        <w:t xml:space="preserve"> </w:t>
       </w:r>
       <w:r>
         <w:rPr>
@@ -2647,11 +2588,14 @@
         <w:ind w:left="633"/>
       </w:pPr>
       <w:r>
-        <w:rPr/>
+        <w:rPr>
+          <w:noProof/>
+          <w:lang w:val="en-IN" w:eastAsia="en-IN"/>
+        </w:rPr>
         <mc:AlternateContent>
           <mc:Choice Requires="wps">
             <w:drawing>
-              <wp:anchor distT="0" distB="0" distL="0" distR="0" allowOverlap="1" layoutInCell="1" locked="0" behindDoc="0" simplePos="0" relativeHeight="15737856">
+              <wp:anchor distT="0" distB="0" distL="0" distR="0" simplePos="0" relativeHeight="15737856" behindDoc="0" locked="0" layoutInCell="1" allowOverlap="1">
                 <wp:simplePos x="0" y="0"/>
                 <wp:positionH relativeFrom="page">
                   <wp:posOffset>3905926</wp:posOffset>
@@ -2664,13 +2608,14 @@
                 <wp:wrapNone/>
                 <wp:docPr id="18" name="Graphic 18"/>
                 <wp:cNvGraphicFramePr>
-                  <a:graphicFrameLocks/>
+                  <a:graphicFrameLocks xmlns:a="http://schemas.openxmlformats.org/drawingml/2006/main"/>
                 </wp:cNvGraphicFramePr>
-                <a:graphic>
+                <a:graphic xmlns:a="http://schemas.openxmlformats.org/drawingml/2006/main">
                   <a:graphicData uri="http://schemas.microsoft.com/office/word/2010/wordprocessingShape">
                     <wps:wsp>
-                      <wps:cNvPr id="18" name="Graphic 18"/>
-                      <wps:cNvSpPr/>
+                      <wps:cNvSpPr>
+                        <a:spLocks/>
+                      </wps:cNvSpPr>
                       <wps:spPr>
                         <a:xfrm>
                           <a:off x="0" y="0"/>
@@ -2736,74 +2681,67 @@
           </mc:Choice>
           <mc:Fallback>
             <w:pict>
-              <v:shape style="position:absolute;margin-left:307.553253pt;margin-top:10.606887pt;width:3pt;height:3pt;mso-position-horizontal-relative:page;mso-position-vertical-relative:paragraph;z-index:15737856" id="docshape7" coordorigin="6151,212" coordsize="60,60" path="m6185,272l6177,272,6173,271,6151,246,6151,238,6177,212,6185,212,6210,242,6210,246,6185,272xe" filled="true" fillcolor="#000000" stroked="false">
+              <v:shape w14:anchorId="2400331D" id="Graphic 18" o:spid="_x0000_s1026" style="position:absolute;margin-left:307.55pt;margin-top:10.6pt;width:3pt;height:3pt;z-index:15737856;visibility:visible;mso-wrap-style:square;mso-wrap-distance-left:0;mso-wrap-distance-top:0;mso-wrap-distance-right:0;mso-wrap-distance-bottom:0;mso-position-horizontal:absolute;mso-position-horizontal-relative:page;mso-position-vertical:absolute;mso-position-vertical-relative:text;v-text-anchor:top" coordsize="38100,38100" o:gfxdata="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" path="m21368,37733r-5004,l13958,37254,,21368,,16364,16364,r5004,l37733,18866r,2502l21368,37733xe" fillcolor="black" stroked="f">
                 <v:path arrowok="t"/>
-                <v:fill type="solid"/>
-                <w10:wrap type="none"/>
+                <w10:wrap anchorx="page"/>
               </v:shape>
             </w:pict>
           </mc:Fallback>
         </mc:AlternateContent>
       </w:r>
       <w:r>
-        <w:rPr/>
         <w:t>C</w:t>
       </w:r>
       <w:r>
         <w:rPr>
           <w:spacing w:val="-8"/>
         </w:rPr>
-        <w:t> </w:t>
-      </w:r>
-      <w:r>
-        <w:rPr/>
+        <w:t xml:space="preserve"> </w:t>
+      </w:r>
+      <w:r>
         <w:t>Essentials</w:t>
       </w:r>
       <w:r>
         <w:rPr>
           <w:spacing w:val="-7"/>
         </w:rPr>
-        <w:t> </w:t>
-      </w:r>
-      <w:r>
-        <w:rPr/>
+        <w:t xml:space="preserve"> </w:t>
+      </w:r>
+      <w:r>
         <w:t>Part</w:t>
       </w:r>
       <w:r>
         <w:rPr>
           <w:spacing w:val="-8"/>
         </w:rPr>
-        <w:t> </w:t>
-      </w:r>
-      <w:r>
-        <w:rPr/>
+        <w:t xml:space="preserve"> </w:t>
+      </w:r>
+      <w:r>
         <w:t>1</w:t>
       </w:r>
       <w:r>
         <w:rPr>
           <w:spacing w:val="-7"/>
         </w:rPr>
-        <w:t> </w:t>
-      </w:r>
-      <w:r>
-        <w:rPr/>
+        <w:t xml:space="preserve"> </w:t>
+      </w:r>
+      <w:r>
         <w:t>&amp;</w:t>
       </w:r>
       <w:r>
         <w:rPr>
           <w:spacing w:val="-7"/>
         </w:rPr>
-        <w:t> </w:t>
-      </w:r>
-      <w:r>
-        <w:rPr/>
+        <w:t xml:space="preserve"> </w:t>
+      </w:r>
+      <w:r>
         <w:t>Part</w:t>
       </w:r>
       <w:r>
         <w:rPr>
           <w:spacing w:val="-8"/>
         </w:rPr>
-        <w:t> </w:t>
+        <w:t xml:space="preserve"> </w:t>
       </w:r>
       <w:r>
         <w:rPr>
@@ -2815,12 +2753,11 @@
     <w:p>
       <w:pPr>
         <w:pStyle w:val="BodyText"/>
-        <w:spacing w:after="0"/>
         <w:sectPr>
           <w:type w:val="continuous"/>
           <w:pgSz w:w="11910" w:h="16850"/>
-          <w:pgMar w:top="380" w:bottom="0" w:left="992" w:right="141"/>
-          <w:cols w:num="2" w:equalWidth="0">
+          <w:pgMar w:top="380" w:right="141" w:bottom="0" w:left="992" w:header="720" w:footer="720" w:gutter="0"/>
+          <w:cols w:num="2" w:space="720" w:equalWidth="0">
             <w:col w:w="4704" w:space="40"/>
             <w:col w:w="6033"/>
           </w:cols>
@@ -2833,52 +2770,57 @@
         <w:spacing w:before="112"/>
         <w:ind w:left="1904"/>
       </w:pPr>
-      <w:r>
-        <w:rPr/>
+      <w:proofErr w:type="spellStart"/>
+      <w:proofErr w:type="gramStart"/>
+      <w:r>
+        <w:lastRenderedPageBreak/>
         <w:t>cybersecurity</w:t>
       </w:r>
+      <w:proofErr w:type="spellEnd"/>
+      <w:proofErr w:type="gramEnd"/>
       <w:r>
         <w:rPr>
           <w:spacing w:val="-9"/>
         </w:rPr>
-        <w:t> </w:t>
-      </w:r>
-      <w:r>
-        <w:rPr/>
+        <w:t xml:space="preserve"> </w:t>
+      </w:r>
+      <w:r>
         <w:t>and</w:t>
       </w:r>
       <w:r>
         <w:rPr>
           <w:spacing w:val="-9"/>
         </w:rPr>
-        <w:t> </w:t>
-      </w:r>
-      <w:r>
-        <w:rPr/>
+        <w:t xml:space="preserve"> </w:t>
+      </w:r>
+      <w:r>
         <w:t>ethical</w:t>
       </w:r>
       <w:r>
         <w:rPr>
           <w:spacing w:val="-9"/>
         </w:rPr>
-        <w:t> </w:t>
-      </w:r>
-      <w:r>
-        <w:rPr/>
+        <w:t xml:space="preserve"> </w:t>
+      </w:r>
+      <w:proofErr w:type="spellStart"/>
+      <w:r>
         <w:t>haking</w:t>
       </w:r>
+      <w:proofErr w:type="spellEnd"/>
       <w:r>
         <w:rPr>
           <w:spacing w:val="-9"/>
         </w:rPr>
-        <w:t> </w:t>
-      </w:r>
+        <w:t xml:space="preserve"> </w:t>
+      </w:r>
+      <w:proofErr w:type="spellStart"/>
       <w:r>
         <w:rPr>
           <w:spacing w:val="-2"/>
         </w:rPr>
         <w:t>bootcamp</w:t>
       </w:r>
+      <w:proofErr w:type="spellEnd"/>
     </w:p>
     <w:p>
       <w:pPr>
@@ -2902,7 +2844,7 @@
           <w:spacing w:val="64"/>
           <w:w w:val="105"/>
         </w:rPr>
-        <w:t> </w:t>
+        <w:t xml:space="preserve"> </w:t>
       </w:r>
       <w:r>
         <w:rPr>
@@ -2936,27 +2878,31 @@
       <w:r>
         <w:rPr>
           <w:rFonts w:ascii="Trebuchet MS"/>
+          <w:noProof/>
           <w:sz w:val="2"/>
+          <w:lang w:val="en-IN" w:eastAsia="en-IN"/>
         </w:rPr>
         <mc:AlternateContent>
-          <mc:Choice Requires="wps">
+          <mc:Choice Requires="wpg">
             <w:drawing>
               <wp:inline distT="0" distB="0" distL="0" distR="0">
                 <wp:extent cx="6235065" cy="9525"/>
                 <wp:effectExtent l="9525" t="0" r="3810" b="0"/>
                 <wp:docPr id="19" name="Group 19"/>
                 <wp:cNvGraphicFramePr>
-                  <a:graphicFrameLocks/>
+                  <a:graphicFrameLocks xmlns:a="http://schemas.openxmlformats.org/drawingml/2006/main"/>
                 </wp:cNvGraphicFramePr>
-                <a:graphic>
+                <a:graphic xmlns:a="http://schemas.openxmlformats.org/drawingml/2006/main">
                   <a:graphicData uri="http://schemas.microsoft.com/office/word/2010/wordprocessingGroup">
                     <wpg:wgp>
-                      <wpg:cNvPr id="19" name="Group 19"/>
-                      <wpg:cNvGrpSpPr/>
+                      <wpg:cNvGrpSpPr>
+                        <a:grpSpLocks/>
+                      </wpg:cNvGrpSpPr>
                       <wpg:grpSpPr>
                         <a:xfrm>
                           <a:off x="0" y="0"/>
                           <a:ext cx="6235065" cy="9525"/>
+                          <a:chOff x="0" y="0"/>
                           <a:chExt cx="6235065" cy="9525"/>
                         </a:xfrm>
                       </wpg:grpSpPr>
@@ -2975,7 +2921,7 @@
                             <a:cxnLst/>
                             <a:rect l="l" t="t" r="r" b="b"/>
                             <a:pathLst>
-                              <a:path w="6235065" h="0">
+                              <a:path w="6235065">
                                 <a:moveTo>
                                   <a:pt x="6235007" y="0"/>
                                 </a:moveTo>
@@ -3007,21 +2953,16 @@
           </mc:Choice>
           <mc:Fallback>
             <w:pict>
-              <v:group style="width:490.95pt;height:.75pt;mso-position-horizontal-relative:char;mso-position-vertical-relative:line" id="docshapegroup8" coordorigin="0,0" coordsize="9819,15">
-                <v:line style="position:absolute" from="9819,7" to="0,7" stroked="true" strokeweight=".75pt" strokecolor="#000000">
-                  <v:stroke dashstyle="solid"/>
-                </v:line>
+              <v:group w14:anchorId="444A503A" id="Group 19" o:spid="_x0000_s1026" style="width:490.95pt;height:.75pt;mso-position-horizontal-relative:char;mso-position-vertical-relative:line" coordsize="62350,95" o:gfxdata="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">
+                <v:shape id="Graphic 20" o:spid="_x0000_s1027" style="position:absolute;top:47;width:62350;height:13;visibility:visible;mso-wrap-style:square;v-text-anchor:top" coordsize="6235065,1270" o:gfxdata="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" path="m6235007,l,e" filled="f" strokeweight=".26456mm">
+                  <v:path arrowok="t"/>
+                </v:shape>
+                <w10:anchorlock/>
               </v:group>
             </w:pict>
           </mc:Fallback>
         </mc:AlternateContent>
       </w:r>
-      <w:r>
-        <w:rPr>
-          <w:rFonts w:ascii="Trebuchet MS"/>
-          <w:sz w:val="2"/>
-        </w:rPr>
-      </w:r>
     </w:p>
     <w:p>
       <w:pPr>
@@ -3045,11 +2986,13 @@
       <w:r>
         <w:rPr>
           <w:rFonts w:ascii="Trebuchet MS"/>
+          <w:noProof/>
+          <w:lang w:val="en-IN" w:eastAsia="en-IN"/>
         </w:rPr>
         <mc:AlternateContent>
           <mc:Choice Requires="wps">
             <w:drawing>
-              <wp:anchor distT="0" distB="0" distL="0" distR="0" allowOverlap="1" layoutInCell="1" locked="0" behindDoc="0" simplePos="0" relativeHeight="15736832">
+              <wp:anchor distT="0" distB="0" distL="0" distR="0" simplePos="0" relativeHeight="15736832" behindDoc="0" locked="0" layoutInCell="1" allowOverlap="1">
                 <wp:simplePos x="0" y="0"/>
                 <wp:positionH relativeFrom="page">
                   <wp:posOffset>688504</wp:posOffset>
@@ -3062,13 +3005,14 @@
                 <wp:wrapNone/>
                 <wp:docPr id="21" name="Graphic 21"/>
                 <wp:cNvGraphicFramePr>
-                  <a:graphicFrameLocks/>
+                  <a:graphicFrameLocks xmlns:a="http://schemas.openxmlformats.org/drawingml/2006/main"/>
                 </wp:cNvGraphicFramePr>
-                <a:graphic>
+                <a:graphic xmlns:a="http://schemas.openxmlformats.org/drawingml/2006/main">
                   <a:graphicData uri="http://schemas.microsoft.com/office/word/2010/wordprocessingShape">
                     <wps:wsp>
-                      <wps:cNvPr id="21" name="Graphic 21"/>
-                      <wps:cNvSpPr/>
+                      <wps:cNvSpPr>
+                        <a:spLocks/>
+                      </wps:cNvSpPr>
                       <wps:spPr>
                         <a:xfrm>
                           <a:off x="0" y="0"/>
@@ -3134,10 +3078,9 @@
           </mc:Choice>
           <mc:Fallback>
             <w:pict>
-              <v:shape style="position:absolute;margin-left:54.212944pt;margin-top:5.375077pt;width:3pt;height:3pt;mso-position-horizontal-relative:page;mso-position-vertical-relative:paragraph;z-index:15736832" id="docshape9" coordorigin="1084,108" coordsize="60,60" path="m1118,168l1110,168,1106,167,1084,141,1084,134,1110,108,1118,108,1144,138,1144,141,1118,168xe" filled="true" fillcolor="#000000" stroked="false">
+              <v:shape w14:anchorId="404E1C2B" id="Graphic 21" o:spid="_x0000_s1026" style="position:absolute;margin-left:54.2pt;margin-top:5.4pt;width:3pt;height:3pt;z-index:15736832;visibility:visible;mso-wrap-style:square;mso-wrap-distance-left:0;mso-wrap-distance-top:0;mso-wrap-distance-right:0;mso-wrap-distance-bottom:0;mso-position-horizontal:absolute;mso-position-horizontal-relative:page;mso-position-vertical:absolute;mso-position-vertical-relative:text;v-text-anchor:top" coordsize="38100,38100" o:gfxdata="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" path="m21576,38099r-5053,l14093,37616,,21576,,16523,16523,r5053,l38099,19049r,2527l21576,38099xe" fillcolor="black" stroked="f">
                 <v:path arrowok="t"/>
-                <v:fill type="solid"/>
-                <w10:wrap type="none"/>
+                <w10:wrap anchorx="page"/>
               </v:shape>
             </w:pict>
           </mc:Fallback>
@@ -3150,7 +3093,27 @@
           <w:position w:val="1"/>
           <w:sz w:val="21"/>
         </w:rPr>
-        <w:t>Technical Skills : </w:t>
+        <w:t xml:space="preserve">Technical </w:t>
+      </w:r>
+      <w:proofErr w:type="gramStart"/>
+      <w:r>
+        <w:rPr>
+          <w:rFonts w:ascii="Trebuchet MS"/>
+          <w:b/>
+          <w:position w:val="1"/>
+          <w:sz w:val="21"/>
+        </w:rPr>
+        <w:t>Skills :</w:t>
+      </w:r>
+      <w:proofErr w:type="gramEnd"/>
+      <w:r>
+        <w:rPr>
+          <w:rFonts w:ascii="Trebuchet MS"/>
+          <w:b/>
+          <w:position w:val="1"/>
+          <w:sz w:val="21"/>
+        </w:rPr>
+        <w:t xml:space="preserve"> </w:t>
       </w:r>
       <w:r>
         <w:rPr>
@@ -3163,72 +3126,93 @@
           <w:rFonts w:ascii="Trebuchet MS"/>
           <w:spacing w:val="36"/>
         </w:rPr>
-        <w:t> </w:t>
-      </w:r>
+        <w:t xml:space="preserve"> </w:t>
+      </w:r>
+      <w:proofErr w:type="spellStart"/>
       <w:r>
         <w:rPr>
           <w:rFonts w:ascii="Trebuchet MS"/>
         </w:rPr>
         <w:t>management,Group</w:t>
       </w:r>
+      <w:proofErr w:type="spellEnd"/>
       <w:r>
         <w:rPr>
           <w:rFonts w:ascii="Trebuchet MS"/>
           <w:spacing w:val="36"/>
         </w:rPr>
-        <w:t> </w:t>
-      </w:r>
+        <w:t xml:space="preserve"> </w:t>
+      </w:r>
+      <w:proofErr w:type="spellStart"/>
       <w:r>
         <w:rPr>
           <w:rFonts w:ascii="Trebuchet MS"/>
         </w:rPr>
         <w:t>discussion,content</w:t>
       </w:r>
+      <w:proofErr w:type="spellEnd"/>
       <w:r>
         <w:rPr>
           <w:rFonts w:ascii="Trebuchet MS"/>
           <w:spacing w:val="36"/>
         </w:rPr>
-        <w:t> </w:t>
-      </w:r>
+        <w:t xml:space="preserve"> </w:t>
+      </w:r>
+      <w:proofErr w:type="spellStart"/>
       <w:r>
         <w:rPr>
           <w:rFonts w:ascii="Trebuchet MS"/>
         </w:rPr>
         <w:t>creation,time</w:t>
       </w:r>
+      <w:proofErr w:type="spellEnd"/>
       <w:r>
         <w:rPr>
           <w:rFonts w:ascii="Trebuchet MS"/>
           <w:spacing w:val="36"/>
         </w:rPr>
-        <w:t> </w:t>
-      </w:r>
+        <w:t xml:space="preserve"> </w:t>
+      </w:r>
+      <w:proofErr w:type="spellStart"/>
       <w:r>
         <w:rPr>
           <w:rFonts w:ascii="Trebuchet MS"/>
         </w:rPr>
         <w:t>mangaement,communication</w:t>
       </w:r>
+      <w:proofErr w:type="spellEnd"/>
       <w:r>
         <w:rPr>
           <w:rFonts w:ascii="Trebuchet MS"/>
           <w:spacing w:val="36"/>
         </w:rPr>
-        <w:t> </w:t>
-      </w:r>
-      <w:r>
-        <w:rPr>
-          <w:rFonts w:ascii="Trebuchet MS"/>
-        </w:rPr>
-        <w:t>skills content creation,photo/video editing and more</w:t>
+        <w:t xml:space="preserve"> </w:t>
+      </w:r>
+      <w:r>
+        <w:rPr>
+          <w:rFonts w:ascii="Trebuchet MS"/>
+        </w:rPr>
+        <w:t xml:space="preserve">skills content </w:t>
+      </w:r>
+      <w:proofErr w:type="spellStart"/>
+      <w:r>
+        <w:rPr>
+          <w:rFonts w:ascii="Trebuchet MS"/>
+        </w:rPr>
+        <w:t>creation,photo</w:t>
+      </w:r>
+      <w:proofErr w:type="spellEnd"/>
+      <w:r>
+        <w:rPr>
+          <w:rFonts w:ascii="Trebuchet MS"/>
+        </w:rPr>
+        <w:t>/video editing and more</w:t>
       </w:r>
     </w:p>
     <w:p>
       <w:pPr>
         <w:spacing w:before="144"/>
-        <w:ind w:left="333" w:right="0" w:firstLine="0"/>
-        <w:jc w:val="left"/>
+        <w:ind w:left="333"/>
         <w:rPr>
           <w:rFonts w:ascii="Trebuchet MS"/>
           <w:sz w:val="19"/>
@@ -3237,12 +3221,14 @@
       <w:r>
         <w:rPr>
           <w:rFonts w:ascii="Trebuchet MS"/>
+          <w:noProof/>
           <w:sz w:val="19"/>
+          <w:lang w:val="en-IN" w:eastAsia="en-IN"/>
         </w:rPr>
         <mc:AlternateContent>
           <mc:Choice Requires="wps">
             <w:drawing>
-              <wp:anchor distT="0" distB="0" distL="0" distR="0" allowOverlap="1" layoutInCell="1" locked="0" behindDoc="0" simplePos="0" relativeHeight="15738368">
+              <wp:anchor distT="0" distB="0" distL="0" distR="0" simplePos="0" relativeHeight="15738368" behindDoc="0" locked="0" layoutInCell="1" allowOverlap="1">
                 <wp:simplePos x="0" y="0"/>
                 <wp:positionH relativeFrom="page">
                   <wp:posOffset>690194</wp:posOffset>
@@ -3255,13 +3241,14 @@
                 <wp:wrapNone/>
                 <wp:docPr id="22" name="Graphic 22"/>
                 <wp:cNvGraphicFramePr>
-                  <a:graphicFrameLocks/>
+                  <a:graphicFrameLocks xmlns:a="http://schemas.openxmlformats.org/drawingml/2006/main"/>
                 </wp:cNvGraphicFramePr>
-                <a:graphic>
+                <a:graphic xmlns:a="http://schemas.openxmlformats.org/drawingml/2006/main">
                   <a:graphicData uri="http://schemas.microsoft.com/office/word/2010/wordprocessingShape">
                     <wps:wsp>
-                      <wps:cNvPr id="22" name="Graphic 22"/>
-                      <wps:cNvSpPr/>
+                      <wps:cNvSpPr>
+                        <a:spLocks/>
+                      </wps:cNvSpPr>
                       <wps:spPr>
                         <a:xfrm>
                           <a:off x="0" y="0"/>
@@ -3327,10 +3314,9 @@
           </mc:Choice>
           <mc:Fallback>
             <w:pict>
-              <v:shape style="position:absolute;margin-left:54.346043pt;margin-top:12.778338pt;width:3.2pt;height:3.2pt;mso-position-horizontal-relative:page;mso-position-vertical-relative:paragraph;z-index:15738368" id="docshape10" coordorigin="1087,256" coordsize="64,64" path="m1123,319l1114,319,1110,318,1087,292,1087,283,1114,256,1123,256,1150,287,1150,292,1123,319xe" filled="true" fillcolor="#000000" stroked="false">
+              <v:shape w14:anchorId="7D2E8BEC" id="Graphic 22" o:spid="_x0000_s1026" style="position:absolute;margin-left:54.35pt;margin-top:12.8pt;width:3.2pt;height:3.2pt;z-index:15738368;visibility:visible;mso-wrap-style:square;mso-wrap-distance-left:0;mso-wrap-distance-top:0;mso-wrap-distance-right:0;mso-wrap-distance-bottom:0;mso-position-horizontal:absolute;mso-position-horizontal-relative:page;mso-position-vertical:absolute;mso-position-vertical-relative:text;v-text-anchor:top" coordsize="40640,40640" o:gfxdata="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" path="m22852,40353r-5351,l14927,39841,,22852,,17501,17501,r5351,l40353,20176r,2676l22852,40353xe" fillcolor="black" stroked="f">
                 <v:path arrowok="t"/>
-                <v:fill type="solid"/>
-                <w10:wrap type="none"/>
+                <w10:wrap anchorx="page"/>
               </v:shape>
             </w:pict>
           </mc:Fallback>
@@ -3340,7 +3326,6 @@
         <w:rPr>
           <w:rFonts w:ascii="Trebuchet MS"/>
           <w:b/>
-          <w:sz w:val="22"/>
         </w:rPr>
         <w:t>Programming</w:t>
       </w:r>
@@ -3349,15 +3334,14 @@
           <w:rFonts w:ascii="Trebuchet MS"/>
           <w:b/>
           <w:spacing w:val="29"/>
-          <w:sz w:val="22"/>
-        </w:rPr>
-        <w:t> </w:t>
-      </w:r>
-      <w:r>
-        <w:rPr>
-          <w:rFonts w:ascii="Trebuchet MS"/>
-          <w:b/>
-          <w:sz w:val="22"/>
+        </w:rPr>
+        <w:t xml:space="preserve"> </w:t>
+      </w:r>
+      <w:proofErr w:type="gramStart"/>
+      <w:r>
+        <w:rPr>
+          <w:rFonts w:ascii="Trebuchet MS"/>
+          <w:b/>
         </w:rPr>
         <w:t>Languages</w:t>
       </w:r>
@@ -3366,27 +3350,26 @@
           <w:rFonts w:ascii="Trebuchet MS"/>
           <w:b/>
           <w:spacing w:val="29"/>
-          <w:sz w:val="22"/>
-        </w:rPr>
-        <w:t> </w:t>
-      </w:r>
-      <w:r>
-        <w:rPr>
-          <w:rFonts w:ascii="Trebuchet MS"/>
-          <w:b/>
-          <w:sz w:val="22"/>
+        </w:rPr>
+        <w:t xml:space="preserve"> </w:t>
+      </w:r>
+      <w:r>
+        <w:rPr>
+          <w:rFonts w:ascii="Trebuchet MS"/>
+          <w:b/>
         </w:rPr>
         <w:t>:</w:t>
       </w:r>
+      <w:proofErr w:type="gramEnd"/>
       <w:r>
         <w:rPr>
           <w:rFonts w:ascii="Trebuchet MS"/>
           <w:b/>
           <w:spacing w:val="31"/>
-          <w:sz w:val="22"/>
-        </w:rPr>
-        <w:t> </w:t>
-      </w:r>
+        </w:rPr>
+        <w:t xml:space="preserve"> </w:t>
+      </w:r>
+      <w:proofErr w:type="spellStart"/>
       <w:r>
         <w:rPr>
           <w:rFonts w:ascii="Trebuchet MS"/>
@@ -3394,13 +3377,14 @@
         </w:rPr>
         <w:t>C,Python,basics</w:t>
       </w:r>
+      <w:proofErr w:type="spellEnd"/>
       <w:r>
         <w:rPr>
           <w:rFonts w:ascii="Trebuchet MS"/>
           <w:spacing w:val="32"/>
           <w:sz w:val="19"/>
         </w:rPr>
-        <w:t> </w:t>
+        <w:t xml:space="preserve"> </w:t>
       </w:r>
       <w:r>
         <w:rPr>
@@ -3415,7 +3399,7 @@
           <w:spacing w:val="33"/>
           <w:sz w:val="19"/>
         </w:rPr>
-        <w:t> </w:t>
+        <w:t xml:space="preserve"> </w:t>
       </w:r>
       <w:r>
         <w:rPr>
@@ -3430,7 +3414,7 @@
           <w:spacing w:val="33"/>
           <w:sz w:val="19"/>
         </w:rPr>
-        <w:t> </w:t>
+        <w:t xml:space="preserve"> </w:t>
       </w:r>
       <w:r>
         <w:rPr>
@@ -3445,7 +3429,7 @@
           <w:spacing w:val="32"/>
           <w:sz w:val="19"/>
         </w:rPr>
-        <w:t> </w:t>
+        <w:t xml:space="preserve"> </w:t>
       </w:r>
       <w:r>
         <w:rPr>
@@ -3460,7 +3444,7 @@
           <w:spacing w:val="33"/>
           <w:sz w:val="19"/>
         </w:rPr>
-        <w:t> </w:t>
+        <w:t xml:space="preserve"> </w:t>
       </w:r>
       <w:r>
         <w:rPr>
@@ -3475,7 +3459,7 @@
           <w:spacing w:val="33"/>
           <w:sz w:val="19"/>
         </w:rPr>
-        <w:t> </w:t>
+        <w:t xml:space="preserve"> </w:t>
       </w:r>
       <w:r>
         <w:rPr>
@@ -3507,11 +3491,13 @@
       <w:r>
         <w:rPr>
           <w:rFonts w:ascii="Trebuchet MS"/>
+          <w:noProof/>
+          <w:lang w:val="en-IN" w:eastAsia="en-IN"/>
         </w:rPr>
         <mc:AlternateContent>
           <mc:Choice Requires="wps">
             <w:drawing>
-              <wp:anchor distT="0" distB="0" distL="0" distR="0" allowOverlap="1" layoutInCell="1" locked="0" behindDoc="0" simplePos="0" relativeHeight="15739392">
+              <wp:anchor distT="0" distB="0" distL="0" distR="0" simplePos="0" relativeHeight="15739392" behindDoc="0" locked="0" layoutInCell="1" allowOverlap="1">
                 <wp:simplePos x="0" y="0"/>
                 <wp:positionH relativeFrom="page">
                   <wp:posOffset>683558</wp:posOffset>
@@ -3524,13 +3510,14 @@
                 <wp:wrapNone/>
                 <wp:docPr id="23" name="Graphic 23"/>
                 <wp:cNvGraphicFramePr>
-                  <a:graphicFrameLocks/>
+                  <a:graphicFrameLocks xmlns:a="http://schemas.openxmlformats.org/drawingml/2006/main"/>
                 </wp:cNvGraphicFramePr>
-                <a:graphic>
+                <a:graphic xmlns:a="http://schemas.openxmlformats.org/drawingml/2006/main">
                   <a:graphicData uri="http://schemas.microsoft.com/office/word/2010/wordprocessingShape">
                     <wps:wsp>
-                      <wps:cNvPr id="23" name="Graphic 23"/>
-                      <wps:cNvSpPr/>
+                      <wps:cNvSpPr>
+                        <a:spLocks/>
+                      </wps:cNvSpPr>
                       <wps:spPr>
                         <a:xfrm>
                           <a:off x="0" y="0"/>
@@ -3596,15 +3583,15 @@
           </mc:Choice>
           <mc:Fallback>
             <w:pict>
-              <v:shape style="position:absolute;margin-left:53.823479pt;margin-top:5.480195pt;width:3.2pt;height:3.2pt;mso-position-horizontal-relative:page;mso-position-vertical-relative:paragraph;z-index:15739392" id="docshape11" coordorigin="1076,110" coordsize="64,64" path="m1112,173l1104,173,1100,172,1076,146,1076,137,1104,110,1112,110,1140,141,1140,146,1112,173xe" filled="true" fillcolor="#000000" stroked="false">
+              <v:shape w14:anchorId="634FA3DE" id="Graphic 23" o:spid="_x0000_s1026" style="position:absolute;margin-left:53.8pt;margin-top:5.5pt;width:3.2pt;height:3.2pt;z-index:15739392;visibility:visible;mso-wrap-style:square;mso-wrap-distance-left:0;mso-wrap-distance-top:0;mso-wrap-distance-right:0;mso-wrap-distance-bottom:0;mso-position-horizontal:absolute;mso-position-horizontal-relative:page;mso-position-vertical:absolute;mso-position-vertical-relative:text;v-text-anchor:top" coordsize="40640,40640" o:gfxdata="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" path="m22852,40353r-5351,l14927,39841,,22852,,17501,17501,r5351,l40353,20176r,2676l22852,40353xe" fillcolor="black" stroked="f">
                 <v:path arrowok="t"/>
-                <v:fill type="solid"/>
-                <w10:wrap type="none"/>
+                <w10:wrap anchorx="page"/>
               </v:shape>
             </w:pict>
           </mc:Fallback>
         </mc:AlternateContent>
       </w:r>
+      <w:proofErr w:type="gramStart"/>
       <w:r>
         <w:rPr>
           <w:rFonts w:ascii="Trebuchet MS"/>
@@ -3622,7 +3609,7 @@
           <w:position w:val="-2"/>
           <w:sz w:val="22"/>
         </w:rPr>
-        <w:t> </w:t>
+        <w:t xml:space="preserve"> </w:t>
       </w:r>
       <w:r>
         <w:rPr>
@@ -3633,6 +3620,7 @@
         </w:rPr>
         <w:t>:</w:t>
       </w:r>
+      <w:proofErr w:type="gramEnd"/>
       <w:r>
         <w:rPr>
           <w:rFonts w:ascii="Trebuchet MS"/>
@@ -3641,20 +3629,42 @@
           <w:position w:val="-2"/>
           <w:sz w:val="22"/>
         </w:rPr>
-        <w:t>  </w:t>
-      </w:r>
-      <w:r>
-        <w:rPr>
-          <w:rFonts w:ascii="Trebuchet MS"/>
-        </w:rPr>
-        <w:t>Games(cricket,badminton),editing,programming,cleaning</w:t>
-      </w:r>
+        <w:t xml:space="preserve">  </w:t>
+      </w:r>
+      <w:r>
+        <w:rPr>
+          <w:rFonts w:ascii="Trebuchet MS"/>
+        </w:rPr>
+        <w:t>Games(</w:t>
+      </w:r>
+      <w:proofErr w:type="spellStart"/>
+      <w:r>
+        <w:rPr>
+          <w:rFonts w:ascii="Trebuchet MS"/>
+        </w:rPr>
+        <w:t>cricket,badminton</w:t>
+      </w:r>
+      <w:proofErr w:type="spellEnd"/>
+      <w:r>
+        <w:rPr>
+          <w:rFonts w:ascii="Trebuchet MS"/>
+        </w:rPr>
+        <w:t>),</w:t>
+      </w:r>
+      <w:proofErr w:type="spellStart"/>
+      <w:r>
+        <w:rPr>
+          <w:rFonts w:ascii="Trebuchet MS"/>
+        </w:rPr>
+        <w:t>editing,programming,cleaning</w:t>
+      </w:r>
+      <w:proofErr w:type="spellEnd"/>
       <w:r>
         <w:rPr>
           <w:rFonts w:ascii="Trebuchet MS"/>
           <w:spacing w:val="21"/>
         </w:rPr>
-        <w:t> </w:t>
+        <w:t xml:space="preserve"> </w:t>
       </w:r>
       <w:r>
         <w:rPr>
@@ -3667,7 +3677,7 @@
           <w:rFonts w:ascii="Trebuchet MS"/>
           <w:spacing w:val="20"/>
         </w:rPr>
-        <w:t> </w:t>
+        <w:t xml:space="preserve"> </w:t>
       </w:r>
       <w:r>
         <w:rPr>
@@ -3690,7 +3700,6 @@
     <w:p>
       <w:pPr>
         <w:pStyle w:val="BodyText"/>
-        <w:spacing w:after="0"/>
         <w:rPr>
           <w:rFonts w:ascii="Trebuchet MS"/>
           <w:sz w:val="17"/>
@@ -3698,31 +3707,32 @@
         <w:sectPr>
           <w:type w:val="continuous"/>
           <w:pgSz w:w="11910" w:h="16850"/>
-          <w:pgMar w:top="380" w:bottom="0" w:left="992" w:right="141"/>
+          <w:pgMar w:top="380" w:right="141" w:bottom="0" w:left="992" w:header="720" w:footer="720" w:gutter="0"/>
+          <w:cols w:space="720"/>
         </w:sectPr>
       </w:pPr>
     </w:p>
     <w:p>
       <w:pPr>
         <w:spacing w:before="101"/>
-        <w:ind w:left="376" w:right="0" w:firstLine="0"/>
-        <w:jc w:val="left"/>
-        <w:rPr>
-          <w:rFonts w:ascii="Trebuchet MS"/>
-          <w:b/>
-          <w:sz w:val="22"/>
-        </w:rPr>
-      </w:pPr>
-      <w:r>
-        <w:rPr>
-          <w:rFonts w:ascii="Trebuchet MS"/>
-          <w:b/>
-          <w:sz w:val="22"/>
-        </w:rPr>
+        <w:ind w:left="376"/>
+        <w:rPr>
+          <w:rFonts w:ascii="Trebuchet MS"/>
+          <w:b/>
+        </w:rPr>
+      </w:pPr>
+      <w:r>
+        <w:rPr>
+          <w:rFonts w:ascii="Trebuchet MS"/>
+          <w:b/>
+          <w:noProof/>
+          <w:lang w:val="en-IN" w:eastAsia="en-IN"/>
+        </w:rPr>
+        <w:lastRenderedPageBreak/>
         <mc:AlternateContent>
           <mc:Choice Requires="wps">
             <w:drawing>
-              <wp:anchor distT="0" distB="0" distL="0" distR="0" allowOverlap="1" layoutInCell="1" locked="0" behindDoc="0" simplePos="0" relativeHeight="15738880">
+              <wp:anchor distT="0" distB="0" distL="0" distR="0" simplePos="0" relativeHeight="15738880" behindDoc="0" locked="0" layoutInCell="1" allowOverlap="1">
                 <wp:simplePos x="0" y="0"/>
                 <wp:positionH relativeFrom="page">
                   <wp:posOffset>683558</wp:posOffset>
@@ -3735,13 +3745,14 @@
                 <wp:wrapNone/>
                 <wp:docPr id="24" name="Graphic 24"/>
                 <wp:cNvGraphicFramePr>
-                  <a:graphicFrameLocks/>
+                  <a:graphicFrameLocks xmlns:a="http://schemas.openxmlformats.org/drawingml/2006/main"/>
                 </wp:cNvGraphicFramePr>
-                <a:graphic>
+                <a:graphic xmlns:a="http://schemas.openxmlformats.org/drawingml/2006/main">
                   <a:graphicData uri="http://schemas.microsoft.com/office/word/2010/wordprocessingShape">
                     <wps:wsp>
-                      <wps:cNvPr id="24" name="Graphic 24"/>
-                      <wps:cNvSpPr/>
+                      <wps:cNvSpPr>
+                        <a:spLocks/>
+                      </wps:cNvSpPr>
                       <wps:spPr>
                         <a:xfrm>
                           <a:off x="0" y="0"/>
@@ -3807,21 +3818,20 @@
           </mc:Choice>
           <mc:Fallback>
             <w:pict>
-              <v:shape style="position:absolute;margin-left:53.823479pt;margin-top:10.611751pt;width:3.2pt;height:3.2pt;mso-position-horizontal-relative:page;mso-position-vertical-relative:paragraph;z-index:15738880" id="docshape12" coordorigin="1076,212" coordsize="64,64" path="m1112,276l1104,276,1100,275,1076,248,1076,240,1104,212,1112,212,1140,244,1140,248,1112,276xe" filled="true" fillcolor="#000000" stroked="false">
+              <v:shape w14:anchorId="06D0762E" id="Graphic 24" o:spid="_x0000_s1026" style="position:absolute;margin-left:53.8pt;margin-top:10.6pt;width:3.2pt;height:3.2pt;z-index:15738880;visibility:visible;mso-wrap-style:square;mso-wrap-distance-left:0;mso-wrap-distance-top:0;mso-wrap-distance-right:0;mso-wrap-distance-bottom:0;mso-position-horizontal:absolute;mso-position-horizontal-relative:page;mso-position-vertical:absolute;mso-position-vertical-relative:text;v-text-anchor:top" coordsize="40640,40640" o:gfxdata="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" path="m22852,40353r-5351,l14927,39841,,22852,,17501,17501,r5351,l40353,20176r,2676l22852,40353xe" fillcolor="black" stroked="f">
                 <v:path arrowok="t"/>
-                <v:fill type="solid"/>
-                <w10:wrap type="none"/>
+                <w10:wrap anchorx="page"/>
               </v:shape>
             </w:pict>
           </mc:Fallback>
         </mc:AlternateContent>
       </w:r>
+      <w:proofErr w:type="gramStart"/>
       <w:r>
         <w:rPr>
           <w:rFonts w:ascii="Trebuchet MS"/>
           <w:b/>
           <w:spacing w:val="6"/>
-          <w:sz w:val="22"/>
         </w:rPr>
         <w:t>Languages</w:t>
       </w:r>
@@ -3830,23 +3840,22 @@
           <w:rFonts w:ascii="Trebuchet MS"/>
           <w:b/>
           <w:spacing w:val="33"/>
-          <w:sz w:val="22"/>
-        </w:rPr>
-        <w:t> </w:t>
+        </w:rPr>
+        <w:t xml:space="preserve"> </w:t>
       </w:r>
       <w:r>
         <w:rPr>
           <w:rFonts w:ascii="Trebuchet MS"/>
           <w:b/>
           <w:spacing w:val="-10"/>
-          <w:sz w:val="22"/>
         </w:rPr>
         <w:t>:</w:t>
       </w:r>
-    </w:p>
-    <w:p>
-      <w:pPr>
-        <w:spacing w:line="240" w:lineRule="auto" w:before="156"/>
+      <w:proofErr w:type="gramEnd"/>
+    </w:p>
+    <w:p>
+      <w:pPr>
+        <w:spacing w:before="156"/>
         <w:rPr>
           <w:rFonts w:ascii="Trebuchet MS"/>
           <w:b/>
@@ -3854,15 +3863,7 @@
         </w:rPr>
       </w:pPr>
       <w:r>
-        <w:rPr/>
         <w:br w:type="column"/>
-      </w:r>
-      <w:r>
-        <w:rPr>
-          <w:rFonts w:ascii="Trebuchet MS"/>
-          <w:b/>
-          <w:sz w:val="19"/>
-        </w:rPr>
       </w:r>
     </w:p>
     <w:p>
@@ -3904,14 +3905,12 @@
     <w:p>
       <w:pPr>
         <w:spacing w:before="294"/>
-        <w:ind w:left="376" w:right="0" w:firstLine="0"/>
-        <w:jc w:val="left"/>
+        <w:ind w:left="376"/>
         <w:rPr>
           <w:sz w:val="28"/>
         </w:rPr>
       </w:pPr>
       <w:r>
-        <w:rPr/>
         <w:br w:type="column"/>
       </w:r>
       <w:r>
@@ -3920,26 +3919,28 @@
           <w:w w:val="105"/>
           <w:sz w:val="28"/>
         </w:rPr>
+        <w:lastRenderedPageBreak/>
         <w:t>100%</w:t>
       </w:r>
     </w:p>
     <w:p>
       <w:pPr>
         <w:spacing w:before="93"/>
-        <w:ind w:left="376" w:right="0" w:firstLine="0"/>
-        <w:jc w:val="left"/>
+        <w:ind w:left="376"/>
         <w:rPr>
           <w:sz w:val="28"/>
         </w:rPr>
       </w:pPr>
       <w:r>
         <w:rPr>
+          <w:noProof/>
           <w:sz w:val="28"/>
+          <w:lang w:val="en-IN" w:eastAsia="en-IN"/>
         </w:rPr>
         <mc:AlternateContent>
           <mc:Choice Requires="wps">
             <w:drawing>
-              <wp:anchor distT="0" distB="0" distL="0" distR="0" allowOverlap="1" layoutInCell="1" locked="0" behindDoc="0" simplePos="0" relativeHeight="15732736">
+              <wp:anchor distT="0" distB="0" distL="0" distR="0" simplePos="0" relativeHeight="15732736" behindDoc="0" locked="0" layoutInCell="1" allowOverlap="1">
                 <wp:simplePos x="0" y="0"/>
                 <wp:positionH relativeFrom="page">
                   <wp:posOffset>2690495</wp:posOffset>
@@ -3952,13 +3953,14 @@
                 <wp:wrapNone/>
                 <wp:docPr id="25" name="Graphic 25"/>
                 <wp:cNvGraphicFramePr>
-                  <a:graphicFrameLocks/>
+                  <a:graphicFrameLocks xmlns:a="http://schemas.openxmlformats.org/drawingml/2006/main"/>
                 </wp:cNvGraphicFramePr>
-                <a:graphic>
+                <a:graphic xmlns:a="http://schemas.openxmlformats.org/drawingml/2006/main">
                   <a:graphicData uri="http://schemas.microsoft.com/office/word/2010/wordprocessingShape">
                     <wps:wsp>
-                      <wps:cNvPr id="25" name="Graphic 25"/>
-                      <wps:cNvSpPr/>
+                      <wps:cNvSpPr>
+                        <a:spLocks/>
+                      </wps:cNvSpPr>
                       <wps:spPr>
                         <a:xfrm>
                           <a:off x="0" y="0"/>
@@ -4051,10 +4053,9 @@
           </mc:Choice>
           <mc:Fallback>
             <w:pict>
-              <v:shape style="position:absolute;margin-left:211.850006pt;margin-top:-11.110745pt;width:63.4pt;height:5.1pt;mso-position-horizontal-relative:page;mso-position-vertical-relative:paragraph;z-index:15732736" id="docshape13" coordorigin="4237,-222" coordsize="1268,102" path="m5504,-172l5500,-191,5490,-207,5473,-218,5454,-222,4288,-222,4268,-218,4252,-207,4241,-191,4237,-172,4241,-152,4252,-136,4268,-125,4288,-121,5454,-121,5473,-125,5490,-136,5500,-152,5504,-172xe" filled="true" fillcolor="#000000" stroked="false">
+              <v:shape w14:anchorId="51BAAC2F" id="Graphic 25" o:spid="_x0000_s1026" style="position:absolute;margin-left:211.85pt;margin-top:-11.1pt;width:63.4pt;height:5.1pt;z-index:15732736;visibility:visible;mso-wrap-style:square;mso-wrap-distance-left:0;mso-wrap-distance-top:0;mso-wrap-distance-right:0;mso-wrap-distance-bottom:0;mso-position-horizontal:absolute;mso-position-horizontal-relative:page;mso-position-vertical:absolute;mso-position-vertical-relative:text;v-text-anchor:top" coordsize="805180,64769" o:gfxdata="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" path="m804811,32194l802271,19659,795375,9436,785139,2540,772617,,32194,,19659,2540,9423,9436,2527,19659,,32194,2527,44729,9423,54965r10236,6896l32194,64389r740423,l785139,61861r10236,-6896l802271,44729r2540,-12535xe" fillcolor="black" stroked="f">
                 <v:path arrowok="t"/>
-                <v:fill type="solid"/>
-                <w10:wrap type="none"/>
+                <w10:wrap anchorx="page"/>
               </v:shape>
             </w:pict>
           </mc:Fallback>
@@ -4062,12 +4063,14 @@
       </w:r>
       <w:r>
         <w:rPr>
+          <w:noProof/>
           <w:sz w:val="28"/>
+          <w:lang w:val="en-IN" w:eastAsia="en-IN"/>
         </w:rPr>
         <mc:AlternateContent>
-          <mc:Choice Requires="wps">
+          <mc:Choice Requires="wpg">
             <w:drawing>
-              <wp:anchor distT="0" distB="0" distL="0" distR="0" allowOverlap="1" layoutInCell="1" locked="0" behindDoc="0" simplePos="0" relativeHeight="15733248">
+              <wp:anchor distT="0" distB="0" distL="0" distR="0" simplePos="0" relativeHeight="15733248" behindDoc="0" locked="0" layoutInCell="1" allowOverlap="1">
                 <wp:simplePos x="0" y="0"/>
                 <wp:positionH relativeFrom="page">
                   <wp:posOffset>2690498</wp:posOffset>
@@ -4080,17 +4083,19 @@
                 <wp:wrapNone/>
                 <wp:docPr id="26" name="Group 26"/>
                 <wp:cNvGraphicFramePr>
-                  <a:graphicFrameLocks/>
+                  <a:graphicFrameLocks xmlns:a="http://schemas.openxmlformats.org/drawingml/2006/main"/>
                 </wp:cNvGraphicFramePr>
-                <a:graphic>
+                <a:graphic xmlns:a="http://schemas.openxmlformats.org/drawingml/2006/main">
                   <a:graphicData uri="http://schemas.microsoft.com/office/word/2010/wordprocessingGroup">
                     <wpg:wgp>
-                      <wpg:cNvPr id="26" name="Group 26"/>
-                      <wpg:cNvGrpSpPr/>
+                      <wpg:cNvGrpSpPr>
+                        <a:grpSpLocks/>
+                      </wpg:cNvGrpSpPr>
                       <wpg:grpSpPr>
                         <a:xfrm>
                           <a:off x="0" y="0"/>
                           <a:ext cx="805180" cy="56515"/>
+                          <a:chOff x="0" y="0"/>
                           <a:chExt cx="805180" cy="56515"/>
                         </a:xfrm>
                       </wpg:grpSpPr>
@@ -4236,15 +4241,14 @@
           </mc:Choice>
           <mc:Fallback>
             <w:pict>
-              <v:group style="position:absolute;margin-left:211.850266pt;margin-top:10.755915pt;width:63.4pt;height:4.45pt;mso-position-horizontal-relative:page;mso-position-vertical-relative:paragraph;z-index:15733248" id="docshapegroup14" coordorigin="4237,215" coordsize="1268,89">
-                <v:rect style="position:absolute;left:5441;top:215;width:64;height:89" id="docshape15" filled="true" fillcolor="#e3e8e9" stroked="false">
-                  <v:fill type="solid"/>
-                </v:rect>
-                <v:shape style="position:absolute;left:4237;top:215;width:1205;height:89" id="docshape16" coordorigin="4237,215" coordsize="1205,89" path="m5397,304l4281,304,4264,300,4250,291,4240,277,4237,259,4240,242,4250,228,4264,219,4281,215,5397,215,5414,219,5428,228,5438,242,5441,259,5438,277,5428,291,5414,300,5397,304xe" filled="true" fillcolor="#000000" stroked="false">
+              <v:group w14:anchorId="0A3A3610" id="Group 26" o:spid="_x0000_s1026" style="position:absolute;margin-left:211.85pt;margin-top:10.75pt;width:63.4pt;height:4.45pt;z-index:15733248;mso-wrap-distance-left:0;mso-wrap-distance-right:0;mso-position-horizontal-relative:page" coordsize="8051,565" o:gfxdata="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">
+                <v:shape id="Graphic 27" o:spid="_x0000_s1027" style="position:absolute;left:7645;width:407;height:565;visibility:visible;mso-wrap-style:square;v-text-anchor:top" coordsize="40640,56515" o:gfxdata="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" path="m,56336r40240,l40240,,,,,56336xe" fillcolor="#e3e8e9" stroked="f">
                   <v:path arrowok="t"/>
-                  <v:fill type="solid"/>
                 </v:shape>
-                <w10:wrap type="none"/>
+                <v:shape id="Graphic 28" o:spid="_x0000_s1028" style="position:absolute;width:7651;height:565;visibility:visible;mso-wrap-style:square;v-text-anchor:top" coordsize="765175,56515" o:gfxdata="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" path="m736400,56336r-708232,l17203,54122,8250,48086,2213,39132,,28167,2213,17203,8250,8250,17203,2213,28168,,736400,r10964,2213l756318,8250r6036,8953l764568,28167r-2214,10965l756318,48086r-8954,6036l736400,56336xe" fillcolor="black" stroked="f">
+                  <v:path arrowok="t"/>
+                </v:shape>
+                <w10:wrap anchorx="page"/>
               </v:group>
             </w:pict>
           </mc:Fallback>
@@ -4262,20 +4266,21 @@
     <w:p>
       <w:pPr>
         <w:spacing w:before="63"/>
-        <w:ind w:left="389" w:right="0" w:firstLine="0"/>
-        <w:jc w:val="left"/>
+        <w:ind w:left="389"/>
         <w:rPr>
           <w:sz w:val="28"/>
         </w:rPr>
       </w:pPr>
       <w:r>
         <w:rPr>
+          <w:noProof/>
           <w:sz w:val="28"/>
+          <w:lang w:val="en-IN" w:eastAsia="en-IN"/>
         </w:rPr>
         <mc:AlternateContent>
-          <mc:Choice Requires="wps">
+          <mc:Choice Requires="wpg">
             <w:drawing>
-              <wp:anchor distT="0" distB="0" distL="0" distR="0" allowOverlap="1" layoutInCell="1" locked="0" behindDoc="0" simplePos="0" relativeHeight="15733760">
+              <wp:anchor distT="0" distB="0" distL="0" distR="0" simplePos="0" relativeHeight="15733760" behindDoc="0" locked="0" layoutInCell="1" allowOverlap="1">
                 <wp:simplePos x="0" y="0"/>
                 <wp:positionH relativeFrom="page">
                   <wp:posOffset>2698564</wp:posOffset>
@@ -4288,17 +4293,19 @@
                 <wp:wrapNone/>
                 <wp:docPr id="29" name="Group 29"/>
                 <wp:cNvGraphicFramePr>
-                  <a:graphicFrameLocks/>
+                  <a:graphicFrameLocks xmlns:a="http://schemas.openxmlformats.org/drawingml/2006/main"/>
                 </wp:cNvGraphicFramePr>
-                <a:graphic>
+                <a:graphic xmlns:a="http://schemas.openxmlformats.org/drawingml/2006/main">
                   <a:graphicData uri="http://schemas.microsoft.com/office/word/2010/wordprocessingGroup">
                     <wpg:wgp>
-                      <wpg:cNvPr id="29" name="Group 29"/>
-                      <wpg:cNvGrpSpPr/>
+                      <wpg:cNvGrpSpPr>
+                        <a:grpSpLocks/>
+                      </wpg:cNvGrpSpPr>
                       <wpg:grpSpPr>
                         <a:xfrm>
                           <a:off x="0" y="0"/>
                           <a:ext cx="805180" cy="64769"/>
+                          <a:chOff x="0" y="0"/>
                           <a:chExt cx="805180" cy="64769"/>
                         </a:xfrm>
                       </wpg:grpSpPr>
@@ -4486,16 +4493,14 @@
           </mc:Choice>
           <mc:Fallback>
             <w:pict>
-              <v:group style="position:absolute;margin-left:212.485382pt;margin-top:8.940733pt;width:63.4pt;height:5.1pt;mso-position-horizontal-relative:page;mso-position-vertical-relative:paragraph;z-index:15733760" id="docshapegroup17" coordorigin="4250,179" coordsize="1268,102">
-                <v:shape style="position:absolute;left:4249;top:178;width:1268;height:102" id="docshape18" coordorigin="4250,179" coordsize="1268,102" path="m5466,280l4300,280,4281,276,4265,265,4254,249,4250,230,4254,210,4265,194,4281,183,4300,179,5466,179,5486,183,5502,194,5513,210,5517,230,5513,249,5502,265,5486,276,5466,280xe" filled="true" fillcolor="#e3e8e9" stroked="false">
+              <v:group w14:anchorId="6E6D2F54" id="Group 29" o:spid="_x0000_s1026" style="position:absolute;margin-left:212.5pt;margin-top:8.95pt;width:63.4pt;height:5.1pt;z-index:15733760;mso-wrap-distance-left:0;mso-wrap-distance-right:0;mso-position-horizontal-relative:page" coordsize="8051,647" o:gfxdata="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">
+                <v:shape id="Graphic 30" o:spid="_x0000_s1027" style="position:absolute;width:8051;height:647;visibility:visible;mso-wrap-style:square;v-text-anchor:top" coordsize="805180,64769" o:gfxdata="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" path="m772616,64384r-740424,l19661,61854,9428,54955,2529,44723,,32192,2529,19661,9428,9429,19661,2529,32192,,772616,r12531,2529l795380,9429r6899,10232l804809,32192r-2530,12531l795380,54955r-10233,6899l772616,64384xe" fillcolor="#e3e8e9" stroked="f">
                   <v:path arrowok="t"/>
-                  <v:fill type="solid"/>
                 </v:shape>
-                <v:shape style="position:absolute;left:4249;top:178;width:824;height:102" id="docshape19" coordorigin="4250,179" coordsize="824,102" path="m5023,280l4300,280,4281,276,4265,265,4254,249,4250,230,4254,210,4265,194,4281,183,4300,179,5023,179,5043,183,5059,194,5070,210,5074,230,5070,249,5059,265,5043,276,5023,280xe" filled="true" fillcolor="#000000" stroked="false">
+                <v:shape id="Graphic 31" o:spid="_x0000_s1028" style="position:absolute;width:5232;height:647;visibility:visible;mso-wrap-style:square;v-text-anchor:top" coordsize="523240,64769" o:gfxdata="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" path="m490933,64384r-458741,l19661,61854,9428,54955,2529,44723,,32192,2529,19661,9428,9429,19661,2529,32192,,490933,r12531,2529l513697,9429r6899,10232l523126,32192r-2530,12531l513697,54955r-10233,6899l490933,64384xe" fillcolor="black" stroked="f">
                   <v:path arrowok="t"/>
-                  <v:fill type="solid"/>
                 </v:shape>
-                <w10:wrap type="none"/>
+                <w10:wrap anchorx="page"/>
               </v:group>
             </w:pict>
           </mc:Fallback>
@@ -4513,20 +4518,21 @@
     <w:p>
       <w:pPr>
         <w:spacing w:before="161"/>
-        <w:ind w:left="389" w:right="0" w:firstLine="0"/>
-        <w:jc w:val="left"/>
+        <w:ind w:left="389"/>
         <w:rPr>
           <w:sz w:val="28"/>
         </w:rPr>
       </w:pPr>
       <w:r>
         <w:rPr>
+          <w:noProof/>
           <w:sz w:val="28"/>
+          <w:lang w:val="en-IN" w:eastAsia="en-IN"/>
         </w:rPr>
         <mc:AlternateContent>
-          <mc:Choice Requires="wps">
+          <mc:Choice Requires="wpg">
             <w:drawing>
-              <wp:anchor distT="0" distB="0" distL="0" distR="0" allowOverlap="1" layoutInCell="1" locked="0" behindDoc="0" simplePos="0" relativeHeight="15734272">
+              <wp:anchor distT="0" distB="0" distL="0" distR="0" simplePos="0" relativeHeight="15734272" behindDoc="0" locked="0" layoutInCell="1" allowOverlap="1">
                 <wp:simplePos x="0" y="0"/>
                 <wp:positionH relativeFrom="page">
                   <wp:posOffset>2698564</wp:posOffset>
@@ -4539,17 +4545,19 @@
                 <wp:wrapNone/>
                 <wp:docPr id="32" name="Group 32"/>
                 <wp:cNvGraphicFramePr>
-                  <a:graphicFrameLocks/>
+                  <a:graphicFrameLocks xmlns:a="http://schemas.openxmlformats.org/drawingml/2006/main"/>
                 </wp:cNvGraphicFramePr>
-                <a:graphic>
+                <a:graphic xmlns:a="http://schemas.openxmlformats.org/drawingml/2006/main">
                   <a:graphicData uri="http://schemas.microsoft.com/office/word/2010/wordprocessingGroup">
                     <wpg:wgp>
-                      <wpg:cNvPr id="32" name="Group 32"/>
-                      <wpg:cNvGrpSpPr/>
+                      <wpg:cNvGrpSpPr>
+                        <a:grpSpLocks/>
+                      </wpg:cNvGrpSpPr>
                       <wpg:grpSpPr>
                         <a:xfrm>
                           <a:off x="0" y="0"/>
                           <a:ext cx="805180" cy="56515"/>
+                          <a:chOff x="0" y="0"/>
                           <a:chExt cx="805180" cy="56515"/>
                         </a:xfrm>
                       </wpg:grpSpPr>
@@ -4737,16 +4745,14 @@
           </mc:Choice>
           <mc:Fallback>
             <w:pict>
-              <v:group style="position:absolute;margin-left:212.485382pt;margin-top:14.148068pt;width:63.4pt;height:4.45pt;mso-position-horizontal-relative:page;mso-position-vertical-relative:paragraph;z-index:15734272" id="docshapegroup20" coordorigin="4250,283" coordsize="1268,89">
-                <v:shape style="position:absolute;left:4249;top:282;width:1268;height:89" id="docshape21" coordorigin="4250,283" coordsize="1268,89" path="m5473,372l4294,372,4277,368,4263,359,4253,345,4250,327,4253,310,4263,296,4277,286,4294,283,5473,283,5490,286,5504,296,5514,310,5517,327,5514,345,5504,359,5490,368,5473,372xe" filled="true" fillcolor="#e3e8e9" stroked="false">
+              <v:group w14:anchorId="6F7C5D80" id="Group 32" o:spid="_x0000_s1026" style="position:absolute;margin-left:212.5pt;margin-top:14.15pt;width:63.4pt;height:4.45pt;z-index:15734272;mso-wrap-distance-left:0;mso-wrap-distance-right:0;mso-position-horizontal-relative:page" coordsize="8051,565" o:gfxdata="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">
+                <v:shape id="Graphic 33" o:spid="_x0000_s1027" style="position:absolute;width:8051;height:565;visibility:visible;mso-wrap-style:square;v-text-anchor:top" coordsize="805180,56515" o:gfxdata="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" path="m776640,56336r-748472,l17203,54123,8250,48086,2213,39132,,28168,2213,17203,8250,8250,17203,2213,28168,,776640,r10965,2213l796558,8250r6037,8953l804809,28168r-2214,10964l796558,48086r-8953,6037l776640,56336xe" fillcolor="#e3e8e9" stroked="f">
                   <v:path arrowok="t"/>
-                  <v:fill type="solid"/>
                 </v:shape>
-                <v:shape style="position:absolute;left:4249;top:282;width:634;height:89" id="docshape22" coordorigin="4250,283" coordsize="634,89" path="m4839,372l4294,372,4277,368,4263,359,4253,345,4250,327,4253,310,4263,296,4277,286,4294,283,4839,283,4856,286,4870,296,4880,310,4883,327,4880,345,4870,359,4856,368,4839,372xe" filled="true" fillcolor="#000000" stroked="false">
+                <v:shape id="Graphic 34" o:spid="_x0000_s1028" style="position:absolute;width:4025;height:565;visibility:visible;mso-wrap-style:square;v-text-anchor:top" coordsize="402590,56515" o:gfxdata="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" path="m374236,56336r-346068,l17203,54123,8250,48086,2213,39132,,28168,2213,17203,8250,8250,17203,2213,28168,,374236,r10964,2213l394154,8250r6037,8953l402404,28168r-2213,10964l394154,48086r-8954,6037l374236,56336xe" fillcolor="black" stroked="f">
                   <v:path arrowok="t"/>
-                  <v:fill type="solid"/>
                 </v:shape>
-                <w10:wrap type="none"/>
+                <w10:wrap anchorx="page"/>
               </v:group>
             </w:pict>
           </mc:Fallback>
@@ -4763,16 +4769,14 @@
     </w:p>
     <w:p>
       <w:pPr>
-        <w:spacing w:after="0"/>
-        <w:jc w:val="left"/>
         <w:rPr>
           <w:sz w:val="28"/>
         </w:rPr>
         <w:sectPr>
           <w:type w:val="continuous"/>
           <w:pgSz w:w="11910" w:h="16850"/>
-          <w:pgMar w:top="380" w:bottom="0" w:left="992" w:right="141"/>
-          <w:cols w:num="3" w:equalWidth="0">
+          <w:pgMar w:top="380" w:right="141" w:bottom="0" w:left="992" w:header="720" w:footer="720" w:gutter="0"/>
+          <w:cols w:num="3" w:space="720" w:equalWidth="0">
             <w:col w:w="1697" w:space="85"/>
             <w:col w:w="1373" w:space="1044"/>
             <w:col w:w="6578"/>
@@ -4790,12 +4794,15 @@
       </w:pPr>
       <w:r>
         <w:rPr>
+          <w:noProof/>
           <w:sz w:val="16"/>
-        </w:rPr>
+          <w:lang w:val="en-IN" w:eastAsia="en-IN"/>
+        </w:rPr>
+        <w:lastRenderedPageBreak/>
         <mc:AlternateContent>
           <mc:Choice Requires="wps">
             <w:drawing>
-              <wp:anchor distT="0" distB="0" distL="0" distR="0" allowOverlap="1" layoutInCell="1" locked="0" behindDoc="0" simplePos="0" relativeHeight="15734784">
+              <wp:anchor distT="0" distB="0" distL="0" distR="0" simplePos="0" relativeHeight="15734784" behindDoc="0" locked="0" layoutInCell="1" allowOverlap="1">
                 <wp:simplePos x="0" y="0"/>
                 <wp:positionH relativeFrom="page">
                   <wp:posOffset>0</wp:posOffset>
@@ -4808,13 +4815,14 @@
                 <wp:wrapNone/>
                 <wp:docPr id="35" name="Graphic 35"/>
                 <wp:cNvGraphicFramePr>
-                  <a:graphicFrameLocks/>
+                  <a:graphicFrameLocks xmlns:a="http://schemas.openxmlformats.org/drawingml/2006/main"/>
                 </wp:cNvGraphicFramePr>
-                <a:graphic>
+                <a:graphic xmlns:a="http://schemas.openxmlformats.org/drawingml/2006/main">
                   <a:graphicData uri="http://schemas.microsoft.com/office/word/2010/wordprocessingShape">
                     <wps:wsp>
-                      <wps:cNvPr id="35" name="Graphic 35"/>
-                      <wps:cNvSpPr/>
+                      <wps:cNvSpPr>
+                        <a:spLocks/>
+                      </wps:cNvSpPr>
                       <wps:spPr>
                         <a:xfrm>
                           <a:off x="0" y="0"/>
@@ -4865,10 +4873,10 @@
           </mc:Choice>
           <mc:Fallback>
             <w:pict>
-              <v:rect style="position:absolute;margin-left:.000003pt;margin-top:172.238937pt;width:595.499994pt;height:3.0pt;mso-position-horizontal-relative:page;mso-position-vertical-relative:page;z-index:15734784" id="docshape23" filled="true" fillcolor="#000000" stroked="false">
-                <v:fill type="solid"/>
-                <w10:wrap type="none"/>
-              </v:rect>
+              <v:shape w14:anchorId="7FB50BB4" id="Graphic 35" o:spid="_x0000_s1026" style="position:absolute;margin-left:0;margin-top:172.25pt;width:595.5pt;height:3pt;z-index:15734784;visibility:visible;mso-wrap-style:square;mso-wrap-distance-left:0;mso-wrap-distance-top:0;mso-wrap-distance-right:0;mso-wrap-distance-bottom:0;mso-position-horizontal:absolute;mso-position-horizontal-relative:page;mso-position-vertical:absolute;mso-position-vertical-relative:page;v-text-anchor:top" coordsize="7562850,38100" o:gfxdata="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" path="m7562849,r,38099l,38099,,,7562849,xe" fillcolor="black" stroked="f">
+                <v:path arrowok="t"/>
+                <w10:wrap anchorx="page" anchory="page"/>
+              </v:shape>
             </w:pict>
           </mc:Fallback>
         </mc:AlternateContent>
@@ -4885,27 +4893,31 @@
       </w:pPr>
       <w:r>
         <w:rPr>
+          <w:noProof/>
           <w:sz w:val="2"/>
+          <w:lang w:val="en-IN" w:eastAsia="en-IN"/>
         </w:rPr>
         <mc:AlternateContent>
-          <mc:Choice Requires="wps">
+          <mc:Choice Requires="wpg">
             <w:drawing>
               <wp:inline distT="0" distB="0" distL="0" distR="0">
                 <wp:extent cx="6235065" cy="9525"/>
                 <wp:effectExtent l="9525" t="0" r="3810" b="0"/>
                 <wp:docPr id="36" name="Group 36"/>
                 <wp:cNvGraphicFramePr>
-                  <a:graphicFrameLocks/>
+                  <a:graphicFrameLocks xmlns:a="http://schemas.openxmlformats.org/drawingml/2006/main"/>
                 </wp:cNvGraphicFramePr>
-                <a:graphic>
+                <a:graphic xmlns:a="http://schemas.openxmlformats.org/drawingml/2006/main">
                   <a:graphicData uri="http://schemas.microsoft.com/office/word/2010/wordprocessingGroup">
                     <wpg:wgp>
-                      <wpg:cNvPr id="36" name="Group 36"/>
-                      <wpg:cNvGrpSpPr/>
+                      <wpg:cNvGrpSpPr>
+                        <a:grpSpLocks/>
+                      </wpg:cNvGrpSpPr>
                       <wpg:grpSpPr>
                         <a:xfrm>
                           <a:off x="0" y="0"/>
                           <a:ext cx="6235065" cy="9525"/>
+                          <a:chOff x="0" y="0"/>
                           <a:chExt cx="6235065" cy="9525"/>
                         </a:xfrm>
                       </wpg:grpSpPr>
@@ -4924,7 +4936,7 @@
                             <a:cxnLst/>
                             <a:rect l="l" t="t" r="r" b="b"/>
                             <a:pathLst>
-                              <a:path w="6235065" h="0">
+                              <a:path w="6235065">
                                 <a:moveTo>
                                   <a:pt x="6235007" y="0"/>
                                 </a:moveTo>
@@ -4956,26 +4968,21 @@
           </mc:Choice>
           <mc:Fallback>
             <w:pict>
-              <v:group style="width:490.95pt;height:.75pt;mso-position-horizontal-relative:char;mso-position-vertical-relative:line" id="docshapegroup24" coordorigin="0,0" coordsize="9819,15">
-                <v:line style="position:absolute" from="9819,7" to="0,7" stroked="true" strokeweight=".75pt" strokecolor="#000000">
-                  <v:stroke dashstyle="solid"/>
-                </v:line>
+              <v:group w14:anchorId="1F8C7828" id="Group 36" o:spid="_x0000_s1026" style="width:490.95pt;height:.75pt;mso-position-horizontal-relative:char;mso-position-vertical-relative:line" coordsize="62350,95" o:gfxdata="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">
+                <v:shape id="Graphic 37" o:spid="_x0000_s1027" style="position:absolute;top:47;width:62350;height:13;visibility:visible;mso-wrap-style:square;v-text-anchor:top" coordsize="6235065,1270" o:gfxdata="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" path="m6235007,l,e" filled="f" strokeweight=".26456mm">
+                  <v:path arrowok="t"/>
+                </v:shape>
+                <w10:anchorlock/>
               </v:group>
             </w:pict>
           </mc:Fallback>
         </mc:AlternateContent>
       </w:r>
-      <w:r>
-        <w:rPr>
-          <w:sz w:val="2"/>
-        </w:rPr>
-      </w:r>
     </w:p>
     <w:p>
       <w:pPr>
         <w:spacing w:before="95"/>
-        <w:ind w:left="2670" w:right="0" w:firstLine="0"/>
-        <w:jc w:val="left"/>
+        <w:ind w:left="2670"/>
         <w:rPr>
           <w:rFonts w:ascii="Times New Roman"/>
           <w:sz w:val="49"/>
@@ -4996,7 +5003,7 @@
           <w:w w:val="105"/>
           <w:sz w:val="49"/>
         </w:rPr>
-        <w:t> </w:t>
+        <w:t xml:space="preserve"> </w:t>
       </w:r>
       <w:r>
         <w:rPr>
@@ -5005,27 +5012,30 @@
           <w:w w:val="105"/>
           <w:sz w:val="49"/>
         </w:rPr>
-        <w:t>YOU</w:t>
-      </w:r>
+        <w:t>YOU!!!!!</w:t>
+      </w:r>
+      <w:bookmarkStart w:id="0" w:name="_GoBack"/>
+      <w:bookmarkEnd w:id="0"/>
     </w:p>
     <w:sectPr>
       <w:type w:val="continuous"/>
       <w:pgSz w:w="11910" w:h="16850"/>
-      <w:pgMar w:top="380" w:bottom="0" w:left="992" w:right="141"/>
+      <w:pgMar w:top="380" w:right="141" w:bottom="0" w:left="992" w:header="720" w:footer="720" w:gutter="0"/>
+      <w:cols w:space="720"/>
     </w:sectPr>
   </w:body>
 </w:document>
 </file>
 
 <file path=word/styles.xml><?xml version="1.0" encoding="utf-8"?>
-<w:styles xmlns:r="http://schemas.openxmlformats.org/officeDocument/2006/relationships" xmlns:w="http://schemas.openxmlformats.org/wordprocessingml/2006/main">
+<w:styles xmlns:mc="http://schemas.openxmlformats.org/markup-compatibility/2006" xmlns:r="http://schemas.openxmlformats.org/officeDocument/2006/relationships" xmlns:w="http://schemas.openxmlformats.org/wordprocessingml/2006/main" xmlns:w14="http://schemas.microsoft.com/office/word/2010/wordml" xmlns:w15="http://schemas.microsoft.com/office/word/2012/wordml" mc:Ignorable="w14 w15">
   <w:docDefaults>
     <w:rPrDefault>
       <w:rPr>
-        <w:rFonts w:cstheme="minorBidi" w:hAnsiTheme="minorHAnsi" w:eastAsiaTheme="minorHAnsi" w:asciiTheme="minorHAnsi"/>
+        <w:rFonts w:asciiTheme="minorHAnsi" w:eastAsiaTheme="minorHAnsi" w:hAnsiTheme="minorHAnsi" w:cstheme="minorBidi"/>
         <w:sz w:val="22"/>
         <w:szCs w:val="22"/>
-        <w:lang w:val="en-US" w:bidi="ar-SA" w:eastAsia="en-US"/>
+        <w:lang w:val="en-US" w:eastAsia="en-US" w:bidi="ar-SA"/>
       </w:rPr>
     </w:rPrDefault>
     <w:pPrDefault>
@@ -5033,100 +5043,462 @@
         <w:widowControl w:val="0"/>
         <w:autoSpaceDE w:val="0"/>
         <w:autoSpaceDN w:val="0"/>
-        <w:spacing w:lineRule="auto" w:line="240" w:before="0" w:after="0"/>
-        <w:ind w:left="0" w:right="0"/>
-        <w:jc w:val="left"/>
       </w:pPr>
     </w:pPrDefault>
   </w:docDefaults>
-  <w:style w:styleId="DefaultParagraphFont" w:default="1" w:type="character">
+  <w:latentStyles w:defLockedState="0" w:defUIPriority="99" w:defSemiHidden="0" w:defUnhideWhenUsed="0" w:defQFormat="0" w:count="371">
+    <w:lsdException w:name="Normal" w:uiPriority="0" w:qFormat="1"/>
+    <w:lsdException w:name="heading 1" w:uiPriority="9" w:qFormat="1"/>
+    <w:lsdException w:name="heading 2" w:semiHidden="1" w:uiPriority="9" w:unhideWhenUsed="1" w:qFormat="1"/>
+    <w:lsdException w:name="heading 3" w:semiHidden="1" w:uiPriority="9" w:unhideWhenUsed="1" w:qFormat="1"/>
+    <w:lsdException w:name="heading 4" w:semiHidden="1" w:uiPriority="9" w:unhideWhenUsed="1" w:qFormat="1"/>
+    <w:lsdException w:name="heading 5" w:semiHidden="1" w:uiPriority="9" w:unhideWhenUsed="1" w:qFormat="1"/>
+    <w:lsdException w:name="heading 6" w:semiHidden="1" w:uiPriority="9" w:unhideWhenUsed="1" w:qFormat="1"/>
+    <w:lsdException w:name="heading 7" w:semiHidden="1" w:uiPriority="9" w:unhideWhenUsed="1" w:qFormat="1"/>
+    <w:lsdException w:name="heading 8" w:semiHidden="1" w:uiPriority="9" w:unhideWhenUsed="1" w:qFormat="1"/>
+    <w:lsdException w:name="heading 9" w:semiHidden="1" w:uiPriority="9" w:unhideWhenUsed="1" w:qFormat="1"/>
+    <w:lsdException w:name="index 1" w:semiHidden="1" w:unhideWhenUsed="1"/>
+    <w:lsdException w:name="index 2" w:semiHidden="1" w:unhideWhenUsed="1"/>
+    <w:lsdException w:name="index 3" w:semiHidden="1" w:unhideWhenUsed="1"/>
+    <w:lsdException w:name="index 4" w:semiHidden="1" w:unhideWhenUsed="1"/>
+    <w:lsdException w:name="index 5" w:semiHidden="1" w:unhideWhenUsed="1"/>
+    <w:lsdException w:name="index 6" w:semiHidden="1" w:unhideWhenUsed="1"/>
+    <w:lsdException w:name="index 7" w:semiHidden="1" w:unhideWhenUsed="1"/>
+    <w:lsdException w:name="index 8" w:semiHidden="1" w:unhideWhenUsed="1"/>
+    <w:lsdException w:name="index 9" w:semiHidden="1" w:unhideWhenUsed="1"/>
+    <w:lsdException w:name="toc 1" w:semiHidden="1" w:uiPriority="39" w:unhideWhenUsed="1"/>
+    <w:lsdException w:name="toc 2" w:semiHidden="1" w:uiPriority="39" w:unhideWhenUsed="1"/>
+    <w:lsdException w:name="toc 3" w:semiHidden="1" w:uiPriority="39" w:unhideWhenUsed="1"/>
+    <w:lsdException w:name="toc 4" w:semiHidden="1" w:uiPriority="39" w:unhideWhenUsed="1"/>
+    <w:lsdException w:name="toc 5" w:semiHidden="1" w:uiPriority="39" w:unhideWhenUsed="1"/>
+    <w:lsdException w:name="toc 6" w:semiHidden="1" w:uiPriority="39" w:unhideWhenUsed="1"/>
+    <w:lsdException w:name="toc 7" w:semiHidden="1" w:uiPriority="39" w:unhideWhenUsed="1"/>
+    <w:lsdException w:name="toc 8" w:semiHidden="1" w:uiPriority="39" w:unhideWhenUsed="1"/>
+    <w:lsdException w:name="toc 9" w:semiHidden="1" w:uiPriority="39" w:unhideWhenUsed="1"/>
+    <w:lsdException w:name="Normal Indent" w:semiHidden="1" w:unhideWhenUsed="1"/>
+    <w:lsdException w:name="footnote text" w:semiHidden="1" w:unhideWhenUsed="1"/>
+    <w:lsdException w:name="annotation text" w:semiHidden="1" w:unhideWhenUsed="1"/>
+    <w:lsdException w:name="header" w:semiHidden="1" w:unhideWhenUsed="1"/>
+    <w:lsdException w:name="footer" w:semiHidden="1" w:unhideWhenUsed="1"/>
+    <w:lsdException w:name="index heading" w:semiHidden="1" w:unhideWhenUsed="1"/>
+    <w:lsdException w:name="caption" w:semiHidden="1" w:uiPriority="35" w:unhideWhenUsed="1" w:qFormat="1"/>
+    <w:lsdException w:name="table of figures" w:semiHidden="1" w:unhideWhenUsed="1"/>
+    <w:lsdException w:name="envelope address" w:semiHidden="1" w:unhideWhenUsed="1"/>
+    <w:lsdException w:name="envelope return" w:semiHidden="1" w:unhideWhenUsed="1"/>
+    <w:lsdException w:name="footnote reference" w:semiHidden="1" w:unhideWhenUsed="1"/>
+    <w:lsdException w:name="annotation reference" w:semiHidden="1" w:unhideWhenUsed="1"/>
+    <w:lsdException w:name="line number" w:semiHidden="1" w:unhideWhenUsed="1"/>
+    <w:lsdException w:name="page number" w:semiHidden="1" w:unhideWhenUsed="1"/>
+    <w:lsdException w:name="endnote reference" w:semiHidden="1" w:unhideWhenUsed="1"/>
+    <w:lsdException w:name="endnote text" w:semiHidden="1" w:unhideWhenUsed="1"/>
+    <w:lsdException w:name="table of authorities" w:semiHidden="1" w:unhideWhenUsed="1"/>
+    <w:lsdException w:name="macro" w:semiHidden="1" w:unhideWhenUsed="1"/>
+    <w:lsdException w:name="toa heading" w:semiHidden="1" w:unhideWhenUsed="1"/>
+    <w:lsdException w:name="List" w:semiHidden="1" w:unhideWhenUsed="1"/>
+    <w:lsdException w:name="List Bullet" w:semiHidden="1" w:unhideWhenUsed="1"/>
+    <w:lsdException w:name="List Number" w:semiHidden="1" w:unhideWhenUsed="1"/>
+    <w:lsdException w:name="List 2" w:semiHidden="1" w:unhideWhenUsed="1"/>
+    <w:lsdException w:name="List 3" w:semiHidden="1" w:unhideWhenUsed="1"/>
+    <w:lsdException w:name="List 4" w:semiHidden="1" w:unhideWhenUsed="1"/>
+    <w:lsdException w:name="List 5" w:semiHidden="1" w:unhideWhenUsed="1"/>
+    <w:lsdException w:name="List Bullet 2" w:semiHidden="1" w:unhideWhenUsed="1"/>
+    <w:lsdException w:name="List Bullet 3" w:semiHidden="1" w:unhideWhenUsed="1"/>
+    <w:lsdException w:name="List Bullet 4" w:semiHidden="1" w:unhideWhenUsed="1"/>
+    <w:lsdException w:name="List Bullet 5" w:semiHidden="1" w:unhideWhenUsed="1"/>
+    <w:lsdException w:name="List Number 2" w:semiHidden="1" w:unhideWhenUsed="1"/>
+    <w:lsdException w:name="List Number 3" w:semiHidden="1" w:unhideWhenUsed="1"/>
+    <w:lsdException w:name="List Number 4" w:semiHidden="1" w:unhideWhenUsed="1"/>
+    <w:lsdException w:name="List Number 5" w:semiHidden="1" w:unhideWhenUsed="1"/>
+    <w:lsdException w:name="Title" w:uiPriority="10" w:qFormat="1"/>
+    <w:lsdException w:name="Closing" w:semiHidden="1" w:unhideWhenUsed="1"/>
+    <w:lsdException w:name="Signature" w:semiHidden="1" w:unhideWhenUsed="1"/>
+    <w:lsdException w:name="Default Paragraph Font" w:semiHidden="1" w:uiPriority="1" w:unhideWhenUsed="1"/>
+    <w:lsdException w:name="Body Text" w:semiHidden="1" w:unhideWhenUsed="1"/>
+    <w:lsdException w:name="Body Text Indent" w:semiHidden="1" w:unhideWhenUsed="1"/>
+    <w:lsdException w:name="List Continue" w:semiHidden="1" w:unhideWhenUsed="1"/>
+    <w:lsdException w:name="List Continue 2" w:semiHidden="1" w:unhideWhenUsed="1"/>
+    <w:lsdException w:name="List Continue 3" w:semiHidden="1" w:unhideWhenUsed="1"/>
+    <w:lsdException w:name="List Continue 4" w:semiHidden="1" w:unhideWhenUsed="1"/>
+    <w:lsdException w:name="List Continue 5" w:semiHidden="1" w:unhideWhenUsed="1"/>
+    <w:lsdException w:name="Message Header" w:semiHidden="1" w:unhideWhenUsed="1"/>
+    <w:lsdException w:name="Subtitle" w:uiPriority="11" w:qFormat="1"/>
+    <w:lsdException w:name="Salutation" w:semiHidden="1" w:unhideWhenUsed="1"/>
+    <w:lsdException w:name="Date" w:semiHidden="1" w:unhideWhenUsed="1"/>
+    <w:lsdException w:name="Body Text First Indent" w:semiHidden="1" w:unhideWhenUsed="1"/>
+    <w:lsdException w:name="Body Text First Indent 2" w:semiHidden="1" w:unhideWhenUsed="1"/>
+    <w:lsdException w:name="Note Heading" w:semiHidden="1" w:unhideWhenUsed="1"/>
+    <w:lsdException w:name="Body Text 2" w:semiHidden="1" w:unhideWhenUsed="1"/>
+    <w:lsdException w:name="Body Text 3" w:semiHidden="1" w:unhideWhenUsed="1"/>
+    <w:lsdException w:name="Body Text Indent 2" w:semiHidden="1" w:unhideWhenUsed="1"/>
+    <w:lsdException w:name="Body Text Indent 3" w:semiHidden="1" w:unhideWhenUsed="1"/>
+    <w:lsdException w:name="Block Text" w:semiHidden="1" w:unhideWhenUsed="1"/>
+    <w:lsdException w:name="Hyperlink" w:semiHidden="1" w:unhideWhenUsed="1"/>
+    <w:lsdException w:name="FollowedHyperlink" w:semiHidden="1" w:unhideWhenUsed="1"/>
+    <w:lsdException w:name="Strong" w:uiPriority="22" w:qFormat="1"/>
+    <w:lsdException w:name="Emphasis" w:uiPriority="20" w:qFormat="1"/>
+    <w:lsdException w:name="Document Map" w:semiHidden="1" w:unhideWhenUsed="1"/>
+    <w:lsdException w:name="Plain Text" w:semiHidden="1" w:unhideWhenUsed="1"/>
+    <w:lsdException w:name="E-mail Signature" w:semiHidden="1" w:unhideWhenUsed="1"/>
+    <w:lsdException w:name="HTML Top of Form" w:semiHidden="1" w:unhideWhenUsed="1"/>
+    <w:lsdException w:name="HTML Bottom of Form" w:semiHidden="1" w:unhideWhenUsed="1"/>
+    <w:lsdException w:name="Normal (Web)" w:semiHidden="1" w:unhideWhenUsed="1"/>
+    <w:lsdException w:name="HTML Acronym" w:semiHidden="1" w:unhideWhenUsed="1"/>
+    <w:lsdException w:name="HTML Address" w:semiHidden="1" w:unhideWhenUsed="1"/>
+    <w:lsdException w:name="HTML Cite" w:semiHidden="1" w:unhideWhenUsed="1"/>
+    <w:lsdException w:name="HTML Code" w:semiHidden="1" w:unhideWhenUsed="1"/>
+    <w:lsdException w:name="HTML Definition" w:semiHidden="1" w:unhideWhenUsed="1"/>
+    <w:lsdException w:name="HTML Keyboard" w:semiHidden="1" w:unhideWhenUsed="1"/>
+    <w:lsdException w:name="HTML Preformatted" w:semiHidden="1" w:unhideWhenUsed="1"/>
+    <w:lsdException w:name="HTML Sample" w:semiHidden="1" w:unhideWhenUsed="1"/>
+    <w:lsdException w:name="HTML Typewriter" w:semiHidden="1" w:unhideWhenUsed="1"/>
+    <w:lsdException w:name="HTML Variable" w:semiHidden="1" w:unhideWhenUsed="1"/>
+    <w:lsdException w:name="Normal Table" w:semiHidden="1" w:unhideWhenUsed="1"/>
+    <w:lsdException w:name="annotation subject" w:semiHidden="1" w:unhideWhenUsed="1"/>
+    <w:lsdException w:name="No List" w:semiHidden="1" w:unhideWhenUsed="1"/>
+    <w:lsdException w:name="Outline List 1" w:semiHidden="1" w:unhideWhenUsed="1"/>
+    <w:lsdException w:name="Outline List 2" w:semiHidden="1" w:unhideWhenUsed="1"/>
+    <w:lsdException w:name="Outline List 3" w:semiHidden="1" w:unhideWhenUsed="1"/>
+    <w:lsdException w:name="Table Simple 1" w:semiHidden="1" w:unhideWhenUsed="1"/>
+    <w:lsdException w:name="Table Simple 2" w:semiHidden="1" w:unhideWhenUsed="1"/>
+    <w:lsdException w:name="Table Simple 3" w:semiHidden="1" w:unhideWhenUsed="1"/>
+    <w:lsdException w:name="Table Classic 1" w:semiHidden="1" w:unhideWhenUsed="1"/>
+    <w:lsdException w:name="Table Classic 2" w:semiHidden="1" w:unhideWhenUsed="1"/>
+    <w:lsdException w:name="Table Classic 3" w:semiHidden="1" w:unhideWhenUsed="1"/>
+    <w:lsdException w:name="Table Classic 4" w:semiHidden="1" w:unhideWhenUsed="1"/>
+    <w:lsdException w:name="Table Colorful 1" w:semiHidden="1" w:unhideWhenUsed="1"/>
+    <w:lsdException w:name="Table Colorful 2" w:semiHidden="1" w:unhideWhenUsed="1"/>
+    <w:lsdException w:name="Table Colorful 3" w:semiHidden="1" w:unhideWhenUsed="1"/>
+    <w:lsdException w:name="Table Columns 1" w:semiHidden="1" w:unhideWhenUsed="1"/>
+    <w:lsdException w:name="Table Columns 2" w:semiHidden="1" w:unhideWhenUsed="1"/>
+    <w:lsdException w:name="Table Columns 3" w:semiHidden="1" w:unhideWhenUsed="1"/>
+    <w:lsdException w:name="Table Columns 4" w:semiHidden="1" w:unhideWhenUsed="1"/>
+    <w:lsdException w:name="Table Columns 5" w:semiHidden="1" w:unhideWhenUsed="1"/>
+    <w:lsdException w:name="Table Grid 1" w:semiHidden="1" w:unhideWhenUsed="1"/>
+    <w:lsdException w:name="Table Grid 2" w:semiHidden="1" w:unhideWhenUsed="1"/>
+    <w:lsdException w:name="Table Grid 3" w:semiHidden="1" w:unhideWhenUsed="1"/>
+    <w:lsdException w:name="Table Grid 4" w:semiHidden="1" w:unhideWhenUsed="1"/>
+    <w:lsdException w:name="Table Grid 5" w:semiHidden="1" w:unhideWhenUsed="1"/>
+    <w:lsdException w:name="Table Grid 6" w:semiHidden="1" w:unhideWhenUsed="1"/>
+    <w:lsdException w:name="Table Grid 7" w:semiHidden="1" w:unhideWhenUsed="1"/>
+    <w:lsdException w:name="Table Grid 8" w:semiHidden="1" w:unhideWhenUsed="1"/>
+    <w:lsdException w:name="Table List 1" w:semiHidden="1" w:unhideWhenUsed="1"/>
+    <w:lsdException w:name="Table List 2" w:semiHidden="1" w:unhideWhenUsed="1"/>
+    <w:lsdException w:name="Table List 3" w:semiHidden="1" w:unhideWhenUsed="1"/>
+    <w:lsdException w:name="Table List 4" w:semiHidden="1" w:unhideWhenUsed="1"/>
+    <w:lsdException w:name="Table List 5" w:semiHidden="1" w:unhideWhenUsed="1"/>
+    <w:lsdException w:name="Table List 6" w:semiHidden="1" w:unhideWhenUsed="1"/>
+    <w:lsdException w:name="Table List 7" w:semiHidden="1" w:unhideWhenUsed="1"/>
+    <w:lsdException w:name="Table List 8" w:semiHidden="1" w:unhideWhenUsed="1"/>
+    <w:lsdException w:name="Table 3D effects 1" w:semiHidden="1" w:unhideWhenUsed="1"/>
+    <w:lsdException w:name="Table 3D effects 2" w:semiHidden="1" w:unhideWhenUsed="1"/>
+    <w:lsdException w:name="Table 3D effects 3" w:semiHidden="1" w:unhideWhenUsed="1"/>
+    <w:lsdException w:name="Table Contemporary" w:semiHidden="1" w:unhideWhenUsed="1"/>
+    <w:lsdException w:name="Table Elegant" w:semiHidden="1" w:unhideWhenUsed="1"/>
+    <w:lsdException w:name="Table Professional" w:semiHidden="1" w:unhideWhenUsed="1"/>
+    <w:lsdException w:name="Table Subtle 1" w:semiHidden="1" w:unhideWhenUsed="1"/>
+    <w:lsdException w:name="Table Subtle 2" w:semiHidden="1" w:unhideWhenUsed="1"/>
+    <w:lsdException w:name="Table Web 1" w:semiHidden="1" w:unhideWhenUsed="1"/>
+    <w:lsdException w:name="Table Web 2" w:semiHidden="1" w:unhideWhenUsed="1"/>
+    <w:lsdException w:name="Table Web 3" w:semiHidden="1" w:unhideWhenUsed="1"/>
+    <w:lsdException w:name="Balloon Text" w:semiHidden="1" w:unhideWhenUsed="1"/>
+    <w:lsdException w:name="Table Grid" w:uiPriority="39"/>
+    <w:lsdException w:name="Table Theme" w:semiHidden="1" w:unhideWhenUsed="1"/>
+    <w:lsdException w:name="Placeholder Text" w:semiHidden="1"/>
+    <w:lsdException w:name="No Spacing" w:uiPriority="1" w:qFormat="1"/>
+    <w:lsdException w:name="Light Shading" w:uiPriority="60"/>
+    <w:lsdException w:name="Light List" w:uiPriority="61"/>
+    <w:lsdException w:name="Light Grid" w:uiPriority="62"/>
+    <w:lsdException w:name="Medium Shading 1" w:uiPriority="63"/>
+    <w:lsdException w:name="Medium Shading 2" w:uiPriority="64"/>
+    <w:lsdException w:name="Medium List 1" w:uiPriority="65"/>
+    <w:lsdException w:name="Medium List 2" w:uiPriority="66"/>
+    <w:lsdException w:name="Medium Grid 1" w:uiPriority="67"/>
+    <w:lsdException w:name="Medium Grid 2" w:uiPriority="68"/>
+    <w:lsdException w:name="Medium Grid 3" w:uiPriority="69"/>
+    <w:lsdException w:name="Dark List" w:uiPriority="70"/>
+    <w:lsdException w:name="Colorful Shading" w:uiPriority="71"/>
+    <w:lsdException w:name="Colorful List" w:uiPriority="72"/>
+    <w:lsdException w:name="Colorful Grid" w:uiPriority="73"/>
+    <w:lsdException w:name="Light Shading Accent 1" w:uiPriority="60"/>
+    <w:lsdException w:name="Light List Accent 1" w:uiPriority="61"/>
+    <w:lsdException w:name="Light Grid Accent 1" w:uiPriority="62"/>
+    <w:lsdException w:name="Medium Shading 1 Accent 1" w:uiPriority="63"/>
+    <w:lsdException w:name="Medium Shading 2 Accent 1" w:uiPriority="64"/>
+    <w:lsdException w:name="Medium List 1 Accent 1" w:uiPriority="65"/>
+    <w:lsdException w:name="Revision" w:semiHidden="1"/>
+    <w:lsdException w:name="List Paragraph" w:uiPriority="34" w:qFormat="1"/>
+    <w:lsdException w:name="Quote" w:uiPriority="29" w:qFormat="1"/>
+    <w:lsdException w:name="Intense Quote" w:uiPriority="30" w:qFormat="1"/>
+    <w:lsdException w:name="Medium List 2 Accent 1" w:uiPriority="66"/>
+    <w:lsdException w:name="Medium Grid 1 Accent 1" w:uiPriority="67"/>
+    <w:lsdException w:name="Medium Grid 2 Accent 1" w:uiPriority="68"/>
+    <w:lsdException w:name="Medium Grid 3 Accent 1" w:uiPriority="69"/>
+    <w:lsdException w:name="Dark List Accent 1" w:uiPriority="70"/>
+    <w:lsdException w:name="Colorful Shading Accent 1" w:uiPriority="71"/>
+    <w:lsdException w:name="Colorful List Accent 1" w:uiPriority="72"/>
+    <w:lsdException w:name="Colorful Grid Accent 1" w:uiPriority="73"/>
+    <w:lsdException w:name="Light Shading Accent 2" w:uiPriority="60"/>
+    <w:lsdException w:name="Light List Accent 2" w:uiPriority="61"/>
+    <w:lsdException w:name="Light Grid Accent 2" w:uiPriority="62"/>
+    <w:lsdException w:name="Medium Shading 1 Accent 2" w:uiPriority="63"/>
+    <w:lsdException w:name="Medium Shading 2 Accent 2" w:uiPriority="64"/>
+    <w:lsdException w:name="Medium List 1 Accent 2" w:uiPriority="65"/>
+    <w:lsdException w:name="Medium List 2 Accent 2" w:uiPriority="66"/>
+    <w:lsdException w:name="Medium Grid 1 Accent 2" w:uiPriority="67"/>
+    <w:lsdException w:name="Medium Grid 2 Accent 2" w:uiPriority="68"/>
+    <w:lsdException w:name="Medium Grid 3 Accent 2" w:uiPriority="69"/>
+    <w:lsdException w:name="Dark List Accent 2" w:uiPriority="70"/>
+    <w:lsdException w:name="Colorful Shading Accent 2" w:uiPriority="71"/>
+    <w:lsdException w:name="Colorful List Accent 2" w:uiPriority="72"/>
+    <w:lsdException w:name="Colorful Grid Accent 2" w:uiPriority="73"/>
+    <w:lsdException w:name="Light Shading Accent 3" w:uiPriority="60"/>
+    <w:lsdException w:name="Light List Accent 3" w:uiPriority="61"/>
+    <w:lsdException w:name="Light Grid Accent 3" w:uiPriority="62"/>
+    <w:lsdException w:name="Medium Shading 1 Accent 3" w:uiPriority="63"/>
+    <w:lsdException w:name="Medium Shading 2 Accent 3" w:uiPriority="64"/>
+    <w:lsdException w:name="Medium List 1 Accent 3" w:uiPriority="65"/>
+    <w:lsdException w:name="Medium List 2 Accent 3" w:uiPriority="66"/>
+    <w:lsdException w:name="Medium Grid 1 Accent 3" w:uiPriority="67"/>
+    <w:lsdException w:name="Medium Grid 2 Accent 3" w:uiPriority="68"/>
+    <w:lsdException w:name="Medium Grid 3 Accent 3" w:uiPriority="69"/>
+    <w:lsdException w:name="Dark List Accent 3" w:uiPriority="70"/>
+    <w:lsdException w:name="Colorful Shading Accent 3" w:uiPriority="71"/>
+    <w:lsdException w:name="Colorful List Accent 3" w:uiPriority="72"/>
+    <w:lsdException w:name="Colorful Grid Accent 3" w:uiPriority="73"/>
+    <w:lsdException w:name="Light Shading Accent 4" w:uiPriority="60"/>
+    <w:lsdException w:name="Light List Accent 4" w:uiPriority="61"/>
+    <w:lsdException w:name="Light Grid Accent 4" w:uiPriority="62"/>
+    <w:lsdException w:name="Medium Shading 1 Accent 4" w:uiPriority="63"/>
+    <w:lsdException w:name="Medium Shading 2 Accent 4" w:uiPriority="64"/>
+    <w:lsdException w:name="Medium List 1 Accent 4" w:uiPriority="65"/>
+    <w:lsdException w:name="Medium List 2 Accent 4" w:uiPriority="66"/>
+    <w:lsdException w:name="Medium Grid 1 Accent 4" w:uiPriority="67"/>
+    <w:lsdException w:name="Medium Grid 2 Accent 4" w:uiPriority="68"/>
+    <w:lsdException w:name="Medium Grid 3 Accent 4" w:uiPriority="69"/>
+    <w:lsdException w:name="Dark List Accent 4" w:uiPriority="70"/>
+    <w:lsdException w:name="Colorful Shading Accent 4" w:uiPriority="71"/>
+    <w:lsdException w:name="Colorful List Accent 4" w:uiPriority="72"/>
+    <w:lsdException w:name="Colorful Grid Accent 4" w:uiPriority="73"/>
+    <w:lsdException w:name="Light Shading Accent 5" w:uiPriority="60"/>
+    <w:lsdException w:name="Light List Accent 5" w:uiPriority="61"/>
+    <w:lsdException w:name="Light Grid Accent 5" w:uiPriority="62"/>
+    <w:lsdException w:name="Medium Shading 1 Accent 5" w:uiPriority="63"/>
+    <w:lsdException w:name="Medium Shading 2 Accent 5" w:uiPriority="64"/>
+    <w:lsdException w:name="Medium List 1 Accent 5" w:uiPriority="65"/>
+    <w:lsdException w:name="Medium List 2 Accent 5" w:uiPriority="66"/>
+    <w:lsdException w:name="Medium Grid 1 Accent 5" w:uiPriority="67"/>
+    <w:lsdException w:name="Medium Grid 2 Accent 5" w:uiPriority="68"/>
+    <w:lsdException w:name="Medium Grid 3 Accent 5" w:uiPriority="69"/>
+    <w:lsdException w:name="Dark List Accent 5" w:uiPriority="70"/>
+    <w:lsdException w:name="Colorful Shading Accent 5" w:uiPriority="71"/>
+    <w:lsdException w:name="Colorful List Accent 5" w:uiPriority="72"/>
+    <w:lsdException w:name="Colorful Grid Accent 5" w:uiPriority="73"/>
+    <w:lsdException w:name="Light Shading Accent 6" w:uiPriority="60"/>
+    <w:lsdException w:name="Light List Accent 6" w:uiPriority="61"/>
+    <w:lsdException w:name="Light Grid Accent 6" w:uiPriority="62"/>
+    <w:lsdException w:name="Medium Shading 1 Accent 6" w:uiPriority="63"/>
+    <w:lsdException w:name="Medium Shading 2 Accent 6" w:uiPriority="64"/>
+    <w:lsdException w:name="Medium List 1 Accent 6" w:uiPriority="65"/>
+    <w:lsdException w:name="Medium List 2 Accent 6" w:uiPriority="66"/>
+    <w:lsdException w:name="Medium Grid 1 Accent 6" w:uiPriority="67"/>
+    <w:lsdException w:name="Medium Grid 2 Accent 6" w:uiPriority="68"/>
+    <w:lsdException w:name="Medium Grid 3 Accent 6" w:uiPriority="69"/>
+    <w:lsdException w:name="Dark List Accent 6" w:uiPriority="70"/>
+    <w:lsdException w:name="Colorful Shading Accent 6" w:uiPriority="71"/>
+    <w:lsdException w:name="Colorful List Accent 6" w:uiPriority="72"/>
+    <w:lsdException w:name="Colorful Grid Accent 6" w:uiPriority="73"/>
+    <w:lsdException w:name="Subtle Emphasis" w:uiPriority="19" w:qFormat="1"/>
+    <w:lsdException w:name="Intense Emphasis" w:uiPriority="21" w:qFormat="1"/>
+    <w:lsdException w:name="Subtle Reference" w:uiPriority="31" w:qFormat="1"/>
+    <w:lsdException w:name="Intense Reference" w:uiPriority="32" w:qFormat="1"/>
+    <w:lsdException w:name="Book Title" w:uiPriority="33" w:qFormat="1"/>
+    <w:lsdException w:name="Bibliography" w:semiHidden="1" w:uiPriority="37" w:unhideWhenUsed="1"/>
+    <w:lsdException w:name="TOC Heading" w:semiHidden="1" w:uiPriority="39" w:unhideWhenUsed="1" w:qFormat="1"/>
+    <w:lsdException w:name="Plain Table 1" w:uiPriority="41"/>
+    <w:lsdException w:name="Plain Table 2" w:uiPriority="42"/>
+    <w:lsdException w:name="Plain Table 3" w:uiPriority="43"/>
+    <w:lsdException w:name="Plain Table 4" w:uiPriority="44"/>
+    <w:lsdException w:name="Plain Table 5" w:uiPriority="45"/>
+    <w:lsdException w:name="Grid Table Light" w:uiPriority="40"/>
+    <w:lsdException w:name="Grid Table 1 Light" w:uiPriority="46"/>
+    <w:lsdException w:name="Grid Table 2" w:uiPriority="47"/>
+    <w:lsdException w:name="Grid Table 3" w:uiPriority="48"/>
+    <w:lsdException w:name="Grid Table 4" w:uiPriority="49"/>
+    <w:lsdException w:name="Grid Table 5 Dark" w:uiPriority="50"/>
+    <w:lsdException w:name="Grid Table 6 Colorful" w:uiPriority="51"/>
+    <w:lsdException w:name="Grid Table 7 Colorful" w:uiPriority="52"/>
+    <w:lsdException w:name="Grid Table 1 Light Accent 1" w:uiPriority="46"/>
+    <w:lsdException w:name="Grid Table 2 Accent 1" w:uiPriority="47"/>
+    <w:lsdException w:name="Grid Table 3 Accent 1" w:uiPriority="48"/>
+    <w:lsdException w:name="Grid Table 4 Accent 1" w:uiPriority="49"/>
+    <w:lsdException w:name="Grid Table 5 Dark Accent 1" w:uiPriority="50"/>
+    <w:lsdException w:name="Grid Table 6 Colorful Accent 1" w:uiPriority="51"/>
+    <w:lsdException w:name="Grid Table 7 Colorful Accent 1" w:uiPriority="52"/>
+    <w:lsdException w:name="Grid Table 1 Light Accent 2" w:uiPriority="46"/>
+    <w:lsdException w:name="Grid Table 2 Accent 2" w:uiPriority="47"/>
+    <w:lsdException w:name="Grid Table 3 Accent 2" w:uiPriority="48"/>
+    <w:lsdException w:name="Grid Table 4 Accent 2" w:uiPriority="49"/>
+    <w:lsdException w:name="Grid Table 5 Dark Accent 2" w:uiPriority="50"/>
+    <w:lsdException w:name="Grid Table 6 Colorful Accent 2" w:uiPriority="51"/>
+    <w:lsdException w:name="Grid Table 7 Colorful Accent 2" w:uiPriority="52"/>
+    <w:lsdException w:name="Grid Table 1 Light Accent 3" w:uiPriority="46"/>
+    <w:lsdException w:name="Grid Table 2 Accent 3" w:uiPriority="47"/>
+    <w:lsdException w:name="Grid Table 3 Accent 3" w:uiPriority="48"/>
+    <w:lsdException w:name="Grid Table 4 Accent 3" w:uiPriority="49"/>
+    <w:lsdException w:name="Grid Table 5 Dark Accent 3" w:uiPriority="50"/>
+    <w:lsdException w:name="Grid Table 6 Colorful Accent 3" w:uiPriority="51"/>
+    <w:lsdException w:name="Grid Table 7 Colorful Accent 3" w:uiPriority="52"/>
+    <w:lsdException w:name="Grid Table 1 Light Accent 4" w:uiPriority="46"/>
+    <w:lsdException w:name="Grid Table 2 Accent 4" w:uiPriority="47"/>
+    <w:lsdException w:name="Grid Table 3 Accent 4" w:uiPriority="48"/>
+    <w:lsdException w:name="Grid Table 4 Accent 4" w:uiPriority="49"/>
+    <w:lsdException w:name="Grid Table 5 Dark Accent 4" w:uiPriority="50"/>
+    <w:lsdException w:name="Grid Table 6 Colorful Accent 4" w:uiPriority="51"/>
+    <w:lsdException w:name="Grid Table 7 Colorful Accent 4" w:uiPriority="52"/>
+    <w:lsdException w:name="Grid Table 1 Light Accent 5" w:uiPriority="46"/>
+    <w:lsdException w:name="Grid Table 2 Accent 5" w:uiPriority="47"/>
+    <w:lsdException w:name="Grid Table 3 Accent 5" w:uiPriority="48"/>
+    <w:lsdException w:name="Grid Table 4 Accent 5" w:uiPriority="49"/>
+    <w:lsdException w:name="Grid Table 5 Dark Accent 5" w:uiPriority="50"/>
+    <w:lsdException w:name="Grid Table 6 Colorful Accent 5" w:uiPriority="51"/>
+    <w:lsdException w:name="Grid Table 7 Colorful Accent 5" w:uiPriority="52"/>
+    <w:lsdException w:name="Grid Table 1 Light Accent 6" w:uiPriority="46"/>
+    <w:lsdException w:name="Grid Table 2 Accent 6" w:uiPriority="47"/>
+    <w:lsdException w:name="Grid Table 3 Accent 6" w:uiPriority="48"/>
+    <w:lsdException w:name="Grid Table 4 Accent 6" w:uiPriority="49"/>
+    <w:lsdException w:name="Grid Table 5 Dark Accent 6" w:uiPriority="50"/>
+    <w:lsdException w:name="Grid Table 6 Colorful Accent 6" w:uiPriority="51"/>
+    <w:lsdException w:name="Grid Table 7 Colorful Accent 6" w:uiPriority="52"/>
+    <w:lsdException w:name="List Table 1 Light" w:uiPriority="46"/>
+    <w:lsdException w:name="List Table 2" w:uiPriority="47"/>
+    <w:lsdException w:name="List Table 3" w:uiPriority="48"/>
+    <w:lsdException w:name="List Table 4" w:uiPriority="49"/>
+    <w:lsdException w:name="List Table 5 Dark" w:uiPriority="50"/>
+    <w:lsdException w:name="List Table 6 Colorful" w:uiPriority="51"/>
+    <w:lsdException w:name="List Table 7 Colorful" w:uiPriority="52"/>
+    <w:lsdException w:name="List Table 1 Light Accent 1" w:uiPriority="46"/>
+    <w:lsdException w:name="List Table 2 Accent 1" w:uiPriority="47"/>
+    <w:lsdException w:name="List Table 3 Accent 1" w:uiPriority="48"/>
+    <w:lsdException w:name="List Table 4 Accent 1" w:uiPriority="49"/>
+    <w:lsdException w:name="List Table 5 Dark Accent 1" w:uiPriority="50"/>
+    <w:lsdException w:name="List Table 6 Colorful Accent 1" w:uiPriority="51"/>
+    <w:lsdException w:name="List Table 7 Colorful Accent 1" w:uiPriority="52"/>
+    <w:lsdException w:name="List Table 1 Light Accent 2" w:uiPriority="46"/>
+    <w:lsdException w:name="List Table 2 Accent 2" w:uiPriority="47"/>
+    <w:lsdException w:name="List Table 3 Accent 2" w:uiPriority="48"/>
+    <w:lsdException w:name="List Table 4 Accent 2" w:uiPriority="49"/>
+    <w:lsdException w:name="List Table 5 Dark Accent 2" w:uiPriority="50"/>
+    <w:lsdException w:name="List Table 6 Colorful Accent 2" w:uiPriority="51"/>
+    <w:lsdException w:name="List Table 7 Colorful Accent 2" w:uiPriority="52"/>
+    <w:lsdException w:name="List Table 1 Light Accent 3" w:uiPriority="46"/>
+    <w:lsdException w:name="List Table 2 Accent 3" w:uiPriority="47"/>
+    <w:lsdException w:name="List Table 3 Accent 3" w:uiPriority="48"/>
+    <w:lsdException w:name="List Table 4 Accent 3" w:uiPriority="49"/>
+    <w:lsdException w:name="List Table 5 Dark Accent 3" w:uiPriority="50"/>
+    <w:lsdException w:name="List Table 6 Colorful Accent 3" w:uiPriority="51"/>
+    <w:lsdException w:name="List Table 7 Colorful Accent 3" w:uiPriority="52"/>
+    <w:lsdException w:name="List Table 1 Light Accent 4" w:uiPriority="46"/>
+    <w:lsdException w:name="List Table 2 Accent 4" w:uiPriority="47"/>
+    <w:lsdException w:name="List Table 3 Accent 4" w:uiPriority="48"/>
+    <w:lsdException w:name="List Table 4 Accent 4" w:uiPriority="49"/>
+    <w:lsdException w:name="List Table 5 Dark Accent 4" w:uiPriority="50"/>
+    <w:lsdException w:name="List Table 6 Colorful Accent 4" w:uiPriority="51"/>
+    <w:lsdException w:name="List Table 7 Colorful Accent 4" w:uiPriority="52"/>
+    <w:lsdException w:name="List Table 1 Light Accent 5" w:uiPriority="46"/>
+    <w:lsdException w:name="List Table 2 Accent 5" w:uiPriority="47"/>
+    <w:lsdException w:name="List Table 3 Accent 5" w:uiPriority="48"/>
+    <w:lsdException w:name="List Table 4 Accent 5" w:uiPriority="49"/>
+    <w:lsdException w:name="List Table 5 Dark Accent 5" w:uiPriority="50"/>
+    <w:lsdException w:name="List Table 6 Colorful Accent 5" w:uiPriority="51"/>
+    <w:lsdException w:name="List Table 7 Colorful Accent 5" w:uiPriority="52"/>
+    <w:lsdException w:name="List Table 1 Light Accent 6" w:uiPriority="46"/>
+    <w:lsdException w:name="List Table 2 Accent 6" w:uiPriority="47"/>
+    <w:lsdException w:name="List Table 3 Accent 6" w:uiPriority="48"/>
+    <w:lsdException w:name="List Table 4 Accent 6" w:uiPriority="49"/>
+    <w:lsdException w:name="List Table 5 Dark Accent 6" w:uiPriority="50"/>
+    <w:lsdException w:name="List Table 6 Colorful Accent 6" w:uiPriority="51"/>
+    <w:lsdException w:name="List Table 7 Colorful Accent 6" w:uiPriority="52"/>
+  </w:latentStyles>
+  <w:style w:type="paragraph" w:default="1" w:styleId="Normal">
+    <w:name w:val="Normal"/>
+    <w:uiPriority w:val="1"/>
+    <w:qFormat/>
+    <w:rPr>
+      <w:rFonts w:ascii="Tahoma" w:eastAsia="Tahoma" w:hAnsi="Tahoma" w:cs="Tahoma"/>
+    </w:rPr>
+  </w:style>
+  <w:style w:type="paragraph" w:styleId="Heading1">
+    <w:name w:val="heading 1"/>
+    <w:basedOn w:val="Normal"/>
+    <w:uiPriority w:val="1"/>
+    <w:qFormat/>
+    <w:pPr>
+      <w:ind w:left="272"/>
+      <w:outlineLvl w:val="0"/>
+    </w:pPr>
+    <w:rPr>
+      <w:rFonts w:ascii="Trebuchet MS" w:eastAsia="Trebuchet MS" w:hAnsi="Trebuchet MS" w:cs="Trebuchet MS"/>
+      <w:b/>
+      <w:bCs/>
+      <w:sz w:val="24"/>
+      <w:szCs w:val="24"/>
+    </w:rPr>
+  </w:style>
+  <w:style w:type="paragraph" w:styleId="Heading2">
+    <w:name w:val="heading 2"/>
+    <w:basedOn w:val="Normal"/>
+    <w:uiPriority w:val="1"/>
+    <w:qFormat/>
+    <w:pPr>
+      <w:ind w:left="1926"/>
+      <w:outlineLvl w:val="1"/>
+    </w:pPr>
+    <w:rPr>
+      <w:rFonts w:ascii="Arial" w:eastAsia="Arial" w:hAnsi="Arial" w:cs="Arial"/>
+      <w:b/>
+      <w:bCs/>
+      <w:sz w:val="20"/>
+      <w:szCs w:val="20"/>
+    </w:rPr>
+  </w:style>
+  <w:style w:type="character" w:default="1" w:styleId="DefaultParagraphFont">
     <w:name w:val="Default Paragraph Font"/>
     <w:uiPriority w:val="1"/>
     <w:semiHidden/>
     <w:unhideWhenUsed/>
   </w:style>
-  <w:style w:styleId="TableNormal" w:default="1" w:type="table">
-    <w:name w:val="Table Normal"/>
-    <w:uiPriority w:val="2"/>
+  <w:style w:type="table" w:default="1" w:styleId="TableNormal">
+    <w:name w:val="Normal Table"/>
+    <w:uiPriority w:val="99"/>
     <w:semiHidden/>
     <w:unhideWhenUsed/>
-    <w:qFormat/>
     <w:tblPr>
       <w:tblInd w:w="0" w:type="dxa"/>
       <w:tblCellMar>
         <w:top w:w="0" w:type="dxa"/>
-        <w:left w:w="0" w:type="dxa"/>
+        <w:left w:w="108" w:type="dxa"/>
         <w:bottom w:w="0" w:type="dxa"/>
-        <w:right w:w="0" w:type="dxa"/>
+        <w:right w:w="108" w:type="dxa"/>
       </w:tblCellMar>
     </w:tblPr>
   </w:style>
-  <w:style w:styleId="NoList" w:default="1" w:type="numbering">
+  <w:style w:type="numbering" w:default="1" w:styleId="NoList">
     <w:name w:val="No List"/>
     <w:uiPriority w:val="99"/>
     <w:semiHidden/>
     <w:unhideWhenUsed/>
   </w:style>
-  <w:style w:default="1" w:styleId="Normal" w:type="paragraph">
-    <w:name w:val="Normal"/>
-    <w:uiPriority w:val="1"/>
-    <w:qFormat/>
-    <w:pPr/>
-    <w:rPr>
-      <w:rFonts w:ascii="Tahoma" w:hAnsi="Tahoma" w:eastAsia="Tahoma" w:cs="Tahoma"/>
-      <w:lang w:val="en-US" w:eastAsia="en-US" w:bidi="ar-SA"/>
-    </w:rPr>
-  </w:style>
-  <w:style w:styleId="BodyText" w:type="paragraph">
+  <w:style w:type="paragraph" w:styleId="BodyText">
     <w:name w:val="Body Text"/>
     <w:basedOn w:val="Normal"/>
     <w:uiPriority w:val="1"/>
     <w:qFormat/>
-    <w:pPr/>
     <w:rPr>
-      <w:rFonts w:ascii="Tahoma" w:hAnsi="Tahoma" w:eastAsia="Tahoma" w:cs="Tahoma"/>
       <w:sz w:val="19"/>
       <w:szCs w:val="19"/>
-      <w:lang w:val="en-US" w:eastAsia="en-US" w:bidi="ar-SA"/>
     </w:rPr>
   </w:style>
-  <w:style w:styleId="Heading1" w:type="paragraph">
-    <w:name w:val="Heading 1"/>
-    <w:basedOn w:val="Normal"/>
-    <w:uiPriority w:val="1"/>
-    <w:qFormat/>
-    <w:pPr>
-      <w:ind w:left="272"/>
-      <w:outlineLvl w:val="1"/>
-    </w:pPr>
-    <w:rPr>
-      <w:rFonts w:ascii="Trebuchet MS" w:hAnsi="Trebuchet MS" w:eastAsia="Trebuchet MS" w:cs="Trebuchet MS"/>
-      <w:b/>
-      <w:bCs/>
-      <w:sz w:val="24"/>
-      <w:szCs w:val="24"/>
-      <w:lang w:val="en-US" w:eastAsia="en-US" w:bidi="ar-SA"/>
-    </w:rPr>
-  </w:style>
-  <w:style w:styleId="Heading2" w:type="paragraph">
-    <w:name w:val="Heading 2"/>
-    <w:basedOn w:val="Normal"/>
-    <w:uiPriority w:val="1"/>
-    <w:qFormat/>
-    <w:pPr>
-      <w:ind w:left="1926"/>
-      <w:outlineLvl w:val="2"/>
-    </w:pPr>
-    <w:rPr>
-      <w:rFonts w:ascii="Arial" w:hAnsi="Arial" w:eastAsia="Arial" w:cs="Arial"/>
-      <w:b/>
-      <w:bCs/>
-      <w:sz w:val="20"/>
-      <w:szCs w:val="20"/>
-      <w:lang w:val="en-US" w:eastAsia="en-US" w:bidi="ar-SA"/>
-    </w:rPr>
-  </w:style>
-  <w:style w:styleId="Title" w:type="paragraph">
+  <w:style w:type="paragraph" w:styleId="Title">
     <w:name w:val="Title"/>
     <w:basedOn w:val="Normal"/>
     <w:uiPriority w:val="1"/>
@@ -5137,31 +5509,22 @@
       <w:jc w:val="center"/>
     </w:pPr>
     <w:rPr>
-      <w:rFonts w:ascii="Times New Roman" w:hAnsi="Times New Roman" w:eastAsia="Times New Roman" w:cs="Times New Roman"/>
+      <w:rFonts w:ascii="Times New Roman" w:eastAsia="Times New Roman" w:hAnsi="Times New Roman" w:cs="Times New Roman"/>
       <w:sz w:val="51"/>
       <w:szCs w:val="51"/>
-      <w:lang w:val="en-US" w:eastAsia="en-US" w:bidi="ar-SA"/>
     </w:rPr>
   </w:style>
-  <w:style w:styleId="ListParagraph" w:type="paragraph">
+  <w:style w:type="paragraph" w:styleId="ListParagraph">
     <w:name w:val="List Paragraph"/>
     <w:basedOn w:val="Normal"/>
     <w:uiPriority w:val="1"/>
     <w:qFormat/>
-    <w:pPr/>
-    <w:rPr>
-      <w:lang w:val="en-US" w:eastAsia="en-US" w:bidi="ar-SA"/>
-    </w:rPr>
   </w:style>
-  <w:style w:styleId="TableParagraph" w:type="paragraph">
+  <w:style w:type="paragraph" w:customStyle="1" w:styleId="TableParagraph">
     <w:name w:val="Table Paragraph"/>
     <w:basedOn w:val="Normal"/>
     <w:uiPriority w:val="1"/>
     <w:qFormat/>
-    <w:pPr/>
-    <w:rPr>
-      <w:lang w:val="en-US" w:eastAsia="en-US" w:bidi="ar-SA"/>
-    </w:rPr>
   </w:style>
 </w:styles>
 </file>

--- a/URK24CS6009 BALAJI E.docx
+++ b/URK24CS6009 BALAJI E.docx
@@ -94,7 +94,7 @@
           <w:lang w:val="en-IN" w:eastAsia="en-IN"/>
         </w:rPr>
         <w:drawing>
-          <wp:anchor distT="0" distB="0" distL="0" distR="0" simplePos="0" relativeHeight="15731712" behindDoc="0" locked="0" layoutInCell="1" allowOverlap="1">
+          <wp:anchor distT="0" distB="0" distL="0" distR="0" simplePos="0" relativeHeight="15731712" behindDoc="0" locked="0" layoutInCell="1" allowOverlap="1" wp14:anchorId="199612B7" wp14:editId="2D58B965">
             <wp:simplePos x="0" y="0"/>
             <wp:positionH relativeFrom="page">
               <wp:posOffset>2571527</wp:posOffset>
@@ -137,23 +137,8 @@
           </wp:anchor>
         </w:drawing>
       </w:r>
-      <w:r>
-        <w:rPr>
-          <w:rFonts w:ascii="Trebuchet MS"/>
-          <w:w w:val="90"/>
-          <w:sz w:val="21"/>
-        </w:rPr>
-        <w:t>+91</w:t>
-      </w:r>
-      <w:r>
-        <w:rPr>
-          <w:rFonts w:ascii="Trebuchet MS"/>
-          <w:spacing w:val="-3"/>
-          <w:w w:val="90"/>
-          <w:sz w:val="21"/>
-        </w:rPr>
-        <w:t xml:space="preserve"> </w:t>
-      </w:r>
+      <w:bookmarkStart w:id="0" w:name="_GoBack"/>
+      <w:bookmarkEnd w:id="0"/>
       <w:r>
         <w:rPr>
           <w:rFonts w:ascii="Trebuchet MS"/>
@@ -381,7 +366,7 @@
           </mc:Choice>
           <mc:Fallback>
             <w:pict>
-              <v:shape w14:anchorId="1B15641D" id="Graphic 4" o:spid="_x0000_s1026" style="position:absolute;margin-left:195.35pt;margin-top:.55pt;width:20.25pt;height:17.25pt;z-index:15735296;visibility:visible;mso-wrap-style:square;mso-wrap-distance-left:0;mso-wrap-distance-top:0;mso-wrap-distance-right:0;mso-wrap-distance-bottom:0;mso-position-horizontal:absolute;mso-position-horizontal-relative:page;mso-position-vertical:absolute;mso-position-vertical-relative:text;v-text-anchor:top" coordsize="257175,219075" o:gfxdata="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" path="m218554,219074r-64280,l154274,141754r-51425,l102849,219074r-64281,l38568,115980,,115980,128561,,257123,115980r-38569,l218554,219074xe" fillcolor="black" stroked="f">
+              <v:shape w14:anchorId="6683B593" id="Graphic 4" o:spid="_x0000_s1026" style="position:absolute;margin-left:195.35pt;margin-top:.55pt;width:20.25pt;height:17.25pt;z-index:15735296;visibility:visible;mso-wrap-style:square;mso-wrap-distance-left:0;mso-wrap-distance-top:0;mso-wrap-distance-right:0;mso-wrap-distance-bottom:0;mso-position-horizontal:absolute;mso-position-horizontal-relative:page;mso-position-vertical:absolute;mso-position-vertical-relative:text;v-text-anchor:top" coordsize="257175,219075" o:gfxdata="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" path="m218554,219074r-64280,l154274,141754r-51425,l102849,219074r-64281,l38568,115980,,115980,128561,,257123,115980r-38569,l218554,219074xe" fillcolor="black" stroked="f">
                 <v:path arrowok="t"/>
                 <w10:wrap anchorx="page"/>
               </v:shape>
@@ -746,7 +731,7 @@
           </mc:Choice>
           <mc:Fallback>
             <w:pict>
-              <v:group w14:anchorId="323A0344" id="Group 6" o:spid="_x0000_s1026" style="width:490.95pt;height:.75pt;mso-position-horizontal-relative:char;mso-position-vertical-relative:line" coordsize="62350,95" o:gfxdata="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">
+              <v:group w14:anchorId="3582F331" id="Group 6" o:spid="_x0000_s1026" style="width:490.95pt;height:.75pt;mso-position-horizontal-relative:char;mso-position-vertical-relative:line" coordsize="62350,95" o:gfxdata="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">
                 <v:shape id="Graphic 7" o:spid="_x0000_s1027" style="position:absolute;top:47;width:62350;height:13;visibility:visible;mso-wrap-style:square;v-text-anchor:top" coordsize="6235065,1270" o:gfxdata="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" path="m6235007,l,e" filled="f" strokeweight=".26456mm">
                   <v:path arrowok="t"/>
                 </v:shape>
@@ -1338,7 +1323,7 @@
           </mc:Choice>
           <mc:Fallback>
             <w:pict>
-              <v:group w14:anchorId="5D95FB16" id="Group 8" o:spid="_x0000_s1026" style="width:490.95pt;height:.75pt;mso-position-horizontal-relative:char;mso-position-vertical-relative:line" coordsize="62350,95" o:gfxdata="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">
+              <v:group w14:anchorId="1201C240" id="Group 8" o:spid="_x0000_s1026" style="width:490.95pt;height:.75pt;mso-position-horizontal-relative:char;mso-position-vertical-relative:line" coordsize="62350,95" o:gfxdata="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">
                 <v:shape id="Graphic 9" o:spid="_x0000_s1027" style="position:absolute;top:47;width:62350;height:13;visibility:visible;mso-wrap-style:square;v-text-anchor:top" coordsize="6235065,1270" o:gfxdata="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" path="m6235007,l,e" filled="f" strokeweight=".26456mm">
                   <v:path arrowok="t"/>
                 </v:shape>
@@ -1696,7 +1681,7 @@
           </mc:Choice>
           <mc:Fallback>
             <w:pict>
-              <v:shape w14:anchorId="1B3DFF70" id="Graphic 10" o:spid="_x0000_s1026" style="position:absolute;margin-left:323.05pt;margin-top:-24.4pt;width:3pt;height:3pt;z-index:15736320;visibility:visible;mso-wrap-style:square;mso-wrap-distance-left:0;mso-wrap-distance-top:0;mso-wrap-distance-right:0;mso-wrap-distance-bottom:0;mso-position-horizontal:absolute;mso-position-horizontal-relative:page;mso-position-vertical:absolute;mso-position-vertical-relative:text;v-text-anchor:top" coordsize="38100,38100" o:gfxdata="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" path="m21576,38099r-5053,l14093,37616,,21576,,16523,16523,r5053,l38099,19049r,2527l21576,38099xe" fillcolor="black" stroked="f">
+              <v:shape w14:anchorId="79C2BBB6" id="Graphic 10" o:spid="_x0000_s1026" style="position:absolute;margin-left:323.05pt;margin-top:-24.4pt;width:3pt;height:3pt;z-index:15736320;visibility:visible;mso-wrap-style:square;mso-wrap-distance-left:0;mso-wrap-distance-top:0;mso-wrap-distance-right:0;mso-wrap-distance-bottom:0;mso-position-horizontal:absolute;mso-position-horizontal-relative:page;mso-position-vertical:absolute;mso-position-vertical-relative:text;v-text-anchor:top" coordsize="38100,38100" o:gfxdata="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" path="m21576,38099r-5053,l14093,37616,,21576,,16523,16523,r5053,l38099,19049r,2527l21576,38099xe" fillcolor="black" stroked="f">
                 <v:path arrowok="t"/>
                 <w10:wrap anchorx="page"/>
               </v:shape>
@@ -2069,7 +2054,7 @@
           </mc:Choice>
           <mc:Fallback>
             <w:pict>
-              <v:group w14:anchorId="7408A9A8" id="Group 12" o:spid="_x0000_s1026" style="width:490.95pt;height:.75pt;mso-position-horizontal-relative:char;mso-position-vertical-relative:line" coordsize="62350,95" o:gfxdata="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">
+              <v:group w14:anchorId="79277D4C" id="Group 12" o:spid="_x0000_s1026" style="width:490.95pt;height:.75pt;mso-position-horizontal-relative:char;mso-position-vertical-relative:line" coordsize="62350,95" o:gfxdata="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">
                 <v:shape id="Graphic 13" o:spid="_x0000_s1027" style="position:absolute;top:47;width:62350;height:13;visibility:visible;mso-wrap-style:square;v-text-anchor:top" coordsize="6235065,1270" o:gfxdata="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" path="m6235007,l,e" filled="f" strokeweight=".26456mm">
                   <v:path arrowok="t"/>
                 </v:shape>
@@ -2533,7 +2518,7 @@
           </mc:Choice>
           <mc:Fallback>
             <w:pict>
-              <v:shape w14:anchorId="1875F854" id="Graphic 17" o:spid="_x0000_s1026" style="position:absolute;margin-left:311.45pt;margin-top:13.65pt;width:3pt;height:3pt;z-index:15737344;visibility:visible;mso-wrap-style:square;mso-wrap-distance-left:0;mso-wrap-distance-top:0;mso-wrap-distance-right:0;mso-wrap-distance-bottom:0;mso-position-horizontal:absolute;mso-position-horizontal-relative:page;mso-position-vertical:absolute;mso-position-vertical-relative:text;v-text-anchor:top" coordsize="38100,38100" o:gfxdata="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" path="m21576,38099r-5053,l14093,37616,,21576,,16523,16523,r5053,l38099,19049r,2527l21576,38099xe" fillcolor="black" stroked="f">
+              <v:shape w14:anchorId="5FE614A9" id="Graphic 17" o:spid="_x0000_s1026" style="position:absolute;margin-left:311.45pt;margin-top:13.65pt;width:3pt;height:3pt;z-index:15737344;visibility:visible;mso-wrap-style:square;mso-wrap-distance-left:0;mso-wrap-distance-top:0;mso-wrap-distance-right:0;mso-wrap-distance-bottom:0;mso-position-horizontal:absolute;mso-position-horizontal-relative:page;mso-position-vertical:absolute;mso-position-vertical-relative:text;v-text-anchor:top" coordsize="38100,38100" o:gfxdata="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" path="m21576,38099r-5053,l14093,37616,,21576,,16523,16523,r5053,l38099,19049r,2527l21576,38099xe" fillcolor="black" stroked="f">
                 <v:path arrowok="t"/>
                 <w10:wrap anchorx="page"/>
               </v:shape>
@@ -2681,7 +2666,7 @@
           </mc:Choice>
           <mc:Fallback>
             <w:pict>
-              <v:shape w14:anchorId="2400331D" id="Graphic 18" o:spid="_x0000_s1026" style="position:absolute;margin-left:307.55pt;margin-top:10.6pt;width:3pt;height:3pt;z-index:15737856;visibility:visible;mso-wrap-style:square;mso-wrap-distance-left:0;mso-wrap-distance-top:0;mso-wrap-distance-right:0;mso-wrap-distance-bottom:0;mso-position-horizontal:absolute;mso-position-horizontal-relative:page;mso-position-vertical:absolute;mso-position-vertical-relative:text;v-text-anchor:top" coordsize="38100,38100" o:gfxdata="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" path="m21368,37733r-5004,l13958,37254,,21368,,16364,16364,r5004,l37733,18866r,2502l21368,37733xe" fillcolor="black" stroked="f">
+              <v:shape w14:anchorId="475B59BF" id="Graphic 18" o:spid="_x0000_s1026" style="position:absolute;margin-left:307.55pt;margin-top:10.6pt;width:3pt;height:3pt;z-index:15737856;visibility:visible;mso-wrap-style:square;mso-wrap-distance-left:0;mso-wrap-distance-top:0;mso-wrap-distance-right:0;mso-wrap-distance-bottom:0;mso-position-horizontal:absolute;mso-position-horizontal-relative:page;mso-position-vertical:absolute;mso-position-vertical-relative:text;v-text-anchor:top" coordsize="38100,38100" o:gfxdata="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" path="m21368,37733r-5004,l13958,37254,,21368,,16364,16364,r5004,l37733,18866r,2502l21368,37733xe" fillcolor="black" stroked="f">
                 <v:path arrowok="t"/>
                 <w10:wrap anchorx="page"/>
               </v:shape>
@@ -2953,7 +2938,7 @@
           </mc:Choice>
           <mc:Fallback>
             <w:pict>
-              <v:group w14:anchorId="444A503A" id="Group 19" o:spid="_x0000_s1026" style="width:490.95pt;height:.75pt;mso-position-horizontal-relative:char;mso-position-vertical-relative:line" coordsize="62350,95" o:gfxdata="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">
+              <v:group w14:anchorId="7D656CC9" id="Group 19" o:spid="_x0000_s1026" style="width:490.95pt;height:.75pt;mso-position-horizontal-relative:char;mso-position-vertical-relative:line" coordsize="62350,95" o:gfxdata="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">
                 <v:shape id="Graphic 20" o:spid="_x0000_s1027" style="position:absolute;top:47;width:62350;height:13;visibility:visible;mso-wrap-style:square;v-text-anchor:top" coordsize="6235065,1270" o:gfxdata="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" path="m6235007,l,e" filled="f" strokeweight=".26456mm">
                   <v:path arrowok="t"/>
                 </v:shape>
@@ -3078,7 +3063,7 @@
           </mc:Choice>
           <mc:Fallback>
             <w:pict>
-              <v:shape w14:anchorId="404E1C2B" id="Graphic 21" o:spid="_x0000_s1026" style="position:absolute;margin-left:54.2pt;margin-top:5.4pt;width:3pt;height:3pt;z-index:15736832;visibility:visible;mso-wrap-style:square;mso-wrap-distance-left:0;mso-wrap-distance-top:0;mso-wrap-distance-right:0;mso-wrap-distance-bottom:0;mso-position-horizontal:absolute;mso-position-horizontal-relative:page;mso-position-vertical:absolute;mso-position-vertical-relative:text;v-text-anchor:top" coordsize="38100,38100" o:gfxdata="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" path="m21576,38099r-5053,l14093,37616,,21576,,16523,16523,r5053,l38099,19049r,2527l21576,38099xe" fillcolor="black" stroked="f">
+              <v:shape w14:anchorId="1A4B2E9C" id="Graphic 21" o:spid="_x0000_s1026" style="position:absolute;margin-left:54.2pt;margin-top:5.4pt;width:3pt;height:3pt;z-index:15736832;visibility:visible;mso-wrap-style:square;mso-wrap-distance-left:0;mso-wrap-distance-top:0;mso-wrap-distance-right:0;mso-wrap-distance-bottom:0;mso-position-horizontal:absolute;mso-position-horizontal-relative:page;mso-position-vertical:absolute;mso-position-vertical-relative:text;v-text-anchor:top" coordsize="38100,38100" o:gfxdata="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" path="m21576,38099r-5053,l14093,37616,,21576,,16523,16523,r5053,l38099,19049r,2527l21576,38099xe" fillcolor="black" stroked="f">
                 <v:path arrowok="t"/>
                 <w10:wrap anchorx="page"/>
               </v:shape>
@@ -3314,7 +3299,7 @@
           </mc:Choice>
           <mc:Fallback>
             <w:pict>
-              <v:shape w14:anchorId="7D2E8BEC" id="Graphic 22" o:spid="_x0000_s1026" style="position:absolute;margin-left:54.35pt;margin-top:12.8pt;width:3.2pt;height:3.2pt;z-index:15738368;visibility:visible;mso-wrap-style:square;mso-wrap-distance-left:0;mso-wrap-distance-top:0;mso-wrap-distance-right:0;mso-wrap-distance-bottom:0;mso-position-horizontal:absolute;mso-position-horizontal-relative:page;mso-position-vertical:absolute;mso-position-vertical-relative:text;v-text-anchor:top" coordsize="40640,40640" o:gfxdata="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" path="m22852,40353r-5351,l14927,39841,,22852,,17501,17501,r5351,l40353,20176r,2676l22852,40353xe" fillcolor="black" stroked="f">
+              <v:shape w14:anchorId="6F92C90C" id="Graphic 22" o:spid="_x0000_s1026" style="position:absolute;margin-left:54.35pt;margin-top:12.8pt;width:3.2pt;height:3.2pt;z-index:15738368;visibility:visible;mso-wrap-style:square;mso-wrap-distance-left:0;mso-wrap-distance-top:0;mso-wrap-distance-right:0;mso-wrap-distance-bottom:0;mso-position-horizontal:absolute;mso-position-horizontal-relative:page;mso-position-vertical:absolute;mso-position-vertical-relative:text;v-text-anchor:top" coordsize="40640,40640" o:gfxdata="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" path="m22852,40353r-5351,l14927,39841,,22852,,17501,17501,r5351,l40353,20176r,2676l22852,40353xe" fillcolor="black" stroked="f">
                 <v:path arrowok="t"/>
                 <w10:wrap anchorx="page"/>
               </v:shape>
@@ -3583,7 +3568,7 @@
           </mc:Choice>
           <mc:Fallback>
             <w:pict>
-              <v:shape w14:anchorId="634FA3DE" id="Graphic 23" o:spid="_x0000_s1026" style="position:absolute;margin-left:53.8pt;margin-top:5.5pt;width:3.2pt;height:3.2pt;z-index:15739392;visibility:visible;mso-wrap-style:square;mso-wrap-distance-left:0;mso-wrap-distance-top:0;mso-wrap-distance-right:0;mso-wrap-distance-bottom:0;mso-position-horizontal:absolute;mso-position-horizontal-relative:page;mso-position-vertical:absolute;mso-position-vertical-relative:text;v-text-anchor:top" coordsize="40640,40640" o:gfxdata="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" path="m22852,40353r-5351,l14927,39841,,22852,,17501,17501,r5351,l40353,20176r,2676l22852,40353xe" fillcolor="black" stroked="f">
+              <v:shape w14:anchorId="7BF110E5" id="Graphic 23" o:spid="_x0000_s1026" style="position:absolute;margin-left:53.8pt;margin-top:5.5pt;width:3.2pt;height:3.2pt;z-index:15739392;visibility:visible;mso-wrap-style:square;mso-wrap-distance-left:0;mso-wrap-distance-top:0;mso-wrap-distance-right:0;mso-wrap-distance-bottom:0;mso-position-horizontal:absolute;mso-position-horizontal-relative:page;mso-position-vertical:absolute;mso-position-vertical-relative:text;v-text-anchor:top" coordsize="40640,40640" o:gfxdata="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" path="m22852,40353r-5351,l14927,39841,,22852,,17501,17501,r5351,l40353,20176r,2676l22852,40353xe" fillcolor="black" stroked="f">
                 <v:path arrowok="t"/>
                 <w10:wrap anchorx="page"/>
               </v:shape>
@@ -3818,7 +3803,7 @@
           </mc:Choice>
           <mc:Fallback>
             <w:pict>
-              <v:shape w14:anchorId="06D0762E" id="Graphic 24" o:spid="_x0000_s1026" style="position:absolute;margin-left:53.8pt;margin-top:10.6pt;width:3.2pt;height:3.2pt;z-index:15738880;visibility:visible;mso-wrap-style:square;mso-wrap-distance-left:0;mso-wrap-distance-top:0;mso-wrap-distance-right:0;mso-wrap-distance-bottom:0;mso-position-horizontal:absolute;mso-position-horizontal-relative:page;mso-position-vertical:absolute;mso-position-vertical-relative:text;v-text-anchor:top" coordsize="40640,40640" o:gfxdata="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" path="m22852,40353r-5351,l14927,39841,,22852,,17501,17501,r5351,l40353,20176r,2676l22852,40353xe" fillcolor="black" stroked="f">
+              <v:shape w14:anchorId="738A339E" id="Graphic 24" o:spid="_x0000_s1026" style="position:absolute;margin-left:53.8pt;margin-top:10.6pt;width:3.2pt;height:3.2pt;z-index:15738880;visibility:visible;mso-wrap-style:square;mso-wrap-distance-left:0;mso-wrap-distance-top:0;mso-wrap-distance-right:0;mso-wrap-distance-bottom:0;mso-position-horizontal:absolute;mso-position-horizontal-relative:page;mso-position-vertical:absolute;mso-position-vertical-relative:text;v-text-anchor:top" coordsize="40640,40640" o:gfxdata="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" path="m22852,40353r-5351,l14927,39841,,22852,,17501,17501,r5351,l40353,20176r,2676l22852,40353xe" fillcolor="black" stroked="f">
                 <v:path arrowok="t"/>
                 <w10:wrap anchorx="page"/>
               </v:shape>
@@ -4053,7 +4038,7 @@
           </mc:Choice>
           <mc:Fallback>
             <w:pict>
-              <v:shape w14:anchorId="51BAAC2F" id="Graphic 25" o:spid="_x0000_s1026" style="position:absolute;margin-left:211.85pt;margin-top:-11.1pt;width:63.4pt;height:5.1pt;z-index:15732736;visibility:visible;mso-wrap-style:square;mso-wrap-distance-left:0;mso-wrap-distance-top:0;mso-wrap-distance-right:0;mso-wrap-distance-bottom:0;mso-position-horizontal:absolute;mso-position-horizontal-relative:page;mso-position-vertical:absolute;mso-position-vertical-relative:text;v-text-anchor:top" coordsize="805180,64769" o:gfxdata="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" path="m804811,32194l802271,19659,795375,9436,785139,2540,772617,,32194,,19659,2540,9423,9436,2527,19659,,32194,2527,44729,9423,54965r10236,6896l32194,64389r740423,l785139,61861r10236,-6896l802271,44729r2540,-12535xe" fillcolor="black" stroked="f">
+              <v:shape w14:anchorId="093CC52F" id="Graphic 25" o:spid="_x0000_s1026" style="position:absolute;margin-left:211.85pt;margin-top:-11.1pt;width:63.4pt;height:5.1pt;z-index:15732736;visibility:visible;mso-wrap-style:square;mso-wrap-distance-left:0;mso-wrap-distance-top:0;mso-wrap-distance-right:0;mso-wrap-distance-bottom:0;mso-position-horizontal:absolute;mso-position-horizontal-relative:page;mso-position-vertical:absolute;mso-position-vertical-relative:text;v-text-anchor:top" coordsize="805180,64769" o:gfxdata="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" path="m804811,32194l802271,19659,795375,9436,785139,2540,772617,,32194,,19659,2540,9423,9436,2527,19659,,32194,2527,44729,9423,54965r10236,6896l32194,64389r740423,l785139,61861r10236,-6896l802271,44729r2540,-12535xe" fillcolor="black" stroked="f">
                 <v:path arrowok="t"/>
                 <w10:wrap anchorx="page"/>
               </v:shape>
@@ -4241,7 +4226,7 @@
           </mc:Choice>
           <mc:Fallback>
             <w:pict>
-              <v:group w14:anchorId="0A3A3610" id="Group 26" o:spid="_x0000_s1026" style="position:absolute;margin-left:211.85pt;margin-top:10.75pt;width:63.4pt;height:4.45pt;z-index:15733248;mso-wrap-distance-left:0;mso-wrap-distance-right:0;mso-position-horizontal-relative:page" coordsize="8051,565" o:gfxdata="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">
+              <v:group w14:anchorId="6B0D5BEB" id="Group 26" o:spid="_x0000_s1026" style="position:absolute;margin-left:211.85pt;margin-top:10.75pt;width:63.4pt;height:4.45pt;z-index:15733248;mso-wrap-distance-left:0;mso-wrap-distance-right:0;mso-position-horizontal-relative:page" coordsize="8051,565" o:gfxdata="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">
                 <v:shape id="Graphic 27" o:spid="_x0000_s1027" style="position:absolute;left:7645;width:407;height:565;visibility:visible;mso-wrap-style:square;v-text-anchor:top" coordsize="40640,56515" o:gfxdata="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" path="m,56336r40240,l40240,,,,,56336xe" fillcolor="#e3e8e9" stroked="f">
                   <v:path arrowok="t"/>
                 </v:shape>
@@ -4493,7 +4478,7 @@
           </mc:Choice>
           <mc:Fallback>
             <w:pict>
-              <v:group w14:anchorId="6E6D2F54" id="Group 29" o:spid="_x0000_s1026" style="position:absolute;margin-left:212.5pt;margin-top:8.95pt;width:63.4pt;height:5.1pt;z-index:15733760;mso-wrap-distance-left:0;mso-wrap-distance-right:0;mso-position-horizontal-relative:page" coordsize="8051,647" o:gfxdata="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">
+              <v:group w14:anchorId="7FD12DCE" id="Group 29" o:spid="_x0000_s1026" style="position:absolute;margin-left:212.5pt;margin-top:8.95pt;width:63.4pt;height:5.1pt;z-index:15733760;mso-wrap-distance-left:0;mso-wrap-distance-right:0;mso-position-horizontal-relative:page" coordsize="8051,647" o:gfxdata="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">
                 <v:shape id="Graphic 30" o:spid="_x0000_s1027" style="position:absolute;width:8051;height:647;visibility:visible;mso-wrap-style:square;v-text-anchor:top" coordsize="805180,64769" o:gfxdata="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" path="m772616,64384r-740424,l19661,61854,9428,54955,2529,44723,,32192,2529,19661,9428,9429,19661,2529,32192,,772616,r12531,2529l795380,9429r6899,10232l804809,32192r-2530,12531l795380,54955r-10233,6899l772616,64384xe" fillcolor="#e3e8e9" stroked="f">
                   <v:path arrowok="t"/>
                 </v:shape>
@@ -4745,7 +4730,7 @@
           </mc:Choice>
           <mc:Fallback>
             <w:pict>
-              <v:group w14:anchorId="6F7C5D80" id="Group 32" o:spid="_x0000_s1026" style="position:absolute;margin-left:212.5pt;margin-top:14.15pt;width:63.4pt;height:4.45pt;z-index:15734272;mso-wrap-distance-left:0;mso-wrap-distance-right:0;mso-position-horizontal-relative:page" coordsize="8051,565" o:gfxdata="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">
+              <v:group w14:anchorId="362FFD28" id="Group 32" o:spid="_x0000_s1026" style="position:absolute;margin-left:212.5pt;margin-top:14.15pt;width:63.4pt;height:4.45pt;z-index:15734272;mso-wrap-distance-left:0;mso-wrap-distance-right:0;mso-position-horizontal-relative:page" coordsize="8051,565" o:gfxdata="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">
                 <v:shape id="Graphic 33" o:spid="_x0000_s1027" style="position:absolute;width:8051;height:565;visibility:visible;mso-wrap-style:square;v-text-anchor:top" coordsize="805180,56515" o:gfxdata="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" path="m776640,56336r-748472,l17203,54123,8250,48086,2213,39132,,28168,2213,17203,8250,8250,17203,2213,28168,,776640,r10965,2213l796558,8250r6037,8953l804809,28168r-2214,10964l796558,48086r-8953,6037l776640,56336xe" fillcolor="#e3e8e9" stroked="f">
                   <v:path arrowok="t"/>
                 </v:shape>
@@ -4873,7 +4858,7 @@
           </mc:Choice>
           <mc:Fallback>
             <w:pict>
-              <v:shape w14:anchorId="7FB50BB4" id="Graphic 35" o:spid="_x0000_s1026" style="position:absolute;margin-left:0;margin-top:172.25pt;width:595.5pt;height:3pt;z-index:15734784;visibility:visible;mso-wrap-style:square;mso-wrap-distance-left:0;mso-wrap-distance-top:0;mso-wrap-distance-right:0;mso-wrap-distance-bottom:0;mso-position-horizontal:absolute;mso-position-horizontal-relative:page;mso-position-vertical:absolute;mso-position-vertical-relative:page;v-text-anchor:top" coordsize="7562850,38100" o:gfxdata="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" path="m7562849,r,38099l,38099,,,7562849,xe" fillcolor="black" stroked="f">
+              <v:shape w14:anchorId="0075F0AD" id="Graphic 35" o:spid="_x0000_s1026" style="position:absolute;margin-left:0;margin-top:172.25pt;width:595.5pt;height:3pt;z-index:15734784;visibility:visible;mso-wrap-style:square;mso-wrap-distance-left:0;mso-wrap-distance-top:0;mso-wrap-distance-right:0;mso-wrap-distance-bottom:0;mso-position-horizontal:absolute;mso-position-horizontal-relative:page;mso-position-vertical:absolute;mso-position-vertical-relative:page;v-text-anchor:top" coordsize="7562850,38100" o:gfxdata="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" path="m7562849,r,38099l,38099,,,7562849,xe" fillcolor="black" stroked="f">
                 <v:path arrowok="t"/>
                 <w10:wrap anchorx="page" anchory="page"/>
               </v:shape>
@@ -4968,7 +4953,7 @@
           </mc:Choice>
           <mc:Fallback>
             <w:pict>
-              <v:group w14:anchorId="1F8C7828" id="Group 36" o:spid="_x0000_s1026" style="width:490.95pt;height:.75pt;mso-position-horizontal-relative:char;mso-position-vertical-relative:line" coordsize="62350,95" o:gfxdata="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">
+              <v:group w14:anchorId="47A1FDC7" id="Group 36" o:spid="_x0000_s1026" style="width:490.95pt;height:.75pt;mso-position-horizontal-relative:char;mso-position-vertical-relative:line" coordsize="62350,95" o:gfxdata="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">
                 <v:shape id="Graphic 37" o:spid="_x0000_s1027" style="position:absolute;top:47;width:62350;height:13;visibility:visible;mso-wrap-style:square;v-text-anchor:top" coordsize="6235065,1270" o:gfxdata="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" path="m6235007,l,e" filled="f" strokeweight=".26456mm">
                   <v:path arrowok="t"/>
                 </v:shape>
@@ -5014,8 +4999,6 @@
         </w:rPr>
         <w:t>YOU!!!!!</w:t>
       </w:r>
-      <w:bookmarkStart w:id="0" w:name="_GoBack"/>
-      <w:bookmarkEnd w:id="0"/>
     </w:p>
     <w:sectPr>
       <w:type w:val="continuous"/>

--- a/URK24CS6009 BALAJI E.docx
+++ b/URK24CS6009 BALAJI E.docx
@@ -137,6 +137,15 @@
           </wp:anchor>
         </w:drawing>
       </w:r>
+      <w:r>
+        <w:rPr>
+          <w:rFonts w:ascii="Trebuchet MS"/>
+          <w:spacing w:val="-2"/>
+          <w:w w:val="105"/>
+          <w:sz w:val="21"/>
+        </w:rPr>
+        <w:t xml:space="preserve">+91 </w:t>
+      </w:r>
       <w:bookmarkStart w:id="0" w:name="_GoBack"/>
       <w:bookmarkEnd w:id="0"/>
       <w:r>
@@ -366,7 +375,7 @@
           </mc:Choice>
           <mc:Fallback>
             <w:pict>
-              <v:shape w14:anchorId="6683B593" id="Graphic 4" o:spid="_x0000_s1026" style="position:absolute;margin-left:195.35pt;margin-top:.55pt;width:20.25pt;height:17.25pt;z-index:15735296;visibility:visible;mso-wrap-style:square;mso-wrap-distance-left:0;mso-wrap-distance-top:0;mso-wrap-distance-right:0;mso-wrap-distance-bottom:0;mso-position-horizontal:absolute;mso-position-horizontal-relative:page;mso-position-vertical:absolute;mso-position-vertical-relative:text;v-text-anchor:top" coordsize="257175,219075" o:gfxdata="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" path="m218554,219074r-64280,l154274,141754r-51425,l102849,219074r-64281,l38568,115980,,115980,128561,,257123,115980r-38569,l218554,219074xe" fillcolor="black" stroked="f">
+              <v:shape w14:anchorId="32678143" id="Graphic 4" o:spid="_x0000_s1026" style="position:absolute;margin-left:195.35pt;margin-top:.55pt;width:20.25pt;height:17.25pt;z-index:15735296;visibility:visible;mso-wrap-style:square;mso-wrap-distance-left:0;mso-wrap-distance-top:0;mso-wrap-distance-right:0;mso-wrap-distance-bottom:0;mso-position-horizontal:absolute;mso-position-horizontal-relative:page;mso-position-vertical:absolute;mso-position-vertical-relative:text;v-text-anchor:top" coordsize="257175,219075" o:gfxdata="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" path="m218554,219074r-64280,l154274,141754r-51425,l102849,219074r-64281,l38568,115980,,115980,128561,,257123,115980r-38569,l218554,219074xe" fillcolor="black" stroked="f">
                 <v:path arrowok="t"/>
                 <w10:wrap anchorx="page"/>
               </v:shape>
@@ -731,7 +740,7 @@
           </mc:Choice>
           <mc:Fallback>
             <w:pict>
-              <v:group w14:anchorId="3582F331" id="Group 6" o:spid="_x0000_s1026" style="width:490.95pt;height:.75pt;mso-position-horizontal-relative:char;mso-position-vertical-relative:line" coordsize="62350,95" o:gfxdata="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">
+              <v:group w14:anchorId="6C224BEA" id="Group 6" o:spid="_x0000_s1026" style="width:490.95pt;height:.75pt;mso-position-horizontal-relative:char;mso-position-vertical-relative:line" coordsize="62350,95" o:gfxdata="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">
                 <v:shape id="Graphic 7" o:spid="_x0000_s1027" style="position:absolute;top:47;width:62350;height:13;visibility:visible;mso-wrap-style:square;v-text-anchor:top" coordsize="6235065,1270" o:gfxdata="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" path="m6235007,l,e" filled="f" strokeweight=".26456mm">
                   <v:path arrowok="t"/>
                 </v:shape>
@@ -1323,7 +1332,7 @@
           </mc:Choice>
           <mc:Fallback>
             <w:pict>
-              <v:group w14:anchorId="1201C240" id="Group 8" o:spid="_x0000_s1026" style="width:490.95pt;height:.75pt;mso-position-horizontal-relative:char;mso-position-vertical-relative:line" coordsize="62350,95" o:gfxdata="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">
+              <v:group w14:anchorId="5499E4C1" id="Group 8" o:spid="_x0000_s1026" style="width:490.95pt;height:.75pt;mso-position-horizontal-relative:char;mso-position-vertical-relative:line" coordsize="62350,95" o:gfxdata="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">
                 <v:shape id="Graphic 9" o:spid="_x0000_s1027" style="position:absolute;top:47;width:62350;height:13;visibility:visible;mso-wrap-style:square;v-text-anchor:top" coordsize="6235065,1270" o:gfxdata="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" path="m6235007,l,e" filled="f" strokeweight=".26456mm">
                   <v:path arrowok="t"/>
                 </v:shape>
@@ -1681,7 +1690,7 @@
           </mc:Choice>
           <mc:Fallback>
             <w:pict>
-              <v:shape w14:anchorId="79C2BBB6" id="Graphic 10" o:spid="_x0000_s1026" style="position:absolute;margin-left:323.05pt;margin-top:-24.4pt;width:3pt;height:3pt;z-index:15736320;visibility:visible;mso-wrap-style:square;mso-wrap-distance-left:0;mso-wrap-distance-top:0;mso-wrap-distance-right:0;mso-wrap-distance-bottom:0;mso-position-horizontal:absolute;mso-position-horizontal-relative:page;mso-position-vertical:absolute;mso-position-vertical-relative:text;v-text-anchor:top" coordsize="38100,38100" o:gfxdata="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" path="m21576,38099r-5053,l14093,37616,,21576,,16523,16523,r5053,l38099,19049r,2527l21576,38099xe" fillcolor="black" stroked="f">
+              <v:shape w14:anchorId="1389C1FC" id="Graphic 10" o:spid="_x0000_s1026" style="position:absolute;margin-left:323.05pt;margin-top:-24.4pt;width:3pt;height:3pt;z-index:15736320;visibility:visible;mso-wrap-style:square;mso-wrap-distance-left:0;mso-wrap-distance-top:0;mso-wrap-distance-right:0;mso-wrap-distance-bottom:0;mso-position-horizontal:absolute;mso-position-horizontal-relative:page;mso-position-vertical:absolute;mso-position-vertical-relative:text;v-text-anchor:top" coordsize="38100,38100" o:gfxdata="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" path="m21576,38099r-5053,l14093,37616,,21576,,16523,16523,r5053,l38099,19049r,2527l21576,38099xe" fillcolor="black" stroked="f">
                 <v:path arrowok="t"/>
                 <w10:wrap anchorx="page"/>
               </v:shape>
@@ -2054,7 +2063,7 @@
           </mc:Choice>
           <mc:Fallback>
             <w:pict>
-              <v:group w14:anchorId="79277D4C" id="Group 12" o:spid="_x0000_s1026" style="width:490.95pt;height:.75pt;mso-position-horizontal-relative:char;mso-position-vertical-relative:line" coordsize="62350,95" o:gfxdata="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">
+              <v:group w14:anchorId="26666361" id="Group 12" o:spid="_x0000_s1026" style="width:490.95pt;height:.75pt;mso-position-horizontal-relative:char;mso-position-vertical-relative:line" coordsize="62350,95" o:gfxdata="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">
                 <v:shape id="Graphic 13" o:spid="_x0000_s1027" style="position:absolute;top:47;width:62350;height:13;visibility:visible;mso-wrap-style:square;v-text-anchor:top" coordsize="6235065,1270" o:gfxdata="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" path="m6235007,l,e" filled="f" strokeweight=".26456mm">
                   <v:path arrowok="t"/>
                 </v:shape>
@@ -2518,7 +2527,7 @@
           </mc:Choice>
           <mc:Fallback>
             <w:pict>
-              <v:shape w14:anchorId="5FE614A9" id="Graphic 17" o:spid="_x0000_s1026" style="position:absolute;margin-left:311.45pt;margin-top:13.65pt;width:3pt;height:3pt;z-index:15737344;visibility:visible;mso-wrap-style:square;mso-wrap-distance-left:0;mso-wrap-distance-top:0;mso-wrap-distance-right:0;mso-wrap-distance-bottom:0;mso-position-horizontal:absolute;mso-position-horizontal-relative:page;mso-position-vertical:absolute;mso-position-vertical-relative:text;v-text-anchor:top" coordsize="38100,38100" o:gfxdata="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" path="m21576,38099r-5053,l14093,37616,,21576,,16523,16523,r5053,l38099,19049r,2527l21576,38099xe" fillcolor="black" stroked="f">
+              <v:shape w14:anchorId="72CA3865" id="Graphic 17" o:spid="_x0000_s1026" style="position:absolute;margin-left:311.45pt;margin-top:13.65pt;width:3pt;height:3pt;z-index:15737344;visibility:visible;mso-wrap-style:square;mso-wrap-distance-left:0;mso-wrap-distance-top:0;mso-wrap-distance-right:0;mso-wrap-distance-bottom:0;mso-position-horizontal:absolute;mso-position-horizontal-relative:page;mso-position-vertical:absolute;mso-position-vertical-relative:text;v-text-anchor:top" coordsize="38100,38100" o:gfxdata="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" path="m21576,38099r-5053,l14093,37616,,21576,,16523,16523,r5053,l38099,19049r,2527l21576,38099xe" fillcolor="black" stroked="f">
                 <v:path arrowok="t"/>
                 <w10:wrap anchorx="page"/>
               </v:shape>
@@ -2666,7 +2675,7 @@
           </mc:Choice>
           <mc:Fallback>
             <w:pict>
-              <v:shape w14:anchorId="475B59BF" id="Graphic 18" o:spid="_x0000_s1026" style="position:absolute;margin-left:307.55pt;margin-top:10.6pt;width:3pt;height:3pt;z-index:15737856;visibility:visible;mso-wrap-style:square;mso-wrap-distance-left:0;mso-wrap-distance-top:0;mso-wrap-distance-right:0;mso-wrap-distance-bottom:0;mso-position-horizontal:absolute;mso-position-horizontal-relative:page;mso-position-vertical:absolute;mso-position-vertical-relative:text;v-text-anchor:top" coordsize="38100,38100" o:gfxdata="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" path="m21368,37733r-5004,l13958,37254,,21368,,16364,16364,r5004,l37733,18866r,2502l21368,37733xe" fillcolor="black" stroked="f">
+              <v:shape w14:anchorId="05123AB6" id="Graphic 18" o:spid="_x0000_s1026" style="position:absolute;margin-left:307.55pt;margin-top:10.6pt;width:3pt;height:3pt;z-index:15737856;visibility:visible;mso-wrap-style:square;mso-wrap-distance-left:0;mso-wrap-distance-top:0;mso-wrap-distance-right:0;mso-wrap-distance-bottom:0;mso-position-horizontal:absolute;mso-position-horizontal-relative:page;mso-position-vertical:absolute;mso-position-vertical-relative:text;v-text-anchor:top" coordsize="38100,38100" o:gfxdata="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" path="m21368,37733r-5004,l13958,37254,,21368,,16364,16364,r5004,l37733,18866r,2502l21368,37733xe" fillcolor="black" stroked="f">
                 <v:path arrowok="t"/>
                 <w10:wrap anchorx="page"/>
               </v:shape>
@@ -2938,7 +2947,7 @@
           </mc:Choice>
           <mc:Fallback>
             <w:pict>
-              <v:group w14:anchorId="7D656CC9" id="Group 19" o:spid="_x0000_s1026" style="width:490.95pt;height:.75pt;mso-position-horizontal-relative:char;mso-position-vertical-relative:line" coordsize="62350,95" o:gfxdata="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">
+              <v:group w14:anchorId="7688E71A" id="Group 19" o:spid="_x0000_s1026" style="width:490.95pt;height:.75pt;mso-position-horizontal-relative:char;mso-position-vertical-relative:line" coordsize="62350,95" o:gfxdata="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">
                 <v:shape id="Graphic 20" o:spid="_x0000_s1027" style="position:absolute;top:47;width:62350;height:13;visibility:visible;mso-wrap-style:square;v-text-anchor:top" coordsize="6235065,1270" o:gfxdata="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" path="m6235007,l,e" filled="f" strokeweight=".26456mm">
                   <v:path arrowok="t"/>
                 </v:shape>
@@ -3063,7 +3072,7 @@
           </mc:Choice>
           <mc:Fallback>
             <w:pict>
-              <v:shape w14:anchorId="1A4B2E9C" id="Graphic 21" o:spid="_x0000_s1026" style="position:absolute;margin-left:54.2pt;margin-top:5.4pt;width:3pt;height:3pt;z-index:15736832;visibility:visible;mso-wrap-style:square;mso-wrap-distance-left:0;mso-wrap-distance-top:0;mso-wrap-distance-right:0;mso-wrap-distance-bottom:0;mso-position-horizontal:absolute;mso-position-horizontal-relative:page;mso-position-vertical:absolute;mso-position-vertical-relative:text;v-text-anchor:top" coordsize="38100,38100" o:gfxdata="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" path="m21576,38099r-5053,l14093,37616,,21576,,16523,16523,r5053,l38099,19049r,2527l21576,38099xe" fillcolor="black" stroked="f">
+              <v:shape w14:anchorId="5CBC8E9B" id="Graphic 21" o:spid="_x0000_s1026" style="position:absolute;margin-left:54.2pt;margin-top:5.4pt;width:3pt;height:3pt;z-index:15736832;visibility:visible;mso-wrap-style:square;mso-wrap-distance-left:0;mso-wrap-distance-top:0;mso-wrap-distance-right:0;mso-wrap-distance-bottom:0;mso-position-horizontal:absolute;mso-position-horizontal-relative:page;mso-position-vertical:absolute;mso-position-vertical-relative:text;v-text-anchor:top" coordsize="38100,38100" o:gfxdata="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" path="m21576,38099r-5053,l14093,37616,,21576,,16523,16523,r5053,l38099,19049r,2527l21576,38099xe" fillcolor="black" stroked="f">
                 <v:path arrowok="t"/>
                 <w10:wrap anchorx="page"/>
               </v:shape>
@@ -3299,7 +3308,7 @@
           </mc:Choice>
           <mc:Fallback>
             <w:pict>
-              <v:shape w14:anchorId="6F92C90C" id="Graphic 22" o:spid="_x0000_s1026" style="position:absolute;margin-left:54.35pt;margin-top:12.8pt;width:3.2pt;height:3.2pt;z-index:15738368;visibility:visible;mso-wrap-style:square;mso-wrap-distance-left:0;mso-wrap-distance-top:0;mso-wrap-distance-right:0;mso-wrap-distance-bottom:0;mso-position-horizontal:absolute;mso-position-horizontal-relative:page;mso-position-vertical:absolute;mso-position-vertical-relative:text;v-text-anchor:top" coordsize="40640,40640" o:gfxdata="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" path="m22852,40353r-5351,l14927,39841,,22852,,17501,17501,r5351,l40353,20176r,2676l22852,40353xe" fillcolor="black" stroked="f">
+              <v:shape w14:anchorId="07688311" id="Graphic 22" o:spid="_x0000_s1026" style="position:absolute;margin-left:54.35pt;margin-top:12.8pt;width:3.2pt;height:3.2pt;z-index:15738368;visibility:visible;mso-wrap-style:square;mso-wrap-distance-left:0;mso-wrap-distance-top:0;mso-wrap-distance-right:0;mso-wrap-distance-bottom:0;mso-position-horizontal:absolute;mso-position-horizontal-relative:page;mso-position-vertical:absolute;mso-position-vertical-relative:text;v-text-anchor:top" coordsize="40640,40640" o:gfxdata="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" path="m22852,40353r-5351,l14927,39841,,22852,,17501,17501,r5351,l40353,20176r,2676l22852,40353xe" fillcolor="black" stroked="f">
                 <v:path arrowok="t"/>
                 <w10:wrap anchorx="page"/>
               </v:shape>
@@ -3568,7 +3577,7 @@
           </mc:Choice>
           <mc:Fallback>
             <w:pict>
-              <v:shape w14:anchorId="7BF110E5" id="Graphic 23" o:spid="_x0000_s1026" style="position:absolute;margin-left:53.8pt;margin-top:5.5pt;width:3.2pt;height:3.2pt;z-index:15739392;visibility:visible;mso-wrap-style:square;mso-wrap-distance-left:0;mso-wrap-distance-top:0;mso-wrap-distance-right:0;mso-wrap-distance-bottom:0;mso-position-horizontal:absolute;mso-position-horizontal-relative:page;mso-position-vertical:absolute;mso-position-vertical-relative:text;v-text-anchor:top" coordsize="40640,40640" o:gfxdata="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" path="m22852,40353r-5351,l14927,39841,,22852,,17501,17501,r5351,l40353,20176r,2676l22852,40353xe" fillcolor="black" stroked="f">
+              <v:shape w14:anchorId="5EED105E" id="Graphic 23" o:spid="_x0000_s1026" style="position:absolute;margin-left:53.8pt;margin-top:5.5pt;width:3.2pt;height:3.2pt;z-index:15739392;visibility:visible;mso-wrap-style:square;mso-wrap-distance-left:0;mso-wrap-distance-top:0;mso-wrap-distance-right:0;mso-wrap-distance-bottom:0;mso-position-horizontal:absolute;mso-position-horizontal-relative:page;mso-position-vertical:absolute;mso-position-vertical-relative:text;v-text-anchor:top" coordsize="40640,40640" o:gfxdata="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" path="m22852,40353r-5351,l14927,39841,,22852,,17501,17501,r5351,l40353,20176r,2676l22852,40353xe" fillcolor="black" stroked="f">
                 <v:path arrowok="t"/>
                 <w10:wrap anchorx="page"/>
               </v:shape>
@@ -3803,7 +3812,7 @@
           </mc:Choice>
           <mc:Fallback>
             <w:pict>
-              <v:shape w14:anchorId="738A339E" id="Graphic 24" o:spid="_x0000_s1026" style="position:absolute;margin-left:53.8pt;margin-top:10.6pt;width:3.2pt;height:3.2pt;z-index:15738880;visibility:visible;mso-wrap-style:square;mso-wrap-distance-left:0;mso-wrap-distance-top:0;mso-wrap-distance-right:0;mso-wrap-distance-bottom:0;mso-position-horizontal:absolute;mso-position-horizontal-relative:page;mso-position-vertical:absolute;mso-position-vertical-relative:text;v-text-anchor:top" coordsize="40640,40640" o:gfxdata="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" path="m22852,40353r-5351,l14927,39841,,22852,,17501,17501,r5351,l40353,20176r,2676l22852,40353xe" fillcolor="black" stroked="f">
+              <v:shape w14:anchorId="062BD496" id="Graphic 24" o:spid="_x0000_s1026" style="position:absolute;margin-left:53.8pt;margin-top:10.6pt;width:3.2pt;height:3.2pt;z-index:15738880;visibility:visible;mso-wrap-style:square;mso-wrap-distance-left:0;mso-wrap-distance-top:0;mso-wrap-distance-right:0;mso-wrap-distance-bottom:0;mso-position-horizontal:absolute;mso-position-horizontal-relative:page;mso-position-vertical:absolute;mso-position-vertical-relative:text;v-text-anchor:top" coordsize="40640,40640" o:gfxdata="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" path="m22852,40353r-5351,l14927,39841,,22852,,17501,17501,r5351,l40353,20176r,2676l22852,40353xe" fillcolor="black" stroked="f">
                 <v:path arrowok="t"/>
                 <w10:wrap anchorx="page"/>
               </v:shape>
@@ -4038,7 +4047,7 @@
           </mc:Choice>
           <mc:Fallback>
             <w:pict>
-              <v:shape w14:anchorId="093CC52F" id="Graphic 25" o:spid="_x0000_s1026" style="position:absolute;margin-left:211.85pt;margin-top:-11.1pt;width:63.4pt;height:5.1pt;z-index:15732736;visibility:visible;mso-wrap-style:square;mso-wrap-distance-left:0;mso-wrap-distance-top:0;mso-wrap-distance-right:0;mso-wrap-distance-bottom:0;mso-position-horizontal:absolute;mso-position-horizontal-relative:page;mso-position-vertical:absolute;mso-position-vertical-relative:text;v-text-anchor:top" coordsize="805180,64769" o:gfxdata="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" path="m804811,32194l802271,19659,795375,9436,785139,2540,772617,,32194,,19659,2540,9423,9436,2527,19659,,32194,2527,44729,9423,54965r10236,6896l32194,64389r740423,l785139,61861r10236,-6896l802271,44729r2540,-12535xe" fillcolor="black" stroked="f">
+              <v:shape w14:anchorId="5EA2495C" id="Graphic 25" o:spid="_x0000_s1026" style="position:absolute;margin-left:211.85pt;margin-top:-11.1pt;width:63.4pt;height:5.1pt;z-index:15732736;visibility:visible;mso-wrap-style:square;mso-wrap-distance-left:0;mso-wrap-distance-top:0;mso-wrap-distance-right:0;mso-wrap-distance-bottom:0;mso-position-horizontal:absolute;mso-position-horizontal-relative:page;mso-position-vertical:absolute;mso-position-vertical-relative:text;v-text-anchor:top" coordsize="805180,64769" o:gfxdata="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" path="m804811,32194l802271,19659,795375,9436,785139,2540,772617,,32194,,19659,2540,9423,9436,2527,19659,,32194,2527,44729,9423,54965r10236,6896l32194,64389r740423,l785139,61861r10236,-6896l802271,44729r2540,-12535xe" fillcolor="black" stroked="f">
                 <v:path arrowok="t"/>
                 <w10:wrap anchorx="page"/>
               </v:shape>
@@ -4226,7 +4235,7 @@
           </mc:Choice>
           <mc:Fallback>
             <w:pict>
-              <v:group w14:anchorId="6B0D5BEB" id="Group 26" o:spid="_x0000_s1026" style="position:absolute;margin-left:211.85pt;margin-top:10.75pt;width:63.4pt;height:4.45pt;z-index:15733248;mso-wrap-distance-left:0;mso-wrap-distance-right:0;mso-position-horizontal-relative:page" coordsize="8051,565" o:gfxdata="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">
+              <v:group w14:anchorId="7CFCF017" id="Group 26" o:spid="_x0000_s1026" style="position:absolute;margin-left:211.85pt;margin-top:10.75pt;width:63.4pt;height:4.45pt;z-index:15733248;mso-wrap-distance-left:0;mso-wrap-distance-right:0;mso-position-horizontal-relative:page" coordsize="8051,565" o:gfxdata="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">
                 <v:shape id="Graphic 27" o:spid="_x0000_s1027" style="position:absolute;left:7645;width:407;height:565;visibility:visible;mso-wrap-style:square;v-text-anchor:top" coordsize="40640,56515" o:gfxdata="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" path="m,56336r40240,l40240,,,,,56336xe" fillcolor="#e3e8e9" stroked="f">
                   <v:path arrowok="t"/>
                 </v:shape>
@@ -4478,7 +4487,7 @@
           </mc:Choice>
           <mc:Fallback>
             <w:pict>
-              <v:group w14:anchorId="7FD12DCE" id="Group 29" o:spid="_x0000_s1026" style="position:absolute;margin-left:212.5pt;margin-top:8.95pt;width:63.4pt;height:5.1pt;z-index:15733760;mso-wrap-distance-left:0;mso-wrap-distance-right:0;mso-position-horizontal-relative:page" coordsize="8051,647" o:gfxdata="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">
+              <v:group w14:anchorId="6137E41F" id="Group 29" o:spid="_x0000_s1026" style="position:absolute;margin-left:212.5pt;margin-top:8.95pt;width:63.4pt;height:5.1pt;z-index:15733760;mso-wrap-distance-left:0;mso-wrap-distance-right:0;mso-position-horizontal-relative:page" coordsize="8051,647" o:gfxdata="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">
                 <v:shape id="Graphic 30" o:spid="_x0000_s1027" style="position:absolute;width:8051;height:647;visibility:visible;mso-wrap-style:square;v-text-anchor:top" coordsize="805180,64769" o:gfxdata="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" path="m772616,64384r-740424,l19661,61854,9428,54955,2529,44723,,32192,2529,19661,9428,9429,19661,2529,32192,,772616,r12531,2529l795380,9429r6899,10232l804809,32192r-2530,12531l795380,54955r-10233,6899l772616,64384xe" fillcolor="#e3e8e9" stroked="f">
                   <v:path arrowok="t"/>
                 </v:shape>
@@ -4730,7 +4739,7 @@
           </mc:Choice>
           <mc:Fallback>
             <w:pict>
-              <v:group w14:anchorId="362FFD28" id="Group 32" o:spid="_x0000_s1026" style="position:absolute;margin-left:212.5pt;margin-top:14.15pt;width:63.4pt;height:4.45pt;z-index:15734272;mso-wrap-distance-left:0;mso-wrap-distance-right:0;mso-position-horizontal-relative:page" coordsize="8051,565" o:gfxdata="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">
+              <v:group w14:anchorId="7B044C63" id="Group 32" o:spid="_x0000_s1026" style="position:absolute;margin-left:212.5pt;margin-top:14.15pt;width:63.4pt;height:4.45pt;z-index:15734272;mso-wrap-distance-left:0;mso-wrap-distance-right:0;mso-position-horizontal-relative:page" coordsize="8051,565" o:gfxdata="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">
                 <v:shape id="Graphic 33" o:spid="_x0000_s1027" style="position:absolute;width:8051;height:565;visibility:visible;mso-wrap-style:square;v-text-anchor:top" coordsize="805180,56515" o:gfxdata="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" path="m776640,56336r-748472,l17203,54123,8250,48086,2213,39132,,28168,2213,17203,8250,8250,17203,2213,28168,,776640,r10965,2213l796558,8250r6037,8953l804809,28168r-2214,10964l796558,48086r-8953,6037l776640,56336xe" fillcolor="#e3e8e9" stroked="f">
                   <v:path arrowok="t"/>
                 </v:shape>
@@ -4858,7 +4867,7 @@
           </mc:Choice>
           <mc:Fallback>
             <w:pict>
-              <v:shape w14:anchorId="0075F0AD" id="Graphic 35" o:spid="_x0000_s1026" style="position:absolute;margin-left:0;margin-top:172.25pt;width:595.5pt;height:3pt;z-index:15734784;visibility:visible;mso-wrap-style:square;mso-wrap-distance-left:0;mso-wrap-distance-top:0;mso-wrap-distance-right:0;mso-wrap-distance-bottom:0;mso-position-horizontal:absolute;mso-position-horizontal-relative:page;mso-position-vertical:absolute;mso-position-vertical-relative:page;v-text-anchor:top" coordsize="7562850,38100" o:gfxdata="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" path="m7562849,r,38099l,38099,,,7562849,xe" fillcolor="black" stroked="f">
+              <v:shape w14:anchorId="64997E90" id="Graphic 35" o:spid="_x0000_s1026" style="position:absolute;margin-left:0;margin-top:172.25pt;width:595.5pt;height:3pt;z-index:15734784;visibility:visible;mso-wrap-style:square;mso-wrap-distance-left:0;mso-wrap-distance-top:0;mso-wrap-distance-right:0;mso-wrap-distance-bottom:0;mso-position-horizontal:absolute;mso-position-horizontal-relative:page;mso-position-vertical:absolute;mso-position-vertical-relative:page;v-text-anchor:top" coordsize="7562850,38100" o:gfxdata="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" path="m7562849,r,38099l,38099,,,7562849,xe" fillcolor="black" stroked="f">
                 <v:path arrowok="t"/>
                 <w10:wrap anchorx="page" anchory="page"/>
               </v:shape>
@@ -4953,7 +4962,7 @@
           </mc:Choice>
           <mc:Fallback>
             <w:pict>
-              <v:group w14:anchorId="47A1FDC7" id="Group 36" o:spid="_x0000_s1026" style="width:490.95pt;height:.75pt;mso-position-horizontal-relative:char;mso-position-vertical-relative:line" coordsize="62350,95" o:gfxdata="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">
+              <v:group w14:anchorId="20A61271" id="Group 36" o:spid="_x0000_s1026" style="width:490.95pt;height:.75pt;mso-position-horizontal-relative:char;mso-position-vertical-relative:line" coordsize="62350,95" o:gfxdata="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">
                 <v:shape id="Graphic 37" o:spid="_x0000_s1027" style="position:absolute;top:47;width:62350;height:13;visibility:visible;mso-wrap-style:square;v-text-anchor:top" coordsize="6235065,1270" o:gfxdata="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" path="m6235007,l,e" filled="f" strokeweight=".26456mm">
                   <v:path arrowok="t"/>
                 </v:shape>

--- a/URK24CS6009 BALAJI E.docx
+++ b/URK24CS6009 BALAJI E.docx
@@ -137,6 +137,8 @@
           </wp:anchor>
         </w:drawing>
       </w:r>
+      <w:bookmarkStart w:id="0" w:name="_GoBack"/>
+      <w:bookmarkEnd w:id="0"/>
       <w:r>
         <w:rPr>
           <w:rFonts w:ascii="Trebuchet MS"/>
@@ -144,10 +146,8 @@
           <w:w w:val="105"/>
           <w:sz w:val="21"/>
         </w:rPr>
-        <w:t xml:space="preserve">+91 </w:t>
-      </w:r>
-      <w:bookmarkStart w:id="0" w:name="_GoBack"/>
-      <w:bookmarkEnd w:id="0"/>
+        <w:t xml:space="preserve"> </w:t>
+      </w:r>
       <w:r>
         <w:rPr>
           <w:rFonts w:ascii="Trebuchet MS"/>
@@ -375,7 +375,7 @@
           </mc:Choice>
           <mc:Fallback>
             <w:pict>
-              <v:shape w14:anchorId="32678143" id="Graphic 4" o:spid="_x0000_s1026" style="position:absolute;margin-left:195.35pt;margin-top:.55pt;width:20.25pt;height:17.25pt;z-index:15735296;visibility:visible;mso-wrap-style:square;mso-wrap-distance-left:0;mso-wrap-distance-top:0;mso-wrap-distance-right:0;mso-wrap-distance-bottom:0;mso-position-horizontal:absolute;mso-position-horizontal-relative:page;mso-position-vertical:absolute;mso-position-vertical-relative:text;v-text-anchor:top" coordsize="257175,219075" o:gfxdata="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" path="m218554,219074r-64280,l154274,141754r-51425,l102849,219074r-64281,l38568,115980,,115980,128561,,257123,115980r-38569,l218554,219074xe" fillcolor="black" stroked="f">
+              <v:shape w14:anchorId="0C251212" id="Graphic 4" o:spid="_x0000_s1026" style="position:absolute;margin-left:195.35pt;margin-top:.55pt;width:20.25pt;height:17.25pt;z-index:15735296;visibility:visible;mso-wrap-style:square;mso-wrap-distance-left:0;mso-wrap-distance-top:0;mso-wrap-distance-right:0;mso-wrap-distance-bottom:0;mso-position-horizontal:absolute;mso-position-horizontal-relative:page;mso-position-vertical:absolute;mso-position-vertical-relative:text;v-text-anchor:top" coordsize="257175,219075" o:gfxdata="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" path="m218554,219074r-64280,l154274,141754r-51425,l102849,219074r-64281,l38568,115980,,115980,128561,,257123,115980r-38569,l218554,219074xe" fillcolor="black" stroked="f">
                 <v:path arrowok="t"/>
                 <w10:wrap anchorx="page"/>
               </v:shape>
@@ -740,7 +740,7 @@
           </mc:Choice>
           <mc:Fallback>
             <w:pict>
-              <v:group w14:anchorId="6C224BEA" id="Group 6" o:spid="_x0000_s1026" style="width:490.95pt;height:.75pt;mso-position-horizontal-relative:char;mso-position-vertical-relative:line" coordsize="62350,95" o:gfxdata="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">
+              <v:group w14:anchorId="240B475D" id="Group 6" o:spid="_x0000_s1026" style="width:490.95pt;height:.75pt;mso-position-horizontal-relative:char;mso-position-vertical-relative:line" coordsize="62350,95" o:gfxdata="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">
                 <v:shape id="Graphic 7" o:spid="_x0000_s1027" style="position:absolute;top:47;width:62350;height:13;visibility:visible;mso-wrap-style:square;v-text-anchor:top" coordsize="6235065,1270" o:gfxdata="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" path="m6235007,l,e" filled="f" strokeweight=".26456mm">
                   <v:path arrowok="t"/>
                 </v:shape>
@@ -1332,7 +1332,7 @@
           </mc:Choice>
           <mc:Fallback>
             <w:pict>
-              <v:group w14:anchorId="5499E4C1" id="Group 8" o:spid="_x0000_s1026" style="width:490.95pt;height:.75pt;mso-position-horizontal-relative:char;mso-position-vertical-relative:line" coordsize="62350,95" o:gfxdata="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">
+              <v:group w14:anchorId="6A925209" id="Group 8" o:spid="_x0000_s1026" style="width:490.95pt;height:.75pt;mso-position-horizontal-relative:char;mso-position-vertical-relative:line" coordsize="62350,95" o:gfxdata="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">
                 <v:shape id="Graphic 9" o:spid="_x0000_s1027" style="position:absolute;top:47;width:62350;height:13;visibility:visible;mso-wrap-style:square;v-text-anchor:top" coordsize="6235065,1270" o:gfxdata="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" path="m6235007,l,e" filled="f" strokeweight=".26456mm">
                   <v:path arrowok="t"/>
                 </v:shape>
@@ -1690,7 +1690,7 @@
           </mc:Choice>
           <mc:Fallback>
             <w:pict>
-              <v:shape w14:anchorId="1389C1FC" id="Graphic 10" o:spid="_x0000_s1026" style="position:absolute;margin-left:323.05pt;margin-top:-24.4pt;width:3pt;height:3pt;z-index:15736320;visibility:visible;mso-wrap-style:square;mso-wrap-distance-left:0;mso-wrap-distance-top:0;mso-wrap-distance-right:0;mso-wrap-distance-bottom:0;mso-position-horizontal:absolute;mso-position-horizontal-relative:page;mso-position-vertical:absolute;mso-position-vertical-relative:text;v-text-anchor:top" coordsize="38100,38100" o:gfxdata="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" path="m21576,38099r-5053,l14093,37616,,21576,,16523,16523,r5053,l38099,19049r,2527l21576,38099xe" fillcolor="black" stroked="f">
+              <v:shape w14:anchorId="554AF6F9" id="Graphic 10" o:spid="_x0000_s1026" style="position:absolute;margin-left:323.05pt;margin-top:-24.4pt;width:3pt;height:3pt;z-index:15736320;visibility:visible;mso-wrap-style:square;mso-wrap-distance-left:0;mso-wrap-distance-top:0;mso-wrap-distance-right:0;mso-wrap-distance-bottom:0;mso-position-horizontal:absolute;mso-position-horizontal-relative:page;mso-position-vertical:absolute;mso-position-vertical-relative:text;v-text-anchor:top" coordsize="38100,38100" o:gfxdata="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" path="m21576,38099r-5053,l14093,37616,,21576,,16523,16523,r5053,l38099,19049r,2527l21576,38099xe" fillcolor="black" stroked="f">
                 <v:path arrowok="t"/>
                 <w10:wrap anchorx="page"/>
               </v:shape>
@@ -2063,7 +2063,7 @@
           </mc:Choice>
           <mc:Fallback>
             <w:pict>
-              <v:group w14:anchorId="26666361" id="Group 12" o:spid="_x0000_s1026" style="width:490.95pt;height:.75pt;mso-position-horizontal-relative:char;mso-position-vertical-relative:line" coordsize="62350,95" o:gfxdata="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">
+              <v:group w14:anchorId="4974997C" id="Group 12" o:spid="_x0000_s1026" style="width:490.95pt;height:.75pt;mso-position-horizontal-relative:char;mso-position-vertical-relative:line" coordsize="62350,95" o:gfxdata="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">
                 <v:shape id="Graphic 13" o:spid="_x0000_s1027" style="position:absolute;top:47;width:62350;height:13;visibility:visible;mso-wrap-style:square;v-text-anchor:top" coordsize="6235065,1270" o:gfxdata="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" path="m6235007,l,e" filled="f" strokeweight=".26456mm">
                   <v:path arrowok="t"/>
                 </v:shape>
@@ -2527,7 +2527,7 @@
           </mc:Choice>
           <mc:Fallback>
             <w:pict>
-              <v:shape w14:anchorId="72CA3865" id="Graphic 17" o:spid="_x0000_s1026" style="position:absolute;margin-left:311.45pt;margin-top:13.65pt;width:3pt;height:3pt;z-index:15737344;visibility:visible;mso-wrap-style:square;mso-wrap-distance-left:0;mso-wrap-distance-top:0;mso-wrap-distance-right:0;mso-wrap-distance-bottom:0;mso-position-horizontal:absolute;mso-position-horizontal-relative:page;mso-position-vertical:absolute;mso-position-vertical-relative:text;v-text-anchor:top" coordsize="38100,38100" o:gfxdata="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" path="m21576,38099r-5053,l14093,37616,,21576,,16523,16523,r5053,l38099,19049r,2527l21576,38099xe" fillcolor="black" stroked="f">
+              <v:shape w14:anchorId="5DDC9922" id="Graphic 17" o:spid="_x0000_s1026" style="position:absolute;margin-left:311.45pt;margin-top:13.65pt;width:3pt;height:3pt;z-index:15737344;visibility:visible;mso-wrap-style:square;mso-wrap-distance-left:0;mso-wrap-distance-top:0;mso-wrap-distance-right:0;mso-wrap-distance-bottom:0;mso-position-horizontal:absolute;mso-position-horizontal-relative:page;mso-position-vertical:absolute;mso-position-vertical-relative:text;v-text-anchor:top" coordsize="38100,38100" o:gfxdata="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" path="m21576,38099r-5053,l14093,37616,,21576,,16523,16523,r5053,l38099,19049r,2527l21576,38099xe" fillcolor="black" stroked="f">
                 <v:path arrowok="t"/>
                 <w10:wrap anchorx="page"/>
               </v:shape>
@@ -2675,7 +2675,7 @@
           </mc:Choice>
           <mc:Fallback>
             <w:pict>
-              <v:shape w14:anchorId="05123AB6" id="Graphic 18" o:spid="_x0000_s1026" style="position:absolute;margin-left:307.55pt;margin-top:10.6pt;width:3pt;height:3pt;z-index:15737856;visibility:visible;mso-wrap-style:square;mso-wrap-distance-left:0;mso-wrap-distance-top:0;mso-wrap-distance-right:0;mso-wrap-distance-bottom:0;mso-position-horizontal:absolute;mso-position-horizontal-relative:page;mso-position-vertical:absolute;mso-position-vertical-relative:text;v-text-anchor:top" coordsize="38100,38100" o:gfxdata="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" path="m21368,37733r-5004,l13958,37254,,21368,,16364,16364,r5004,l37733,18866r,2502l21368,37733xe" fillcolor="black" stroked="f">
+              <v:shape w14:anchorId="38715A2C" id="Graphic 18" o:spid="_x0000_s1026" style="position:absolute;margin-left:307.55pt;margin-top:10.6pt;width:3pt;height:3pt;z-index:15737856;visibility:visible;mso-wrap-style:square;mso-wrap-distance-left:0;mso-wrap-distance-top:0;mso-wrap-distance-right:0;mso-wrap-distance-bottom:0;mso-position-horizontal:absolute;mso-position-horizontal-relative:page;mso-position-vertical:absolute;mso-position-vertical-relative:text;v-text-anchor:top" coordsize="38100,38100" o:gfxdata="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" path="m21368,37733r-5004,l13958,37254,,21368,,16364,16364,r5004,l37733,18866r,2502l21368,37733xe" fillcolor="black" stroked="f">
                 <v:path arrowok="t"/>
                 <w10:wrap anchorx="page"/>
               </v:shape>
@@ -2947,7 +2947,7 @@
           </mc:Choice>
           <mc:Fallback>
             <w:pict>
-              <v:group w14:anchorId="7688E71A" id="Group 19" o:spid="_x0000_s1026" style="width:490.95pt;height:.75pt;mso-position-horizontal-relative:char;mso-position-vertical-relative:line" coordsize="62350,95" o:gfxdata="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">
+              <v:group w14:anchorId="096793CD" id="Group 19" o:spid="_x0000_s1026" style="width:490.95pt;height:.75pt;mso-position-horizontal-relative:char;mso-position-vertical-relative:line" coordsize="62350,95" o:gfxdata="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">
                 <v:shape id="Graphic 20" o:spid="_x0000_s1027" style="position:absolute;top:47;width:62350;height:13;visibility:visible;mso-wrap-style:square;v-text-anchor:top" coordsize="6235065,1270" o:gfxdata="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" path="m6235007,l,e" filled="f" strokeweight=".26456mm">
                   <v:path arrowok="t"/>
                 </v:shape>
@@ -3072,7 +3072,7 @@
           </mc:Choice>
           <mc:Fallback>
             <w:pict>
-              <v:shape w14:anchorId="5CBC8E9B" id="Graphic 21" o:spid="_x0000_s1026" style="position:absolute;margin-left:54.2pt;margin-top:5.4pt;width:3pt;height:3pt;z-index:15736832;visibility:visible;mso-wrap-style:square;mso-wrap-distance-left:0;mso-wrap-distance-top:0;mso-wrap-distance-right:0;mso-wrap-distance-bottom:0;mso-position-horizontal:absolute;mso-position-horizontal-relative:page;mso-position-vertical:absolute;mso-position-vertical-relative:text;v-text-anchor:top" coordsize="38100,38100" o:gfxdata="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" path="m21576,38099r-5053,l14093,37616,,21576,,16523,16523,r5053,l38099,19049r,2527l21576,38099xe" fillcolor="black" stroked="f">
+              <v:shape w14:anchorId="5C4238F0" id="Graphic 21" o:spid="_x0000_s1026" style="position:absolute;margin-left:54.2pt;margin-top:5.4pt;width:3pt;height:3pt;z-index:15736832;visibility:visible;mso-wrap-style:square;mso-wrap-distance-left:0;mso-wrap-distance-top:0;mso-wrap-distance-right:0;mso-wrap-distance-bottom:0;mso-position-horizontal:absolute;mso-position-horizontal-relative:page;mso-position-vertical:absolute;mso-position-vertical-relative:text;v-text-anchor:top" coordsize="38100,38100" o:gfxdata="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" path="m21576,38099r-5053,l14093,37616,,21576,,16523,16523,r5053,l38099,19049r,2527l21576,38099xe" fillcolor="black" stroked="f">
                 <v:path arrowok="t"/>
                 <w10:wrap anchorx="page"/>
               </v:shape>
@@ -3308,7 +3308,7 @@
           </mc:Choice>
           <mc:Fallback>
             <w:pict>
-              <v:shape w14:anchorId="07688311" id="Graphic 22" o:spid="_x0000_s1026" style="position:absolute;margin-left:54.35pt;margin-top:12.8pt;width:3.2pt;height:3.2pt;z-index:15738368;visibility:visible;mso-wrap-style:square;mso-wrap-distance-left:0;mso-wrap-distance-top:0;mso-wrap-distance-right:0;mso-wrap-distance-bottom:0;mso-position-horizontal:absolute;mso-position-horizontal-relative:page;mso-position-vertical:absolute;mso-position-vertical-relative:text;v-text-anchor:top" coordsize="40640,40640" o:gfxdata="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" path="m22852,40353r-5351,l14927,39841,,22852,,17501,17501,r5351,l40353,20176r,2676l22852,40353xe" fillcolor="black" stroked="f">
+              <v:shape w14:anchorId="4E4C5544" id="Graphic 22" o:spid="_x0000_s1026" style="position:absolute;margin-left:54.35pt;margin-top:12.8pt;width:3.2pt;height:3.2pt;z-index:15738368;visibility:visible;mso-wrap-style:square;mso-wrap-distance-left:0;mso-wrap-distance-top:0;mso-wrap-distance-right:0;mso-wrap-distance-bottom:0;mso-position-horizontal:absolute;mso-position-horizontal-relative:page;mso-position-vertical:absolute;mso-position-vertical-relative:text;v-text-anchor:top" coordsize="40640,40640" o:gfxdata="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" path="m22852,40353r-5351,l14927,39841,,22852,,17501,17501,r5351,l40353,20176r,2676l22852,40353xe" fillcolor="black" stroked="f">
                 <v:path arrowok="t"/>
                 <w10:wrap anchorx="page"/>
               </v:shape>
@@ -3577,7 +3577,7 @@
           </mc:Choice>
           <mc:Fallback>
             <w:pict>
-              <v:shape w14:anchorId="5EED105E" id="Graphic 23" o:spid="_x0000_s1026" style="position:absolute;margin-left:53.8pt;margin-top:5.5pt;width:3.2pt;height:3.2pt;z-index:15739392;visibility:visible;mso-wrap-style:square;mso-wrap-distance-left:0;mso-wrap-distance-top:0;mso-wrap-distance-right:0;mso-wrap-distance-bottom:0;mso-position-horizontal:absolute;mso-position-horizontal-relative:page;mso-position-vertical:absolute;mso-position-vertical-relative:text;v-text-anchor:top" coordsize="40640,40640" o:gfxdata="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" path="m22852,40353r-5351,l14927,39841,,22852,,17501,17501,r5351,l40353,20176r,2676l22852,40353xe" fillcolor="black" stroked="f">
+              <v:shape w14:anchorId="28405F2C" id="Graphic 23" o:spid="_x0000_s1026" style="position:absolute;margin-left:53.8pt;margin-top:5.5pt;width:3.2pt;height:3.2pt;z-index:15739392;visibility:visible;mso-wrap-style:square;mso-wrap-distance-left:0;mso-wrap-distance-top:0;mso-wrap-distance-right:0;mso-wrap-distance-bottom:0;mso-position-horizontal:absolute;mso-position-horizontal-relative:page;mso-position-vertical:absolute;mso-position-vertical-relative:text;v-text-anchor:top" coordsize="40640,40640" o:gfxdata="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" path="m22852,40353r-5351,l14927,39841,,22852,,17501,17501,r5351,l40353,20176r,2676l22852,40353xe" fillcolor="black" stroked="f">
                 <v:path arrowok="t"/>
                 <w10:wrap anchorx="page"/>
               </v:shape>
@@ -3812,7 +3812,7 @@
           </mc:Choice>
           <mc:Fallback>
             <w:pict>
-              <v:shape w14:anchorId="062BD496" id="Graphic 24" o:spid="_x0000_s1026" style="position:absolute;margin-left:53.8pt;margin-top:10.6pt;width:3.2pt;height:3.2pt;z-index:15738880;visibility:visible;mso-wrap-style:square;mso-wrap-distance-left:0;mso-wrap-distance-top:0;mso-wrap-distance-right:0;mso-wrap-distance-bottom:0;mso-position-horizontal:absolute;mso-position-horizontal-relative:page;mso-position-vertical:absolute;mso-position-vertical-relative:text;v-text-anchor:top" coordsize="40640,40640" o:gfxdata="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" path="m22852,40353r-5351,l14927,39841,,22852,,17501,17501,r5351,l40353,20176r,2676l22852,40353xe" fillcolor="black" stroked="f">
+              <v:shape w14:anchorId="7CE5DAB1" id="Graphic 24" o:spid="_x0000_s1026" style="position:absolute;margin-left:53.8pt;margin-top:10.6pt;width:3.2pt;height:3.2pt;z-index:15738880;visibility:visible;mso-wrap-style:square;mso-wrap-distance-left:0;mso-wrap-distance-top:0;mso-wrap-distance-right:0;mso-wrap-distance-bottom:0;mso-position-horizontal:absolute;mso-position-horizontal-relative:page;mso-position-vertical:absolute;mso-position-vertical-relative:text;v-text-anchor:top" coordsize="40640,40640" o:gfxdata="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" path="m22852,40353r-5351,l14927,39841,,22852,,17501,17501,r5351,l40353,20176r,2676l22852,40353xe" fillcolor="black" stroked="f">
                 <v:path arrowok="t"/>
                 <w10:wrap anchorx="page"/>
               </v:shape>
@@ -4047,7 +4047,7 @@
           </mc:Choice>
           <mc:Fallback>
             <w:pict>
-              <v:shape w14:anchorId="5EA2495C" id="Graphic 25" o:spid="_x0000_s1026" style="position:absolute;margin-left:211.85pt;margin-top:-11.1pt;width:63.4pt;height:5.1pt;z-index:15732736;visibility:visible;mso-wrap-style:square;mso-wrap-distance-left:0;mso-wrap-distance-top:0;mso-wrap-distance-right:0;mso-wrap-distance-bottom:0;mso-position-horizontal:absolute;mso-position-horizontal-relative:page;mso-position-vertical:absolute;mso-position-vertical-relative:text;v-text-anchor:top" coordsize="805180,64769" o:gfxdata="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" path="m804811,32194l802271,19659,795375,9436,785139,2540,772617,,32194,,19659,2540,9423,9436,2527,19659,,32194,2527,44729,9423,54965r10236,6896l32194,64389r740423,l785139,61861r10236,-6896l802271,44729r2540,-12535xe" fillcolor="black" stroked="f">
+              <v:shape w14:anchorId="15989C71" id="Graphic 25" o:spid="_x0000_s1026" style="position:absolute;margin-left:211.85pt;margin-top:-11.1pt;width:63.4pt;height:5.1pt;z-index:15732736;visibility:visible;mso-wrap-style:square;mso-wrap-distance-left:0;mso-wrap-distance-top:0;mso-wrap-distance-right:0;mso-wrap-distance-bottom:0;mso-position-horizontal:absolute;mso-position-horizontal-relative:page;mso-position-vertical:absolute;mso-position-vertical-relative:text;v-text-anchor:top" coordsize="805180,64769" o:gfxdata="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" path="m804811,32194l802271,19659,795375,9436,785139,2540,772617,,32194,,19659,2540,9423,9436,2527,19659,,32194,2527,44729,9423,54965r10236,6896l32194,64389r740423,l785139,61861r10236,-6896l802271,44729r2540,-12535xe" fillcolor="black" stroked="f">
                 <v:path arrowok="t"/>
                 <w10:wrap anchorx="page"/>
               </v:shape>
@@ -4235,7 +4235,7 @@
           </mc:Choice>
           <mc:Fallback>
             <w:pict>
-              <v:group w14:anchorId="7CFCF017" id="Group 26" o:spid="_x0000_s1026" style="position:absolute;margin-left:211.85pt;margin-top:10.75pt;width:63.4pt;height:4.45pt;z-index:15733248;mso-wrap-distance-left:0;mso-wrap-distance-right:0;mso-position-horizontal-relative:page" coordsize="8051,565" o:gfxdata="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">
+              <v:group w14:anchorId="4D9B16AC" id="Group 26" o:spid="_x0000_s1026" style="position:absolute;margin-left:211.85pt;margin-top:10.75pt;width:63.4pt;height:4.45pt;z-index:15733248;mso-wrap-distance-left:0;mso-wrap-distance-right:0;mso-position-horizontal-relative:page" coordsize="8051,565" o:gfxdata="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">
                 <v:shape id="Graphic 27" o:spid="_x0000_s1027" style="position:absolute;left:7645;width:407;height:565;visibility:visible;mso-wrap-style:square;v-text-anchor:top" coordsize="40640,56515" o:gfxdata="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" path="m,56336r40240,l40240,,,,,56336xe" fillcolor="#e3e8e9" stroked="f">
                   <v:path arrowok="t"/>
                 </v:shape>
@@ -4487,7 +4487,7 @@
           </mc:Choice>
           <mc:Fallback>
             <w:pict>
-              <v:group w14:anchorId="6137E41F" id="Group 29" o:spid="_x0000_s1026" style="position:absolute;margin-left:212.5pt;margin-top:8.95pt;width:63.4pt;height:5.1pt;z-index:15733760;mso-wrap-distance-left:0;mso-wrap-distance-right:0;mso-position-horizontal-relative:page" coordsize="8051,647" o:gfxdata="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">
+              <v:group w14:anchorId="7433829C" id="Group 29" o:spid="_x0000_s1026" style="position:absolute;margin-left:212.5pt;margin-top:8.95pt;width:63.4pt;height:5.1pt;z-index:15733760;mso-wrap-distance-left:0;mso-wrap-distance-right:0;mso-position-horizontal-relative:page" coordsize="8051,647" o:gfxdata="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">
                 <v:shape id="Graphic 30" o:spid="_x0000_s1027" style="position:absolute;width:8051;height:647;visibility:visible;mso-wrap-style:square;v-text-anchor:top" coordsize="805180,64769" o:gfxdata="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" path="m772616,64384r-740424,l19661,61854,9428,54955,2529,44723,,32192,2529,19661,9428,9429,19661,2529,32192,,772616,r12531,2529l795380,9429r6899,10232l804809,32192r-2530,12531l795380,54955r-10233,6899l772616,64384xe" fillcolor="#e3e8e9" stroked="f">
                   <v:path arrowok="t"/>
                 </v:shape>
@@ -4739,7 +4739,7 @@
           </mc:Choice>
           <mc:Fallback>
             <w:pict>
-              <v:group w14:anchorId="7B044C63" id="Group 32" o:spid="_x0000_s1026" style="position:absolute;margin-left:212.5pt;margin-top:14.15pt;width:63.4pt;height:4.45pt;z-index:15734272;mso-wrap-distance-left:0;mso-wrap-distance-right:0;mso-position-horizontal-relative:page" coordsize="8051,565" o:gfxdata="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">
+              <v:group w14:anchorId="3F71A25E" id="Group 32" o:spid="_x0000_s1026" style="position:absolute;margin-left:212.5pt;margin-top:14.15pt;width:63.4pt;height:4.45pt;z-index:15734272;mso-wrap-distance-left:0;mso-wrap-distance-right:0;mso-position-horizontal-relative:page" coordsize="8051,565" o:gfxdata="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">
                 <v:shape id="Graphic 33" o:spid="_x0000_s1027" style="position:absolute;width:8051;height:565;visibility:visible;mso-wrap-style:square;v-text-anchor:top" coordsize="805180,56515" o:gfxdata="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" path="m776640,56336r-748472,l17203,54123,8250,48086,2213,39132,,28168,2213,17203,8250,8250,17203,2213,28168,,776640,r10965,2213l796558,8250r6037,8953l804809,28168r-2214,10964l796558,48086r-8953,6037l776640,56336xe" fillcolor="#e3e8e9" stroked="f">
                   <v:path arrowok="t"/>
                 </v:shape>
@@ -4867,7 +4867,7 @@
           </mc:Choice>
           <mc:Fallback>
             <w:pict>
-              <v:shape w14:anchorId="64997E90" id="Graphic 35" o:spid="_x0000_s1026" style="position:absolute;margin-left:0;margin-top:172.25pt;width:595.5pt;height:3pt;z-index:15734784;visibility:visible;mso-wrap-style:square;mso-wrap-distance-left:0;mso-wrap-distance-top:0;mso-wrap-distance-right:0;mso-wrap-distance-bottom:0;mso-position-horizontal:absolute;mso-position-horizontal-relative:page;mso-position-vertical:absolute;mso-position-vertical-relative:page;v-text-anchor:top" coordsize="7562850,38100" o:gfxdata="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" path="m7562849,r,38099l,38099,,,7562849,xe" fillcolor="black" stroked="f">
+              <v:shape w14:anchorId="3E86CC56" id="Graphic 35" o:spid="_x0000_s1026" style="position:absolute;margin-left:0;margin-top:172.25pt;width:595.5pt;height:3pt;z-index:15734784;visibility:visible;mso-wrap-style:square;mso-wrap-distance-left:0;mso-wrap-distance-top:0;mso-wrap-distance-right:0;mso-wrap-distance-bottom:0;mso-position-horizontal:absolute;mso-position-horizontal-relative:page;mso-position-vertical:absolute;mso-position-vertical-relative:page;v-text-anchor:top" coordsize="7562850,38100" o:gfxdata="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" path="m7562849,r,38099l,38099,,,7562849,xe" fillcolor="black" stroked="f">
                 <v:path arrowok="t"/>
                 <w10:wrap anchorx="page" anchory="page"/>
               </v:shape>
@@ -4962,7 +4962,7 @@
           </mc:Choice>
           <mc:Fallback>
             <w:pict>
-              <v:group w14:anchorId="20A61271" id="Group 36" o:spid="_x0000_s1026" style="width:490.95pt;height:.75pt;mso-position-horizontal-relative:char;mso-position-vertical-relative:line" coordsize="62350,95" o:gfxdata="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">
+              <v:group w14:anchorId="299FE129" id="Group 36" o:spid="_x0000_s1026" style="width:490.95pt;height:.75pt;mso-position-horizontal-relative:char;mso-position-vertical-relative:line" coordsize="62350,95" o:gfxdata="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">
                 <v:shape id="Graphic 37" o:spid="_x0000_s1027" style="position:absolute;top:47;width:62350;height:13;visibility:visible;mso-wrap-style:square;v-text-anchor:top" coordsize="6235065,1270" o:gfxdata="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" path="m6235007,l,e" filled="f" strokeweight=".26456mm">
                   <v:path arrowok="t"/>
                 </v:shape>

--- a/URK24CS6009 BALAJI E.docx
+++ b/URK24CS6009 BALAJI E.docx
@@ -137,6 +137,15 @@
           </wp:anchor>
         </w:drawing>
       </w:r>
+      <w:r>
+        <w:rPr>
+          <w:rFonts w:ascii="Trebuchet MS"/>
+          <w:spacing w:val="-2"/>
+          <w:w w:val="105"/>
+          <w:sz w:val="21"/>
+        </w:rPr>
+        <w:t>+91</w:t>
+      </w:r>
       <w:bookmarkStart w:id="0" w:name="_GoBack"/>
       <w:bookmarkEnd w:id="0"/>
       <w:r>
@@ -375,7 +384,7 @@
           </mc:Choice>
           <mc:Fallback>
             <w:pict>
-              <v:shape w14:anchorId="0C251212" id="Graphic 4" o:spid="_x0000_s1026" style="position:absolute;margin-left:195.35pt;margin-top:.55pt;width:20.25pt;height:17.25pt;z-index:15735296;visibility:visible;mso-wrap-style:square;mso-wrap-distance-left:0;mso-wrap-distance-top:0;mso-wrap-distance-right:0;mso-wrap-distance-bottom:0;mso-position-horizontal:absolute;mso-position-horizontal-relative:page;mso-position-vertical:absolute;mso-position-vertical-relative:text;v-text-anchor:top" coordsize="257175,219075" o:gfxdata="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" path="m218554,219074r-64280,l154274,141754r-51425,l102849,219074r-64281,l38568,115980,,115980,128561,,257123,115980r-38569,l218554,219074xe" fillcolor="black" stroked="f">
+              <v:shape w14:anchorId="6791CFFB" id="Graphic 4" o:spid="_x0000_s1026" style="position:absolute;margin-left:195.35pt;margin-top:.55pt;width:20.25pt;height:17.25pt;z-index:15735296;visibility:visible;mso-wrap-style:square;mso-wrap-distance-left:0;mso-wrap-distance-top:0;mso-wrap-distance-right:0;mso-wrap-distance-bottom:0;mso-position-horizontal:absolute;mso-position-horizontal-relative:page;mso-position-vertical:absolute;mso-position-vertical-relative:text;v-text-anchor:top" coordsize="257175,219075" o:gfxdata="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" path="m218554,219074r-64280,l154274,141754r-51425,l102849,219074r-64281,l38568,115980,,115980,128561,,257123,115980r-38569,l218554,219074xe" fillcolor="black" stroked="f">
                 <v:path arrowok="t"/>
                 <w10:wrap anchorx="page"/>
               </v:shape>
@@ -740,7 +749,7 @@
           </mc:Choice>
           <mc:Fallback>
             <w:pict>
-              <v:group w14:anchorId="240B475D" id="Group 6" o:spid="_x0000_s1026" style="width:490.95pt;height:.75pt;mso-position-horizontal-relative:char;mso-position-vertical-relative:line" coordsize="62350,95" o:gfxdata="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">
+              <v:group w14:anchorId="7C3B717D" id="Group 6" o:spid="_x0000_s1026" style="width:490.95pt;height:.75pt;mso-position-horizontal-relative:char;mso-position-vertical-relative:line" coordsize="62350,95" o:gfxdata="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">
                 <v:shape id="Graphic 7" o:spid="_x0000_s1027" style="position:absolute;top:47;width:62350;height:13;visibility:visible;mso-wrap-style:square;v-text-anchor:top" coordsize="6235065,1270" o:gfxdata="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" path="m6235007,l,e" filled="f" strokeweight=".26456mm">
                   <v:path arrowok="t"/>
                 </v:shape>
@@ -1332,7 +1341,7 @@
           </mc:Choice>
           <mc:Fallback>
             <w:pict>
-              <v:group w14:anchorId="6A925209" id="Group 8" o:spid="_x0000_s1026" style="width:490.95pt;height:.75pt;mso-position-horizontal-relative:char;mso-position-vertical-relative:line" coordsize="62350,95" o:gfxdata="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">
+              <v:group w14:anchorId="687030AA" id="Group 8" o:spid="_x0000_s1026" style="width:490.95pt;height:.75pt;mso-position-horizontal-relative:char;mso-position-vertical-relative:line" coordsize="62350,95" o:gfxdata="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">
                 <v:shape id="Graphic 9" o:spid="_x0000_s1027" style="position:absolute;top:47;width:62350;height:13;visibility:visible;mso-wrap-style:square;v-text-anchor:top" coordsize="6235065,1270" o:gfxdata="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" path="m6235007,l,e" filled="f" strokeweight=".26456mm">
                   <v:path arrowok="t"/>
                 </v:shape>
@@ -1690,7 +1699,7 @@
           </mc:Choice>
           <mc:Fallback>
             <w:pict>
-              <v:shape w14:anchorId="554AF6F9" id="Graphic 10" o:spid="_x0000_s1026" style="position:absolute;margin-left:323.05pt;margin-top:-24.4pt;width:3pt;height:3pt;z-index:15736320;visibility:visible;mso-wrap-style:square;mso-wrap-distance-left:0;mso-wrap-distance-top:0;mso-wrap-distance-right:0;mso-wrap-distance-bottom:0;mso-position-horizontal:absolute;mso-position-horizontal-relative:page;mso-position-vertical:absolute;mso-position-vertical-relative:text;v-text-anchor:top" coordsize="38100,38100" o:gfxdata="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" path="m21576,38099r-5053,l14093,37616,,21576,,16523,16523,r5053,l38099,19049r,2527l21576,38099xe" fillcolor="black" stroked="f">
+              <v:shape w14:anchorId="49B115EA" id="Graphic 10" o:spid="_x0000_s1026" style="position:absolute;margin-left:323.05pt;margin-top:-24.4pt;width:3pt;height:3pt;z-index:15736320;visibility:visible;mso-wrap-style:square;mso-wrap-distance-left:0;mso-wrap-distance-top:0;mso-wrap-distance-right:0;mso-wrap-distance-bottom:0;mso-position-horizontal:absolute;mso-position-horizontal-relative:page;mso-position-vertical:absolute;mso-position-vertical-relative:text;v-text-anchor:top" coordsize="38100,38100" o:gfxdata="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" path="m21576,38099r-5053,l14093,37616,,21576,,16523,16523,r5053,l38099,19049r,2527l21576,38099xe" fillcolor="black" stroked="f">
                 <v:path arrowok="t"/>
                 <w10:wrap anchorx="page"/>
               </v:shape>
@@ -2063,7 +2072,7 @@
           </mc:Choice>
           <mc:Fallback>
             <w:pict>
-              <v:group w14:anchorId="4974997C" id="Group 12" o:spid="_x0000_s1026" style="width:490.95pt;height:.75pt;mso-position-horizontal-relative:char;mso-position-vertical-relative:line" coordsize="62350,95" o:gfxdata="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">
+              <v:group w14:anchorId="600F131C" id="Group 12" o:spid="_x0000_s1026" style="width:490.95pt;height:.75pt;mso-position-horizontal-relative:char;mso-position-vertical-relative:line" coordsize="62350,95" o:gfxdata="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">
                 <v:shape id="Graphic 13" o:spid="_x0000_s1027" style="position:absolute;top:47;width:62350;height:13;visibility:visible;mso-wrap-style:square;v-text-anchor:top" coordsize="6235065,1270" o:gfxdata="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" path="m6235007,l,e" filled="f" strokeweight=".26456mm">
                   <v:path arrowok="t"/>
                 </v:shape>
@@ -2527,7 +2536,7 @@
           </mc:Choice>
           <mc:Fallback>
             <w:pict>
-              <v:shape w14:anchorId="5DDC9922" id="Graphic 17" o:spid="_x0000_s1026" style="position:absolute;margin-left:311.45pt;margin-top:13.65pt;width:3pt;height:3pt;z-index:15737344;visibility:visible;mso-wrap-style:square;mso-wrap-distance-left:0;mso-wrap-distance-top:0;mso-wrap-distance-right:0;mso-wrap-distance-bottom:0;mso-position-horizontal:absolute;mso-position-horizontal-relative:page;mso-position-vertical:absolute;mso-position-vertical-relative:text;v-text-anchor:top" coordsize="38100,38100" o:gfxdata="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" path="m21576,38099r-5053,l14093,37616,,21576,,16523,16523,r5053,l38099,19049r,2527l21576,38099xe" fillcolor="black" stroked="f">
+              <v:shape w14:anchorId="3EB0E5CF" id="Graphic 17" o:spid="_x0000_s1026" style="position:absolute;margin-left:311.45pt;margin-top:13.65pt;width:3pt;height:3pt;z-index:15737344;visibility:visible;mso-wrap-style:square;mso-wrap-distance-left:0;mso-wrap-distance-top:0;mso-wrap-distance-right:0;mso-wrap-distance-bottom:0;mso-position-horizontal:absolute;mso-position-horizontal-relative:page;mso-position-vertical:absolute;mso-position-vertical-relative:text;v-text-anchor:top" coordsize="38100,38100" o:gfxdata="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" path="m21576,38099r-5053,l14093,37616,,21576,,16523,16523,r5053,l38099,19049r,2527l21576,38099xe" fillcolor="black" stroked="f">
                 <v:path arrowok="t"/>
                 <w10:wrap anchorx="page"/>
               </v:shape>
@@ -2675,7 +2684,7 @@
           </mc:Choice>
           <mc:Fallback>
             <w:pict>
-              <v:shape w14:anchorId="38715A2C" id="Graphic 18" o:spid="_x0000_s1026" style="position:absolute;margin-left:307.55pt;margin-top:10.6pt;width:3pt;height:3pt;z-index:15737856;visibility:visible;mso-wrap-style:square;mso-wrap-distance-left:0;mso-wrap-distance-top:0;mso-wrap-distance-right:0;mso-wrap-distance-bottom:0;mso-position-horizontal:absolute;mso-position-horizontal-relative:page;mso-position-vertical:absolute;mso-position-vertical-relative:text;v-text-anchor:top" coordsize="38100,38100" o:gfxdata="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" path="m21368,37733r-5004,l13958,37254,,21368,,16364,16364,r5004,l37733,18866r,2502l21368,37733xe" fillcolor="black" stroked="f">
+              <v:shape w14:anchorId="4E734E0F" id="Graphic 18" o:spid="_x0000_s1026" style="position:absolute;margin-left:307.55pt;margin-top:10.6pt;width:3pt;height:3pt;z-index:15737856;visibility:visible;mso-wrap-style:square;mso-wrap-distance-left:0;mso-wrap-distance-top:0;mso-wrap-distance-right:0;mso-wrap-distance-bottom:0;mso-position-horizontal:absolute;mso-position-horizontal-relative:page;mso-position-vertical:absolute;mso-position-vertical-relative:text;v-text-anchor:top" coordsize="38100,38100" o:gfxdata="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" path="m21368,37733r-5004,l13958,37254,,21368,,16364,16364,r5004,l37733,18866r,2502l21368,37733xe" fillcolor="black" stroked="f">
                 <v:path arrowok="t"/>
                 <w10:wrap anchorx="page"/>
               </v:shape>
@@ -2947,7 +2956,7 @@
           </mc:Choice>
           <mc:Fallback>
             <w:pict>
-              <v:group w14:anchorId="096793CD" id="Group 19" o:spid="_x0000_s1026" style="width:490.95pt;height:.75pt;mso-position-horizontal-relative:char;mso-position-vertical-relative:line" coordsize="62350,95" o:gfxdata="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">
+              <v:group w14:anchorId="5B3F90BE" id="Group 19" o:spid="_x0000_s1026" style="width:490.95pt;height:.75pt;mso-position-horizontal-relative:char;mso-position-vertical-relative:line" coordsize="62350,95" o:gfxdata="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">
                 <v:shape id="Graphic 20" o:spid="_x0000_s1027" style="position:absolute;top:47;width:62350;height:13;visibility:visible;mso-wrap-style:square;v-text-anchor:top" coordsize="6235065,1270" o:gfxdata="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" path="m6235007,l,e" filled="f" strokeweight=".26456mm">
                   <v:path arrowok="t"/>
                 </v:shape>
@@ -3072,7 +3081,7 @@
           </mc:Choice>
           <mc:Fallback>
             <w:pict>
-              <v:shape w14:anchorId="5C4238F0" id="Graphic 21" o:spid="_x0000_s1026" style="position:absolute;margin-left:54.2pt;margin-top:5.4pt;width:3pt;height:3pt;z-index:15736832;visibility:visible;mso-wrap-style:square;mso-wrap-distance-left:0;mso-wrap-distance-top:0;mso-wrap-distance-right:0;mso-wrap-distance-bottom:0;mso-position-horizontal:absolute;mso-position-horizontal-relative:page;mso-position-vertical:absolute;mso-position-vertical-relative:text;v-text-anchor:top" coordsize="38100,38100" o:gfxdata="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" path="m21576,38099r-5053,l14093,37616,,21576,,16523,16523,r5053,l38099,19049r,2527l21576,38099xe" fillcolor="black" stroked="f">
+              <v:shape w14:anchorId="497505EA" id="Graphic 21" o:spid="_x0000_s1026" style="position:absolute;margin-left:54.2pt;margin-top:5.4pt;width:3pt;height:3pt;z-index:15736832;visibility:visible;mso-wrap-style:square;mso-wrap-distance-left:0;mso-wrap-distance-top:0;mso-wrap-distance-right:0;mso-wrap-distance-bottom:0;mso-position-horizontal:absolute;mso-position-horizontal-relative:page;mso-position-vertical:absolute;mso-position-vertical-relative:text;v-text-anchor:top" coordsize="38100,38100" o:gfxdata="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" path="m21576,38099r-5053,l14093,37616,,21576,,16523,16523,r5053,l38099,19049r,2527l21576,38099xe" fillcolor="black" stroked="f">
                 <v:path arrowok="t"/>
                 <w10:wrap anchorx="page"/>
               </v:shape>
@@ -3308,7 +3317,7 @@
           </mc:Choice>
           <mc:Fallback>
             <w:pict>
-              <v:shape w14:anchorId="4E4C5544" id="Graphic 22" o:spid="_x0000_s1026" style="position:absolute;margin-left:54.35pt;margin-top:12.8pt;width:3.2pt;height:3.2pt;z-index:15738368;visibility:visible;mso-wrap-style:square;mso-wrap-distance-left:0;mso-wrap-distance-top:0;mso-wrap-distance-right:0;mso-wrap-distance-bottom:0;mso-position-horizontal:absolute;mso-position-horizontal-relative:page;mso-position-vertical:absolute;mso-position-vertical-relative:text;v-text-anchor:top" coordsize="40640,40640" o:gfxdata="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" path="m22852,40353r-5351,l14927,39841,,22852,,17501,17501,r5351,l40353,20176r,2676l22852,40353xe" fillcolor="black" stroked="f">
+              <v:shape w14:anchorId="06903CE4" id="Graphic 22" o:spid="_x0000_s1026" style="position:absolute;margin-left:54.35pt;margin-top:12.8pt;width:3.2pt;height:3.2pt;z-index:15738368;visibility:visible;mso-wrap-style:square;mso-wrap-distance-left:0;mso-wrap-distance-top:0;mso-wrap-distance-right:0;mso-wrap-distance-bottom:0;mso-position-horizontal:absolute;mso-position-horizontal-relative:page;mso-position-vertical:absolute;mso-position-vertical-relative:text;v-text-anchor:top" coordsize="40640,40640" o:gfxdata="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" path="m22852,40353r-5351,l14927,39841,,22852,,17501,17501,r5351,l40353,20176r,2676l22852,40353xe" fillcolor="black" stroked="f">
                 <v:path arrowok="t"/>
                 <w10:wrap anchorx="page"/>
               </v:shape>
@@ -3577,7 +3586,7 @@
           </mc:Choice>
           <mc:Fallback>
             <w:pict>
-              <v:shape w14:anchorId="28405F2C" id="Graphic 23" o:spid="_x0000_s1026" style="position:absolute;margin-left:53.8pt;margin-top:5.5pt;width:3.2pt;height:3.2pt;z-index:15739392;visibility:visible;mso-wrap-style:square;mso-wrap-distance-left:0;mso-wrap-distance-top:0;mso-wrap-distance-right:0;mso-wrap-distance-bottom:0;mso-position-horizontal:absolute;mso-position-horizontal-relative:page;mso-position-vertical:absolute;mso-position-vertical-relative:text;v-text-anchor:top" coordsize="40640,40640" o:gfxdata="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" path="m22852,40353r-5351,l14927,39841,,22852,,17501,17501,r5351,l40353,20176r,2676l22852,40353xe" fillcolor="black" stroked="f">
+              <v:shape w14:anchorId="13E0DC87" id="Graphic 23" o:spid="_x0000_s1026" style="position:absolute;margin-left:53.8pt;margin-top:5.5pt;width:3.2pt;height:3.2pt;z-index:15739392;visibility:visible;mso-wrap-style:square;mso-wrap-distance-left:0;mso-wrap-distance-top:0;mso-wrap-distance-right:0;mso-wrap-distance-bottom:0;mso-position-horizontal:absolute;mso-position-horizontal-relative:page;mso-position-vertical:absolute;mso-position-vertical-relative:text;v-text-anchor:top" coordsize="40640,40640" o:gfxdata="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" path="m22852,40353r-5351,l14927,39841,,22852,,17501,17501,r5351,l40353,20176r,2676l22852,40353xe" fillcolor="black" stroked="f">
                 <v:path arrowok="t"/>
                 <w10:wrap anchorx="page"/>
               </v:shape>
@@ -3812,7 +3821,7 @@
           </mc:Choice>
           <mc:Fallback>
             <w:pict>
-              <v:shape w14:anchorId="7CE5DAB1" id="Graphic 24" o:spid="_x0000_s1026" style="position:absolute;margin-left:53.8pt;margin-top:10.6pt;width:3.2pt;height:3.2pt;z-index:15738880;visibility:visible;mso-wrap-style:square;mso-wrap-distance-left:0;mso-wrap-distance-top:0;mso-wrap-distance-right:0;mso-wrap-distance-bottom:0;mso-position-horizontal:absolute;mso-position-horizontal-relative:page;mso-position-vertical:absolute;mso-position-vertical-relative:text;v-text-anchor:top" coordsize="40640,40640" o:gfxdata="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" path="m22852,40353r-5351,l14927,39841,,22852,,17501,17501,r5351,l40353,20176r,2676l22852,40353xe" fillcolor="black" stroked="f">
+              <v:shape w14:anchorId="476DB028" id="Graphic 24" o:spid="_x0000_s1026" style="position:absolute;margin-left:53.8pt;margin-top:10.6pt;width:3.2pt;height:3.2pt;z-index:15738880;visibility:visible;mso-wrap-style:square;mso-wrap-distance-left:0;mso-wrap-distance-top:0;mso-wrap-distance-right:0;mso-wrap-distance-bottom:0;mso-position-horizontal:absolute;mso-position-horizontal-relative:page;mso-position-vertical:absolute;mso-position-vertical-relative:text;v-text-anchor:top" coordsize="40640,40640" o:gfxdata="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" path="m22852,40353r-5351,l14927,39841,,22852,,17501,17501,r5351,l40353,20176r,2676l22852,40353xe" fillcolor="black" stroked="f">
                 <v:path arrowok="t"/>
                 <w10:wrap anchorx="page"/>
               </v:shape>
@@ -4047,7 +4056,7 @@
           </mc:Choice>
           <mc:Fallback>
             <w:pict>
-              <v:shape w14:anchorId="15989C71" id="Graphic 25" o:spid="_x0000_s1026" style="position:absolute;margin-left:211.85pt;margin-top:-11.1pt;width:63.4pt;height:5.1pt;z-index:15732736;visibility:visible;mso-wrap-style:square;mso-wrap-distance-left:0;mso-wrap-distance-top:0;mso-wrap-distance-right:0;mso-wrap-distance-bottom:0;mso-position-horizontal:absolute;mso-position-horizontal-relative:page;mso-position-vertical:absolute;mso-position-vertical-relative:text;v-text-anchor:top" coordsize="805180,64769" o:gfxdata="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" path="m804811,32194l802271,19659,795375,9436,785139,2540,772617,,32194,,19659,2540,9423,9436,2527,19659,,32194,2527,44729,9423,54965r10236,6896l32194,64389r740423,l785139,61861r10236,-6896l802271,44729r2540,-12535xe" fillcolor="black" stroked="f">
+              <v:shape w14:anchorId="30B1F01F" id="Graphic 25" o:spid="_x0000_s1026" style="position:absolute;margin-left:211.85pt;margin-top:-11.1pt;width:63.4pt;height:5.1pt;z-index:15732736;visibility:visible;mso-wrap-style:square;mso-wrap-distance-left:0;mso-wrap-distance-top:0;mso-wrap-distance-right:0;mso-wrap-distance-bottom:0;mso-position-horizontal:absolute;mso-position-horizontal-relative:page;mso-position-vertical:absolute;mso-position-vertical-relative:text;v-text-anchor:top" coordsize="805180,64769" o:gfxdata="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" path="m804811,32194l802271,19659,795375,9436,785139,2540,772617,,32194,,19659,2540,9423,9436,2527,19659,,32194,2527,44729,9423,54965r10236,6896l32194,64389r740423,l785139,61861r10236,-6896l802271,44729r2540,-12535xe" fillcolor="black" stroked="f">
                 <v:path arrowok="t"/>
                 <w10:wrap anchorx="page"/>
               </v:shape>
@@ -4235,7 +4244,7 @@
           </mc:Choice>
           <mc:Fallback>
             <w:pict>
-              <v:group w14:anchorId="4D9B16AC" id="Group 26" o:spid="_x0000_s1026" style="position:absolute;margin-left:211.85pt;margin-top:10.75pt;width:63.4pt;height:4.45pt;z-index:15733248;mso-wrap-distance-left:0;mso-wrap-distance-right:0;mso-position-horizontal-relative:page" coordsize="8051,565" o:gfxdata="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">
+              <v:group w14:anchorId="52DAC1D9" id="Group 26" o:spid="_x0000_s1026" style="position:absolute;margin-left:211.85pt;margin-top:10.75pt;width:63.4pt;height:4.45pt;z-index:15733248;mso-wrap-distance-left:0;mso-wrap-distance-right:0;mso-position-horizontal-relative:page" coordsize="8051,565" o:gfxdata="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">
                 <v:shape id="Graphic 27" o:spid="_x0000_s1027" style="position:absolute;left:7645;width:407;height:565;visibility:visible;mso-wrap-style:square;v-text-anchor:top" coordsize="40640,56515" o:gfxdata="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" path="m,56336r40240,l40240,,,,,56336xe" fillcolor="#e3e8e9" stroked="f">
                   <v:path arrowok="t"/>
                 </v:shape>
@@ -4487,7 +4496,7 @@
           </mc:Choice>
           <mc:Fallback>
             <w:pict>
-              <v:group w14:anchorId="7433829C" id="Group 29" o:spid="_x0000_s1026" style="position:absolute;margin-left:212.5pt;margin-top:8.95pt;width:63.4pt;height:5.1pt;z-index:15733760;mso-wrap-distance-left:0;mso-wrap-distance-right:0;mso-position-horizontal-relative:page" coordsize="8051,647" o:gfxdata="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">
+              <v:group w14:anchorId="71E45D76" id="Group 29" o:spid="_x0000_s1026" style="position:absolute;margin-left:212.5pt;margin-top:8.95pt;width:63.4pt;height:5.1pt;z-index:15733760;mso-wrap-distance-left:0;mso-wrap-distance-right:0;mso-position-horizontal-relative:page" coordsize="8051,647" o:gfxdata="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">
                 <v:shape id="Graphic 30" o:spid="_x0000_s1027" style="position:absolute;width:8051;height:647;visibility:visible;mso-wrap-style:square;v-text-anchor:top" coordsize="805180,64769" o:gfxdata="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" path="m772616,64384r-740424,l19661,61854,9428,54955,2529,44723,,32192,2529,19661,9428,9429,19661,2529,32192,,772616,r12531,2529l795380,9429r6899,10232l804809,32192r-2530,12531l795380,54955r-10233,6899l772616,64384xe" fillcolor="#e3e8e9" stroked="f">
                   <v:path arrowok="t"/>
                 </v:shape>
@@ -4739,7 +4748,7 @@
           </mc:Choice>
           <mc:Fallback>
             <w:pict>
-              <v:group w14:anchorId="3F71A25E" id="Group 32" o:spid="_x0000_s1026" style="position:absolute;margin-left:212.5pt;margin-top:14.15pt;width:63.4pt;height:4.45pt;z-index:15734272;mso-wrap-distance-left:0;mso-wrap-distance-right:0;mso-position-horizontal-relative:page" coordsize="8051,565" o:gfxdata="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">
+              <v:group w14:anchorId="62395747" id="Group 32" o:spid="_x0000_s1026" style="position:absolute;margin-left:212.5pt;margin-top:14.15pt;width:63.4pt;height:4.45pt;z-index:15734272;mso-wrap-distance-left:0;mso-wrap-distance-right:0;mso-position-horizontal-relative:page" coordsize="8051,565" o:gfxdata="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">
                 <v:shape id="Graphic 33" o:spid="_x0000_s1027" style="position:absolute;width:8051;height:565;visibility:visible;mso-wrap-style:square;v-text-anchor:top" coordsize="805180,56515" o:gfxdata="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" path="m776640,56336r-748472,l17203,54123,8250,48086,2213,39132,,28168,2213,17203,8250,8250,17203,2213,28168,,776640,r10965,2213l796558,8250r6037,8953l804809,28168r-2214,10964l796558,48086r-8953,6037l776640,56336xe" fillcolor="#e3e8e9" stroked="f">
                   <v:path arrowok="t"/>
                 </v:shape>
@@ -4867,7 +4876,7 @@
           </mc:Choice>
           <mc:Fallback>
             <w:pict>
-              <v:shape w14:anchorId="3E86CC56" id="Graphic 35" o:spid="_x0000_s1026" style="position:absolute;margin-left:0;margin-top:172.25pt;width:595.5pt;height:3pt;z-index:15734784;visibility:visible;mso-wrap-style:square;mso-wrap-distance-left:0;mso-wrap-distance-top:0;mso-wrap-distance-right:0;mso-wrap-distance-bottom:0;mso-position-horizontal:absolute;mso-position-horizontal-relative:page;mso-position-vertical:absolute;mso-position-vertical-relative:page;v-text-anchor:top" coordsize="7562850,38100" o:gfxdata="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" path="m7562849,r,38099l,38099,,,7562849,xe" fillcolor="black" stroked="f">
+              <v:shape w14:anchorId="3A5C8CAD" id="Graphic 35" o:spid="_x0000_s1026" style="position:absolute;margin-left:0;margin-top:172.25pt;width:595.5pt;height:3pt;z-index:15734784;visibility:visible;mso-wrap-style:square;mso-wrap-distance-left:0;mso-wrap-distance-top:0;mso-wrap-distance-right:0;mso-wrap-distance-bottom:0;mso-position-horizontal:absolute;mso-position-horizontal-relative:page;mso-position-vertical:absolute;mso-position-vertical-relative:page;v-text-anchor:top" coordsize="7562850,38100" o:gfxdata="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" path="m7562849,r,38099l,38099,,,7562849,xe" fillcolor="black" stroked="f">
                 <v:path arrowok="t"/>
                 <w10:wrap anchorx="page" anchory="page"/>
               </v:shape>
@@ -4962,7 +4971,7 @@
           </mc:Choice>
           <mc:Fallback>
             <w:pict>
-              <v:group w14:anchorId="299FE129" id="Group 36" o:spid="_x0000_s1026" style="width:490.95pt;height:.75pt;mso-position-horizontal-relative:char;mso-position-vertical-relative:line" coordsize="62350,95" o:gfxdata="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">
+              <v:group w14:anchorId="4E5D45F1" id="Group 36" o:spid="_x0000_s1026" style="width:490.95pt;height:.75pt;mso-position-horizontal-relative:char;mso-position-vertical-relative:line" coordsize="62350,95" o:gfxdata="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">
                 <v:shape id="Graphic 37" o:spid="_x0000_s1027" style="position:absolute;top:47;width:62350;height:13;visibility:visible;mso-wrap-style:square;v-text-anchor:top" coordsize="6235065,1270" o:gfxdata="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" path="m6235007,l,e" filled="f" strokeweight=".26456mm">
                   <v:path arrowok="t"/>
                 </v:shape>
